--- a/КП МДК.02.01 2026 (титульный лист + содержание).docx
+++ b/КП МДК.02.01 2026 (титульный лист + содержание).docx
@@ -1576,6 +1576,7 @@
         <w:jc w:val="both"/>
         <w:rPr>
           <w:sz w:val="28"/>
+          <w:lang w:val="en-US"/>
         </w:rPr>
       </w:pPr>
       <w:r>
@@ -1605,9 +1606,9 @@
       <w:r>
         <w:rPr>
           <w:sz w:val="28"/>
-          <w:highlight w:val="yellow"/>
-        </w:rPr>
-        <w:t>?</w:t>
+          <w:lang w:val="en-US"/>
+        </w:rPr>
+        <w:t>8</w:t>
       </w:r>
     </w:p>
     <w:p>
@@ -2938,15 +2939,7 @@
         <w:ind w:left="0"/>
       </w:pPr>
       <w:r>
-        <w:t xml:space="preserve">Спроектировать централизованную базу данных (включая концептуальную, логическую и физическую модели) для надежного хранения информации об оборудовании, пользователях, сессиях и истории логов параметров в СУБД </w:t>
-      </w:r>
-      <w:proofErr w:type="spellStart"/>
-      <w:r>
-        <w:t>PostgreSQL</w:t>
-      </w:r>
-      <w:proofErr w:type="spellEnd"/>
-      <w:r>
-        <w:t>;</w:t>
+        <w:t>Спроектировать централизованную базу данных (включая концептуальную, логическую и физическую модели) для надежного хранения информации об оборудовании, пользователях, сессиях и истории логов параметров в СУБД PostgreSQL;</w:t>
       </w:r>
     </w:p>
     <w:p>
@@ -2964,15 +2957,7 @@
         <w:ind w:left="0"/>
       </w:pPr>
       <w:r>
-        <w:t xml:space="preserve">Разработать настольное приложение (админ-панель) на языке C# с использованием фреймворка </w:t>
-      </w:r>
-      <w:proofErr w:type="spellStart"/>
-      <w:r>
-        <w:t>Avalonia</w:t>
-      </w:r>
-      <w:proofErr w:type="spellEnd"/>
-      <w:r>
-        <w:t xml:space="preserve"> UI для управления парком оборудования, пользователями и конфигурацией агента опроса;</w:t>
+        <w:t>Разработать настольное приложение (админ-панель) на языке C# с использованием фреймворка Avalonia UI для управления парком оборудования, пользователями и конфигурацией агента опроса;</w:t>
       </w:r>
     </w:p>
     <w:p>
@@ -2981,31 +2966,7 @@
         <w:ind w:left="0"/>
       </w:pPr>
       <w:r>
-        <w:t xml:space="preserve">Разработать мобильное приложение для инженеров на языке </w:t>
-      </w:r>
-      <w:proofErr w:type="spellStart"/>
-      <w:r>
-        <w:t>Kotlin</w:t>
-      </w:r>
-      <w:proofErr w:type="spellEnd"/>
-      <w:r>
-        <w:t xml:space="preserve"> с использованием </w:t>
-      </w:r>
-      <w:proofErr w:type="spellStart"/>
-      <w:r>
-        <w:t>Jetpack</w:t>
-      </w:r>
-      <w:proofErr w:type="spellEnd"/>
-      <w:r>
-        <w:t xml:space="preserve"> </w:t>
-      </w:r>
-      <w:proofErr w:type="spellStart"/>
-      <w:r>
-        <w:t>Compose</w:t>
-      </w:r>
-      <w:proofErr w:type="spellEnd"/>
-      <w:r>
-        <w:t xml:space="preserve"> для оперативного просмотра последних показаний, графиков и логов в реальном времени;</w:t>
+        <w:t>Разработать мобильное приложение для инженеров на языке Kotlin с использованием Jetpack Compose для оперативного просмотра последних показаний, графиков и логов в реальном времени;</w:t>
       </w:r>
     </w:p>
     <w:p>
@@ -3143,103 +3104,7 @@
           <w:lang w:eastAsia="en-US"/>
           <w14:ligatures w14:val="standardContextual"/>
         </w:rPr>
-        <w:t>логирования ключевых метрик работы спутниковых модемов. Внедрение ПО направлено на решение следующих технологических задач:</w:t>
-      </w:r>
-    </w:p>
-    <w:p>
-      <w:pPr>
-        <w:pStyle w:val="a"/>
-        <w:tabs>
-          <w:tab w:val="num" w:pos="992"/>
-        </w:tabs>
-        <w:ind w:left="0"/>
-      </w:pPr>
-      <w:r>
-        <w:t>Снижение временных затрат эксплуатационного персонала за счет исключения процедур ручного опроса подключенного парка оборудования;</w:t>
-      </w:r>
-    </w:p>
-    <w:p>
-      <w:pPr>
-        <w:pStyle w:val="a"/>
-        <w:tabs>
-          <w:tab w:val="num" w:pos="992"/>
-        </w:tabs>
-        <w:ind w:left="0"/>
-      </w:pPr>
-      <w:r>
-        <w:t>Обеспечение оперативной визуализации контролируемых параметров путем автоматического построения графиков и ведения структурированных таблиц логов;</w:t>
-      </w:r>
-    </w:p>
-    <w:p>
-      <w:pPr>
-        <w:pStyle w:val="a"/>
-        <w:tabs>
-          <w:tab w:val="num" w:pos="992"/>
-        </w:tabs>
-        <w:ind w:left="0"/>
-      </w:pPr>
-      <w:r>
-        <w:t>Минимизация влияния человеческого фактора за счет мгновенного автоматического выявления критических отклонений телеметрии от установленных эталонных значений (нормы);</w:t>
-      </w:r>
-    </w:p>
-    <w:p>
-      <w:pPr>
-        <w:pStyle w:val="a"/>
-        <w:tabs>
-          <w:tab w:val="num" w:pos="992"/>
-        </w:tabs>
-        <w:ind w:left="0"/>
-      </w:pPr>
-      <w:r>
-        <w:t>Повышение безопасности информационной системы посредством разграничения прав доступа персонала и защиты данных.</w:t>
-      </w:r>
-    </w:p>
-    <w:p>
-      <w:pPr>
-        <w:spacing w:line="360" w:lineRule="auto"/>
-        <w:ind w:firstLine="709"/>
-        <w:jc w:val="both"/>
-        <w:rPr>
-          <w:rFonts w:eastAsia="Aptos"/>
-          <w:kern w:val="2"/>
-          <w:sz w:val="28"/>
-          <w:szCs w:val="22"/>
-          <w:lang w:eastAsia="en-US"/>
-          <w14:ligatures w14:val="standardContextual"/>
-        </w:rPr>
-      </w:pPr>
-      <w:r>
-        <w:rPr>
-          <w:rFonts w:eastAsia="Aptos"/>
-          <w:kern w:val="2"/>
-          <w:sz w:val="28"/>
-          <w:szCs w:val="22"/>
-          <w:lang w:eastAsia="en-US"/>
-          <w14:ligatures w14:val="standardContextual"/>
-        </w:rPr>
-        <w:t>Область применения разработанного программного обеспечения охватывает технологические подразделения операторов связи, радиотелевизионные передающие центры</w:t>
-      </w:r>
-      <w:r>
-        <w:rPr>
-          <w:rFonts w:eastAsia="Aptos"/>
-          <w:kern w:val="2"/>
-          <w:sz w:val="28"/>
-          <w:szCs w:val="22"/>
-          <w:lang w:eastAsia="en-US"/>
-          <w14:ligatures w14:val="standardContextual"/>
-        </w:rPr>
-        <w:t xml:space="preserve"> и</w:t>
-      </w:r>
-      <w:r>
-        <w:rPr>
-          <w:rFonts w:eastAsia="Aptos"/>
-          <w:kern w:val="2"/>
-          <w:sz w:val="28"/>
-          <w:szCs w:val="22"/>
-          <w:lang w:eastAsia="en-US"/>
-          <w14:ligatures w14:val="standardContextual"/>
-        </w:rPr>
-        <w:t xml:space="preserve"> телерадиовещательные компании.</w:t>
+        <w:t xml:space="preserve">логирования ключевых метрик работы спутниковых модемов. </w:t>
       </w:r>
     </w:p>
     <w:p>
@@ -3320,7 +3185,6 @@
           <w:lang w:eastAsia="en-US"/>
           <w14:ligatures w14:val="standardContextual"/>
         </w:rPr>
-        <w:lastRenderedPageBreak/>
         <w:t>1.2 Постановка задачи</w:t>
       </w:r>
     </w:p>
@@ -3483,6 +3347,7 @@
         <w:ind w:left="0"/>
       </w:pPr>
       <w:r>
+        <w:lastRenderedPageBreak/>
         <w:t>Редактирование, добавление, удаление оборудования.</w:t>
       </w:r>
     </w:p>
@@ -3647,7 +3512,6 @@
         <w:ind w:left="0"/>
       </w:pPr>
       <w:r>
-        <w:lastRenderedPageBreak/>
         <w:t>Неавторизованный пользователь (Гость): обладает минимальными правами. Доступна исключительно процедура авторизации в системе и базовая конфигурация параметров сетевого подключения к серверному API;</w:t>
       </w:r>
     </w:p>
@@ -3703,6 +3567,7 @@
           <w:lang w:eastAsia="en-US"/>
           <w14:ligatures w14:val="standardContextual"/>
         </w:rPr>
+        <w:lastRenderedPageBreak/>
         <w:t>1.3 Выбор состава программных и технических средств</w:t>
       </w:r>
     </w:p>
@@ -3800,23 +3665,7 @@
         <w:ind w:left="0"/>
       </w:pPr>
       <w:r>
-        <w:t xml:space="preserve">C# и </w:t>
-      </w:r>
-      <w:proofErr w:type="spellStart"/>
-      <w:r>
-        <w:t>Avalonia</w:t>
-      </w:r>
-      <w:proofErr w:type="spellEnd"/>
-      <w:r>
-        <w:t xml:space="preserve"> UI: выбраны в качестве основного языка и UI-фреймворка для создания настольной панели администратора. Достоинством </w:t>
-      </w:r>
-      <w:proofErr w:type="spellStart"/>
-      <w:r>
-        <w:t>Avalonia</w:t>
-      </w:r>
-      <w:proofErr w:type="spellEnd"/>
-      <w:r>
-        <w:t xml:space="preserve"> UI является полноценная кроссплатформенность, гибкая XAML-разметка стилей и высокая производительность графического интерфейса;</w:t>
+        <w:t>C# и Avalonia UI: выбраны в качестве основного языка и UI-фреймворка для создания настольной панели администратора. Достоинством Avalonia UI является полноценная кроссплатформенность, гибкая XAML-разметка стилей и высокая производительность графического интерфейса;</w:t>
       </w:r>
     </w:p>
     <w:p>
@@ -3827,59 +3676,14 @@
         </w:tabs>
         <w:ind w:left="0"/>
       </w:pPr>
-      <w:proofErr w:type="spellStart"/>
-      <w:r>
-        <w:t>Kotlin</w:t>
-      </w:r>
-      <w:proofErr w:type="spellEnd"/>
-      <w:r>
-        <w:t xml:space="preserve"> и </w:t>
-      </w:r>
-      <w:proofErr w:type="spellStart"/>
-      <w:r>
-        <w:t>Jetpack</w:t>
-      </w:r>
-      <w:proofErr w:type="spellEnd"/>
-      <w:r>
-        <w:t xml:space="preserve"> </w:t>
-      </w:r>
-      <w:proofErr w:type="spellStart"/>
-      <w:r>
-        <w:t>Compose</w:t>
-      </w:r>
-      <w:proofErr w:type="spellEnd"/>
-      <w:r>
-        <w:t xml:space="preserve">: применены для создания мобильного приложения инженеров. </w:t>
-      </w:r>
-      <w:proofErr w:type="spellStart"/>
-      <w:r>
-        <w:t>Jetpack</w:t>
-      </w:r>
-      <w:proofErr w:type="spellEnd"/>
-      <w:r>
-        <w:t xml:space="preserve"> </w:t>
-      </w:r>
-      <w:proofErr w:type="spellStart"/>
-      <w:r>
-        <w:t>Compose</w:t>
-      </w:r>
-      <w:proofErr w:type="spellEnd"/>
-      <w:r>
-        <w:t xml:space="preserve"> </w:t>
+      <w:r>
+        <w:t xml:space="preserve">Kotlin и Jetpack Compose: применены для создания мобильного приложения инженеров. Jetpack Compose </w:t>
       </w:r>
       <w:r>
         <w:t>–</w:t>
       </w:r>
       <w:r>
-        <w:t xml:space="preserve"> это современный декларативный фреймворк, обеспечивающий высокую скорость отрисовки динамических интерфейсов, реактивное обновление состояния (UI State) и нативную интеграцию с ОС </w:t>
-      </w:r>
-      <w:proofErr w:type="spellStart"/>
-      <w:r>
-        <w:t>Android</w:t>
-      </w:r>
-      <w:proofErr w:type="spellEnd"/>
-      <w:r>
-        <w:t>;</w:t>
+        <w:t xml:space="preserve"> это современный декларативный фреймворк, обеспечивающий высокую скорость отрисовки динамических интерфейсов, реактивное обновление состояния (UI State) и нативную интеграцию с ОС Android;</w:t>
       </w:r>
     </w:p>
     <w:p>
@@ -3891,30 +3695,13 @@
         <w:ind w:left="0"/>
       </w:pPr>
       <w:r>
-        <w:lastRenderedPageBreak/>
-        <w:t xml:space="preserve">Интегрированные среды разработки (IDE): проектирование </w:t>
-      </w:r>
-      <w:proofErr w:type="spellStart"/>
-      <w:r>
-        <w:t>desktop</w:t>
-      </w:r>
-      <w:proofErr w:type="spellEnd"/>
-      <w:r>
-        <w:t xml:space="preserve">-клиента велось в среде Microsoft Visual Studi2022, мобильного приложения </w:t>
+        <w:t xml:space="preserve">Интегрированные среды разработки (IDE): проектирование desktop-клиента велось в среде Microsoft Visual Studi2022, мобильного приложения </w:t>
       </w:r>
       <w:r>
         <w:t>–</w:t>
       </w:r>
       <w:r>
-        <w:t xml:space="preserve"> в </w:t>
-      </w:r>
-      <w:proofErr w:type="spellStart"/>
-      <w:r>
-        <w:t>Android</w:t>
-      </w:r>
-      <w:proofErr w:type="spellEnd"/>
-      <w:r>
-        <w:t xml:space="preserve"> Studio, что позволило использовать встроенные инструменты интерактивной отладки и профилирования.</w:t>
+        <w:t xml:space="preserve"> в Android Studio, что позволило использовать встроенные инструменты интерактивной отладки и профилирования.</w:t>
       </w:r>
     </w:p>
     <w:p>
@@ -4003,23 +3790,7 @@
         <w:ind w:left="0"/>
       </w:pPr>
       <w:r>
-        <w:t xml:space="preserve">СУБД </w:t>
-      </w:r>
-      <w:proofErr w:type="spellStart"/>
-      <w:r>
-        <w:t>PostgreSQL</w:t>
-      </w:r>
-      <w:proofErr w:type="spellEnd"/>
-      <w:r>
-        <w:t xml:space="preserve"> и язык SQL выбраны в качестве реляционного хранилища данных благодаря полной поддержке </w:t>
-      </w:r>
-      <w:proofErr w:type="spellStart"/>
-      <w:r>
-        <w:t>транзакционности</w:t>
-      </w:r>
-      <w:proofErr w:type="spellEnd"/>
-      <w:r>
-        <w:t>, механизмов триггеров (для очистки истории) и хранимых процедур;</w:t>
+        <w:t>СУБД PostgreSQL и язык SQL выбраны в качестве реляционного хранилища данных благодаря полной поддержке транзакционности, механизмов триггеров (для очистки истории) и хранимых процедур;</w:t>
       </w:r>
     </w:p>
     <w:p>
@@ -4030,13 +3801,8 @@
         </w:tabs>
         <w:ind w:left="0"/>
       </w:pPr>
-      <w:proofErr w:type="spellStart"/>
-      <w:r>
-        <w:t>DBeaver</w:t>
-      </w:r>
-      <w:proofErr w:type="spellEnd"/>
-      <w:r>
-        <w:t xml:space="preserve"> Community Edition применено как универсальное графическое средство администрирования, проектирования физических схем и выполнения отладочных SQL-запросов к базам данных.</w:t>
+      <w:r>
+        <w:t>DBeaver Community Edition применено как универсальное графическое средство администрирования, проектирования физических схем и выполнения отладочных SQL-запросов к базам данных.</w:t>
       </w:r>
     </w:p>
     <w:sectPr>

--- a/КП МДК.02.01 2026 (титульный лист + содержание).docx
+++ b/КП МДК.02.01 2026 (титульный лист + содержание).docx
@@ -1,6 +1,6 @@
 
 <file path=word/document.xml><?xml version="1.0" encoding="utf-8"?>
-<w:document xmlns:wpc="http://schemas.microsoft.com/office/word/2010/wordprocessingCanvas" xmlns:cx="http://schemas.microsoft.com/office/drawing/2014/chartex" xmlns:cx1="http://schemas.microsoft.com/office/drawing/2015/9/8/chartex" xmlns:cx2="http://schemas.microsoft.com/office/drawing/2015/10/21/chartex" xmlns:cx3="http://schemas.microsoft.com/office/drawing/2016/5/9/chartex" xmlns:cx4="http://schemas.microsoft.com/office/drawing/2016/5/10/chartex" xmlns:cx5="http://schemas.microsoft.com/office/drawing/2016/5/11/chartex" xmlns:cx6="http://schemas.microsoft.com/office/drawing/2016/5/12/chartex" xmlns:cx7="http://schemas.microsoft.com/office/drawing/2016/5/13/chartex" xmlns:cx8="http://schemas.microsoft.com/office/drawing/2016/5/14/chartex" xmlns:mc="http://schemas.openxmlformats.org/markup-compatibility/2006" xmlns:aink="http://schemas.microsoft.com/office/drawing/2016/ink" xmlns:am3d="http://schemas.microsoft.com/office/drawing/2017/model3d" xmlns:o="urn:schemas-microsoft-com:office:office" xmlns:oel="http://schemas.microsoft.com/office/2019/extlst" xmlns:r="http://schemas.openxmlformats.org/officeDocument/2006/relationships" xmlns:m="http://schemas.openxmlformats.org/officeDocument/2006/math" xmlns:v="urn:schemas-microsoft-com:vml" xmlns:wp14="http://schemas.microsoft.com/office/word/2010/wordprocessingDrawing" xmlns:wp="http://schemas.openxmlformats.org/drawingml/2006/wordprocessingDrawing" xmlns:w10="urn:schemas-microsoft-com:office:word" xmlns:w="http://schemas.openxmlformats.org/wordprocessingml/2006/main" xmlns:w14="http://schemas.microsoft.com/office/word/2010/wordml" xmlns:w15="http://schemas.microsoft.com/office/word/2012/wordml" xmlns:w16cex="http://schemas.microsoft.com/office/word/2018/wordml/cex" xmlns:w16cid="http://schemas.microsoft.com/office/word/2016/wordml/cid" xmlns:w16="http://schemas.microsoft.com/office/word/2018/wordml" xmlns:w16du="http://schemas.microsoft.com/office/word/2023/wordml/word16du" xmlns:w16sdtdh="http://schemas.microsoft.com/office/word/2020/wordml/sdtdatahash" xmlns:w16sdtfl="http://schemas.microsoft.com/office/word/2024/wordml/sdtformatlock" xmlns:w16se="http://schemas.microsoft.com/office/word/2015/wordml/symex" xmlns:wpg="http://schemas.microsoft.com/office/word/2010/wordprocessingGroup" xmlns:wpi="http://schemas.microsoft.com/office/word/2010/wordprocessingInk" xmlns:wne="http://schemas.microsoft.com/office/word/2006/wordml" xmlns:wps="http://schemas.microsoft.com/office/word/2010/wordprocessingShape" mc:Ignorable="w14 w15 w16se w16cid w16 w16cex w16sdtdh w16sdtfl w16du wp14">
+<w:document xmlns:wpc="http://schemas.microsoft.com/office/word/2010/wordprocessingCanvas" xmlns:cx="http://schemas.microsoft.com/office/drawing/2014/chartex" xmlns:mc="http://schemas.openxmlformats.org/markup-compatibility/2006" xmlns:o="urn:schemas-microsoft-com:office:office" xmlns:r="http://schemas.openxmlformats.org/officeDocument/2006/relationships" xmlns:m="http://schemas.openxmlformats.org/officeDocument/2006/math" xmlns:v="urn:schemas-microsoft-com:vml" xmlns:wp14="http://schemas.microsoft.com/office/word/2010/wordprocessingDrawing" xmlns:wp="http://schemas.openxmlformats.org/drawingml/2006/wordprocessingDrawing" xmlns:w10="urn:schemas-microsoft-com:office:word" xmlns:w="http://schemas.openxmlformats.org/wordprocessingml/2006/main" xmlns:w14="http://schemas.microsoft.com/office/word/2010/wordml" xmlns:w15="http://schemas.microsoft.com/office/word/2012/wordml" xmlns:w16se="http://schemas.microsoft.com/office/word/2015/wordml/symex" xmlns:wpg="http://schemas.microsoft.com/office/word/2010/wordprocessingGroup" xmlns:wpi="http://schemas.microsoft.com/office/word/2010/wordprocessingInk" xmlns:wne="http://schemas.microsoft.com/office/word/2006/wordml" xmlns:wps="http://schemas.microsoft.com/office/word/2010/wordprocessingShape" mc:Ignorable="w14 w15 w16se wp14">
   <w:body>
     <w:p>
       <w:pPr>
@@ -63,33 +63,33 @@
           <w:b/>
           <w:bCs/>
         </w:rPr>
-        <w:t>(СПбГУТ)</w:t>
-      </w:r>
-    </w:p>
-    <w:p>
-      <w:pPr>
-        <w:jc w:val="center"/>
+        <w:t>(</w:t>
+      </w:r>
+      <w:proofErr w:type="spellStart"/>
+      <w:r>
         <w:rPr>
           <w:b/>
           <w:bCs/>
         </w:rPr>
-      </w:pPr>
-    </w:p>
-    <w:p>
-      <w:pPr>
-        <w:jc w:val="center"/>
+        <w:t>СПбГУТ</w:t>
+      </w:r>
+      <w:proofErr w:type="spellEnd"/>
+      <w:r>
         <w:rPr>
           <w:b/>
           <w:bCs/>
         </w:rPr>
-      </w:pPr>
-      <w:r>
+        <w:t>)</w:t>
+      </w:r>
+    </w:p>
+    <w:p>
+      <w:pPr>
+        <w:jc w:val="center"/>
         <w:rPr>
           <w:b/>
           <w:bCs/>
         </w:rPr>
-        <w:t>АРХАНГЕЛЬСКИЙ КОЛЛЕДЖ ТЕЛЕКОММУНИКАЦИЙ</w:t>
-      </w:r>
+      </w:pPr>
     </w:p>
     <w:p>
       <w:pPr>
@@ -104,30 +104,71 @@
           <w:b/>
           <w:bCs/>
         </w:rPr>
-        <w:t xml:space="preserve">ИМ. Б.Л. РОЗИНГА </w:t>
-      </w:r>
-      <w:r>
+        <w:t>АРХАНГЕЛЬСКИЙ КОЛЛЕДЖ ТЕЛЕКОММУНИКАЦИЙ</w:t>
+      </w:r>
+    </w:p>
+    <w:p>
+      <w:pPr>
+        <w:jc w:val="center"/>
         <w:rPr>
           <w:b/>
           <w:bCs/>
         </w:rPr>
-        <w:t>(ФИЛИАЛ) СПбГУТ</w:t>
-      </w:r>
-    </w:p>
-    <w:p>
-      <w:pPr>
-        <w:jc w:val="center"/>
+      </w:pPr>
+      <w:r>
         <w:rPr>
           <w:b/>
           <w:bCs/>
         </w:rPr>
-      </w:pPr>
+        <w:t xml:space="preserve">ИМ. Б.Л. РОЗИНГА </w:t>
+      </w:r>
       <w:r>
         <w:rPr>
           <w:b/>
           <w:bCs/>
         </w:rPr>
-        <w:t>(АКТ (ф) СПбГУТ)</w:t>
+        <w:t xml:space="preserve">(ФИЛИАЛ) </w:t>
+      </w:r>
+      <w:proofErr w:type="spellStart"/>
+      <w:r>
+        <w:rPr>
+          <w:b/>
+          <w:bCs/>
+        </w:rPr>
+        <w:t>СПбГУТ</w:t>
+      </w:r>
+      <w:proofErr w:type="spellEnd"/>
+    </w:p>
+    <w:p>
+      <w:pPr>
+        <w:jc w:val="center"/>
+        <w:rPr>
+          <w:b/>
+          <w:bCs/>
+        </w:rPr>
+      </w:pPr>
+      <w:r>
+        <w:rPr>
+          <w:b/>
+          <w:bCs/>
+        </w:rPr>
+        <w:t xml:space="preserve">(АКТ (ф) </w:t>
+      </w:r>
+      <w:proofErr w:type="spellStart"/>
+      <w:r>
+        <w:rPr>
+          <w:b/>
+          <w:bCs/>
+        </w:rPr>
+        <w:t>СПбГУТ</w:t>
+      </w:r>
+      <w:proofErr w:type="spellEnd"/>
+      <w:r>
+        <w:rPr>
+          <w:b/>
+          <w:bCs/>
+        </w:rPr>
+        <w:t>)</w:t>
       </w:r>
     </w:p>
     <w:p>
@@ -378,9 +419,8 @@
               <w:rPr>
                 <w:sz w:val="40"/>
                 <w:szCs w:val="40"/>
-                <w:highlight w:val="yellow"/>
-              </w:rPr>
-              <w:t>13</w:t>
+              </w:rPr>
+              <w:t>12</w:t>
             </w:r>
             <w:r>
               <w:rPr>
@@ -1576,7 +1616,6 @@
         <w:jc w:val="both"/>
         <w:rPr>
           <w:sz w:val="28"/>
-          <w:lang w:val="en-US"/>
         </w:rPr>
       </w:pPr>
       <w:r>
@@ -1606,7 +1645,6 @@
       <w:r>
         <w:rPr>
           <w:sz w:val="28"/>
-          <w:lang w:val="en-US"/>
         </w:rPr>
         <w:t>8</w:t>
       </w:r>
@@ -2404,7 +2442,7 @@
           <w:lang w:eastAsia="en-US"/>
           <w14:ligatures w14:val="standardContextual"/>
         </w:rPr>
-        <w:t>ПК – персональный компьютер</w:t>
+        <w:t>ПО – программное обеспечение</w:t>
       </w:r>
     </w:p>
     <w:p>
@@ -2430,7 +2468,7 @@
           <w:lang w:eastAsia="en-US"/>
           <w14:ligatures w14:val="standardContextual"/>
         </w:rPr>
-        <w:t>ПО – программное обеспечение</w:t>
+        <w:t>СУБД – система управления базами данных</w:t>
       </w:r>
     </w:p>
     <w:p>
@@ -2447,17 +2485,6 @@
           <w14:ligatures w14:val="standardContextual"/>
         </w:rPr>
       </w:pPr>
-      <w:r>
-        <w:rPr>
-          <w:rFonts w:eastAsia="Aptos"/>
-          <w:kern w:val="2"/>
-          <w:sz w:val="28"/>
-          <w:szCs w:val="22"/>
-          <w:lang w:eastAsia="en-US"/>
-          <w14:ligatures w14:val="standardContextual"/>
-        </w:rPr>
-        <w:t>СУБД – система управления базами данных</w:t>
-      </w:r>
     </w:p>
     <w:p>
       <w:pPr>
@@ -2479,11 +2506,52 @@
           <w:kern w:val="2"/>
           <w:sz w:val="28"/>
           <w:szCs w:val="22"/>
-          <w:lang w:eastAsia="en-US"/>
-          <w14:ligatures w14:val="standardContextual"/>
-        </w:rPr>
-        <w:t>…</w:t>
-      </w:r>
+          <w:lang w:val="en-US" w:eastAsia="en-US"/>
+          <w14:ligatures w14:val="standardContextual"/>
+        </w:rPr>
+        <w:t>API</w:t>
+      </w:r>
+      <w:r>
+        <w:rPr>
+          <w:rFonts w:eastAsia="Aptos"/>
+          <w:kern w:val="2"/>
+          <w:sz w:val="28"/>
+          <w:szCs w:val="22"/>
+          <w:lang w:eastAsia="en-US"/>
+          <w14:ligatures w14:val="standardContextual"/>
+        </w:rPr>
+        <w:t xml:space="preserve"> – </w:t>
+      </w:r>
+      <w:r>
+        <w:rPr>
+          <w:rFonts w:eastAsia="Aptos"/>
+          <w:kern w:val="2"/>
+          <w:sz w:val="28"/>
+          <w:szCs w:val="22"/>
+          <w:lang w:eastAsia="en-US"/>
+          <w14:ligatures w14:val="standardContextual"/>
+        </w:rPr>
+        <w:t>программный интерфейс приложения</w:t>
+      </w:r>
+    </w:p>
+    <w:p>
+      <w:pPr>
+        <w:spacing w:after="200" w:line="276" w:lineRule="auto"/>
+      </w:pPr>
+      <w:r>
+        <w:br w:type="page"/>
+      </w:r>
+    </w:p>
+    <w:p>
+      <w:pPr>
+        <w:pStyle w:val="a5"/>
+      </w:pPr>
+      <w:bookmarkStart w:id="1" w:name="_Toc194696991"/>
+      <w:r>
+        <w:lastRenderedPageBreak/>
+        <w:t>Введение</w:t>
+      </w:r>
+      <w:bookmarkEnd w:id="1"/>
     </w:p>
     <w:p>
       <w:pPr>
@@ -2499,6 +2567,94 @@
           <w14:ligatures w14:val="standardContextual"/>
         </w:rPr>
       </w:pPr>
+      <w:r>
+        <w:rPr>
+          <w:rFonts w:eastAsia="Aptos"/>
+          <w:kern w:val="2"/>
+          <w:sz w:val="28"/>
+          <w:szCs w:val="22"/>
+          <w:lang w:eastAsia="en-US"/>
+          <w14:ligatures w14:val="standardContextual"/>
+        </w:rPr>
+        <w:t>Эффективное функционирование современных сетей цифрового теле- и радиовещания напрямую зависит от надежности и стабильности работы передающего оборудования.</w:t>
+      </w:r>
+      <w:r>
+        <w:rPr>
+          <w:rFonts w:eastAsia="Aptos"/>
+          <w:kern w:val="2"/>
+          <w:sz w:val="28"/>
+          <w:szCs w:val="22"/>
+          <w:lang w:eastAsia="en-US"/>
+          <w14:ligatures w14:val="standardContextual"/>
+        </w:rPr>
+        <w:t xml:space="preserve"> </w:t>
+      </w:r>
+      <w:r>
+        <w:rPr>
+          <w:rFonts w:eastAsia="Aptos"/>
+          <w:kern w:val="2"/>
+          <w:sz w:val="28"/>
+          <w:szCs w:val="22"/>
+          <w:lang w:eastAsia="en-US"/>
+          <w14:ligatures w14:val="standardContextual"/>
+        </w:rPr>
+        <w:t>Радиотелевизионные передающие центры</w:t>
+      </w:r>
+      <w:r>
+        <w:rPr>
+          <w:rFonts w:eastAsia="Aptos"/>
+          <w:kern w:val="2"/>
+          <w:sz w:val="28"/>
+          <w:szCs w:val="22"/>
+          <w:lang w:eastAsia="en-US"/>
+          <w14:ligatures w14:val="standardContextual"/>
+        </w:rPr>
+        <w:t>, осуществляющи</w:t>
+      </w:r>
+      <w:r>
+        <w:rPr>
+          <w:rFonts w:eastAsia="Aptos"/>
+          <w:kern w:val="2"/>
+          <w:sz w:val="28"/>
+          <w:szCs w:val="22"/>
+          <w:lang w:eastAsia="en-US"/>
+          <w14:ligatures w14:val="standardContextual"/>
+        </w:rPr>
+        <w:t>е</w:t>
+      </w:r>
+      <w:r>
+        <w:rPr>
+          <w:rFonts w:eastAsia="Aptos"/>
+          <w:kern w:val="2"/>
+          <w:sz w:val="28"/>
+          <w:szCs w:val="22"/>
+          <w:lang w:eastAsia="en-US"/>
+          <w14:ligatures w14:val="standardContextual"/>
+        </w:rPr>
+        <w:t xml:space="preserve"> трансляцию пакетов телеканалов и радиоканалов, непрерывно сталкива</w:t>
+      </w:r>
+      <w:r>
+        <w:rPr>
+          <w:rFonts w:eastAsia="Aptos"/>
+          <w:kern w:val="2"/>
+          <w:sz w:val="28"/>
+          <w:szCs w:val="22"/>
+          <w:lang w:eastAsia="en-US"/>
+          <w14:ligatures w14:val="standardContextual"/>
+        </w:rPr>
+        <w:t>ются</w:t>
+      </w:r>
+      <w:r>
+        <w:rPr>
+          <w:rFonts w:eastAsia="Aptos"/>
+          <w:kern w:val="2"/>
+          <w:sz w:val="28"/>
+          <w:szCs w:val="22"/>
+          <w:lang w:eastAsia="en-US"/>
+          <w14:ligatures w14:val="standardContextual"/>
+        </w:rPr>
+        <w:t xml:space="preserve"> с необходимостью обеспечения высокого качества эфирного вещания. Важнейшим компонентом данной инфраструктуры являются спутниковые модемы, параметры которых требуют постоянного контроля.</w:t>
+      </w:r>
     </w:p>
     <w:p>
       <w:pPr>
@@ -2520,21 +2676,34 @@
           <w:kern w:val="2"/>
           <w:sz w:val="28"/>
           <w:szCs w:val="22"/>
-          <w:lang w:val="en-US" w:eastAsia="en-US"/>
-          <w14:ligatures w14:val="standardContextual"/>
-        </w:rPr>
-        <w:t>UML</w:t>
-      </w:r>
-      <w:r>
-        <w:rPr>
-          <w:rFonts w:eastAsia="Aptos"/>
-          <w:kern w:val="2"/>
-          <w:sz w:val="28"/>
-          <w:szCs w:val="22"/>
-          <w:lang w:eastAsia="en-US"/>
-          <w14:ligatures w14:val="standardContextual"/>
-        </w:rPr>
-        <w:t xml:space="preserve"> – унифицированный язык моделирования</w:t>
+          <w:lang w:eastAsia="en-US"/>
+          <w14:ligatures w14:val="standardContextual"/>
+        </w:rPr>
+        <w:t xml:space="preserve">В настоящее время ручной мониторинг и несвоевременное обнаружение сбоев в работе оборудования могут привести к перерывам в вещании и снижению качества предоставляемых услуг. В связи с этим автоматизация процессов сбора метрик и </w:t>
+      </w:r>
+      <w:proofErr w:type="spellStart"/>
+      <w:r>
+        <w:rPr>
+          <w:rFonts w:eastAsia="Aptos"/>
+          <w:kern w:val="2"/>
+          <w:sz w:val="28"/>
+          <w:szCs w:val="22"/>
+          <w:lang w:eastAsia="en-US"/>
+          <w14:ligatures w14:val="standardContextual"/>
+        </w:rPr>
+        <w:t>логирования</w:t>
+      </w:r>
+      <w:proofErr w:type="spellEnd"/>
+      <w:r>
+        <w:rPr>
+          <w:rFonts w:eastAsia="Aptos"/>
+          <w:kern w:val="2"/>
+          <w:sz w:val="28"/>
+          <w:szCs w:val="22"/>
+          <w:lang w:eastAsia="en-US"/>
+          <w14:ligatures w14:val="standardContextual"/>
+        </w:rPr>
+        <w:t xml:space="preserve"> ошибок является критически важной задачей для радиотелевизионного передающего центра. Разработка специализированного многопользовательского программного комплекса позволяет автоматизировать регулярный опрос приборов, мгновенно выявлять отклонения параметров от установленных технологических норм и централизованно сохранять историю показаний для последующего анализа.</w:t>
       </w:r>
     </w:p>
     <w:p>
@@ -2557,32 +2726,10 @@
           <w:kern w:val="2"/>
           <w:sz w:val="28"/>
           <w:szCs w:val="22"/>
-          <w:lang w:val="en-US" w:eastAsia="en-US"/>
-          <w14:ligatures w14:val="standardContextual"/>
-        </w:rPr>
-        <w:t>WPF</w:t>
-      </w:r>
-      <w:r>
-        <w:rPr>
-          <w:rFonts w:eastAsia="Aptos"/>
-          <w:kern w:val="2"/>
-          <w:sz w:val="28"/>
-          <w:szCs w:val="22"/>
-          <w:lang w:eastAsia="en-US"/>
-          <w14:ligatures w14:val="standardContextual"/>
-        </w:rPr>
-        <w:t xml:space="preserve"> – платформа графических интерфейсов </w:t>
-      </w:r>
-      <w:r>
-        <w:rPr>
-          <w:rFonts w:eastAsia="Aptos"/>
-          <w:kern w:val="2"/>
-          <w:sz w:val="28"/>
-          <w:szCs w:val="22"/>
-          <w:lang w:val="en-US" w:eastAsia="en-US"/>
-          <w14:ligatures w14:val="standardContextual"/>
-        </w:rPr>
-        <w:t>Windows</w:t>
+          <w:lang w:eastAsia="en-US"/>
+          <w14:ligatures w14:val="standardContextual"/>
+        </w:rPr>
+        <w:t>Актуальность темы курсового проекта обусловлена необходимостью минимизации человеческого фактора при контроле состояния спутниковых модемов, снижения временных затрат обслуживающего персонала на выявление технических неполадок, а также повышением общей отказоустойчивости вещательного оборудования за счет оперативного информирования инженеров о возникших ошибках.</w:t>
       </w:r>
     </w:p>
     <w:p>
@@ -2608,7 +2755,75 @@
           <w:lang w:eastAsia="en-US"/>
           <w14:ligatures w14:val="standardContextual"/>
         </w:rPr>
-        <w:t>…</w:t>
+        <w:t>Целью курсового проекта является разработка многопользовательско</w:t>
+      </w:r>
+      <w:r>
+        <w:rPr>
+          <w:rFonts w:eastAsia="Aptos"/>
+          <w:kern w:val="2"/>
+          <w:sz w:val="28"/>
+          <w:szCs w:val="22"/>
+          <w:lang w:eastAsia="en-US"/>
+          <w14:ligatures w14:val="standardContextual"/>
+        </w:rPr>
+        <w:t>го</w:t>
+      </w:r>
+      <w:r>
+        <w:rPr>
+          <w:rFonts w:eastAsia="Aptos"/>
+          <w:kern w:val="2"/>
+          <w:sz w:val="28"/>
+          <w:szCs w:val="22"/>
+          <w:lang w:eastAsia="en-US"/>
+          <w14:ligatures w14:val="standardContextual"/>
+        </w:rPr>
+        <w:t xml:space="preserve"> клиент-серверно</w:t>
+      </w:r>
+      <w:r>
+        <w:rPr>
+          <w:rFonts w:eastAsia="Aptos"/>
+          <w:kern w:val="2"/>
+          <w:sz w:val="28"/>
+          <w:szCs w:val="22"/>
+          <w:lang w:eastAsia="en-US"/>
+          <w14:ligatures w14:val="standardContextual"/>
+        </w:rPr>
+        <w:t>го</w:t>
+      </w:r>
+      <w:r>
+        <w:rPr>
+          <w:rFonts w:eastAsia="Aptos"/>
+          <w:kern w:val="2"/>
+          <w:sz w:val="28"/>
+          <w:szCs w:val="22"/>
+          <w:lang w:eastAsia="en-US"/>
+          <w14:ligatures w14:val="standardContextual"/>
+        </w:rPr>
+        <w:t xml:space="preserve"> программного комплекса для автоматического мониторинга, сбора метрик и </w:t>
+      </w:r>
+      <w:proofErr w:type="spellStart"/>
+      <w:r>
+        <w:rPr>
+          <w:rFonts w:eastAsia="Aptos"/>
+          <w:kern w:val="2"/>
+          <w:sz w:val="28"/>
+          <w:szCs w:val="22"/>
+          <w:lang w:eastAsia="en-US"/>
+          <w14:ligatures w14:val="standardContextual"/>
+        </w:rPr>
+        <w:t>логирования</w:t>
+      </w:r>
+      <w:proofErr w:type="spellEnd"/>
+      <w:r>
+        <w:rPr>
+          <w:rFonts w:eastAsia="Aptos"/>
+          <w:kern w:val="2"/>
+          <w:sz w:val="28"/>
+          <w:szCs w:val="22"/>
+          <w:lang w:eastAsia="en-US"/>
+          <w14:ligatures w14:val="standardContextual"/>
+        </w:rPr>
+        <w:t xml:space="preserve"> ошибок спутниковых модемов с разграничением прав доступа пользователей и предоставлением данных в удобном графическом виде.</w:t>
       </w:r>
     </w:p>
     <w:p>
@@ -2625,292 +2840,6 @@
           <w14:ligatures w14:val="standardContextual"/>
         </w:rPr>
       </w:pPr>
-    </w:p>
-    <w:p>
-      <w:pPr>
-        <w:spacing w:line="360" w:lineRule="auto"/>
-        <w:ind w:firstLine="709"/>
-        <w:jc w:val="both"/>
-        <w:rPr>
-          <w:rFonts w:eastAsia="Aptos"/>
-          <w:kern w:val="2"/>
-          <w:sz w:val="28"/>
-          <w:szCs w:val="22"/>
-          <w:lang w:eastAsia="en-US"/>
-          <w14:ligatures w14:val="standardContextual"/>
-        </w:rPr>
-      </w:pPr>
-      <w:r>
-        <w:rPr>
-          <w:rFonts w:eastAsia="Aptos"/>
-          <w:kern w:val="2"/>
-          <w:sz w:val="28"/>
-          <w:szCs w:val="22"/>
-          <w:highlight w:val="darkGray"/>
-          <w:lang w:eastAsia="en-US"/>
-          <w14:ligatures w14:val="standardContextual"/>
-        </w:rPr>
-        <w:t>По алфавиту</w:t>
-      </w:r>
-    </w:p>
-    <w:p>
-      <w:pPr>
-        <w:spacing w:after="200" w:line="276" w:lineRule="auto"/>
-      </w:pPr>
-      <w:r>
-        <w:br w:type="page"/>
-      </w:r>
-    </w:p>
-    <w:p>
-      <w:pPr>
-        <w:pStyle w:val="a5"/>
-      </w:pPr>
-      <w:bookmarkStart w:id="1" w:name="_Toc194696991"/>
-      <w:r>
-        <w:lastRenderedPageBreak/>
-        <w:t>Введение</w:t>
-      </w:r>
-      <w:bookmarkEnd w:id="1"/>
-    </w:p>
-    <w:p>
-      <w:pPr>
-        <w:spacing w:line="360" w:lineRule="auto"/>
-        <w:ind w:firstLine="709"/>
-        <w:jc w:val="both"/>
-        <w:rPr>
-          <w:rFonts w:eastAsia="Aptos"/>
-          <w:kern w:val="2"/>
-          <w:sz w:val="28"/>
-          <w:szCs w:val="22"/>
-          <w:lang w:eastAsia="en-US"/>
-          <w14:ligatures w14:val="standardContextual"/>
-        </w:rPr>
-      </w:pPr>
-      <w:r>
-        <w:rPr>
-          <w:rFonts w:eastAsia="Aptos"/>
-          <w:kern w:val="2"/>
-          <w:sz w:val="28"/>
-          <w:szCs w:val="22"/>
-          <w:lang w:eastAsia="en-US"/>
-          <w14:ligatures w14:val="standardContextual"/>
-        </w:rPr>
-        <w:t>Эффективное функционирование современных сетей цифрового теле- и радиовещания напрямую зависит от надежности и стабильности работы передающего оборудования.</w:t>
-      </w:r>
-      <w:r>
-        <w:rPr>
-          <w:rFonts w:eastAsia="Aptos"/>
-          <w:kern w:val="2"/>
-          <w:sz w:val="28"/>
-          <w:szCs w:val="22"/>
-          <w:lang w:eastAsia="en-US"/>
-          <w14:ligatures w14:val="standardContextual"/>
-        </w:rPr>
-        <w:t xml:space="preserve"> </w:t>
-      </w:r>
-      <w:r>
-        <w:rPr>
-          <w:rFonts w:eastAsia="Aptos"/>
-          <w:kern w:val="2"/>
-          <w:sz w:val="28"/>
-          <w:szCs w:val="22"/>
-          <w:lang w:eastAsia="en-US"/>
-          <w14:ligatures w14:val="standardContextual"/>
-        </w:rPr>
-        <w:t>Радиотелевизионные передающие центры</w:t>
-      </w:r>
-      <w:r>
-        <w:rPr>
-          <w:rFonts w:eastAsia="Aptos"/>
-          <w:kern w:val="2"/>
-          <w:sz w:val="28"/>
-          <w:szCs w:val="22"/>
-          <w:lang w:eastAsia="en-US"/>
-          <w14:ligatures w14:val="standardContextual"/>
-        </w:rPr>
-        <w:t>, осуществляющи</w:t>
-      </w:r>
-      <w:r>
-        <w:rPr>
-          <w:rFonts w:eastAsia="Aptos"/>
-          <w:kern w:val="2"/>
-          <w:sz w:val="28"/>
-          <w:szCs w:val="22"/>
-          <w:lang w:eastAsia="en-US"/>
-          <w14:ligatures w14:val="standardContextual"/>
-        </w:rPr>
-        <w:t>е</w:t>
-      </w:r>
-      <w:r>
-        <w:rPr>
-          <w:rFonts w:eastAsia="Aptos"/>
-          <w:kern w:val="2"/>
-          <w:sz w:val="28"/>
-          <w:szCs w:val="22"/>
-          <w:lang w:eastAsia="en-US"/>
-          <w14:ligatures w14:val="standardContextual"/>
-        </w:rPr>
-        <w:t xml:space="preserve"> трансляцию пакетов телеканалов и радиоканалов, непрерывно сталкива</w:t>
-      </w:r>
-      <w:r>
-        <w:rPr>
-          <w:rFonts w:eastAsia="Aptos"/>
-          <w:kern w:val="2"/>
-          <w:sz w:val="28"/>
-          <w:szCs w:val="22"/>
-          <w:lang w:eastAsia="en-US"/>
-          <w14:ligatures w14:val="standardContextual"/>
-        </w:rPr>
-        <w:t>ются</w:t>
-      </w:r>
-      <w:r>
-        <w:rPr>
-          <w:rFonts w:eastAsia="Aptos"/>
-          <w:kern w:val="2"/>
-          <w:sz w:val="28"/>
-          <w:szCs w:val="22"/>
-          <w:lang w:eastAsia="en-US"/>
-          <w14:ligatures w14:val="standardContextual"/>
-        </w:rPr>
-        <w:t xml:space="preserve"> с необходимостью обеспечения высокого качества эфирного вещания. Важнейшим компонентом данной инфраструктуры являются спутниковые модемы, параметры которых требуют постоянного контроля.</w:t>
-      </w:r>
-    </w:p>
-    <w:p>
-      <w:pPr>
-        <w:spacing w:line="360" w:lineRule="auto"/>
-        <w:ind w:firstLine="709"/>
-        <w:jc w:val="both"/>
-        <w:rPr>
-          <w:rFonts w:eastAsia="Aptos"/>
-          <w:kern w:val="2"/>
-          <w:sz w:val="28"/>
-          <w:szCs w:val="22"/>
-          <w:lang w:eastAsia="en-US"/>
-          <w14:ligatures w14:val="standardContextual"/>
-        </w:rPr>
-      </w:pPr>
-      <w:r>
-        <w:rPr>
-          <w:rFonts w:eastAsia="Aptos"/>
-          <w:kern w:val="2"/>
-          <w:sz w:val="28"/>
-          <w:szCs w:val="22"/>
-          <w:lang w:eastAsia="en-US"/>
-          <w14:ligatures w14:val="standardContextual"/>
-        </w:rPr>
-        <w:t>В настоящее время ручной мониторинг и несвоевременное обнаружение сбоев в работе оборудования могут привести к перерывам в вещании и снижению качества предоставляемых услуг. В связи с этим автоматизация процессов сбора метрик и логирования ошибок является критически важной задачей для радиотелевизионного передающего центра. Разработка специализированного многопользовательского программного комплекса позволяет автоматизировать регулярный опрос приборов, мгновенно выявлять отклонения параметров от установленных технологических норм и централизованно сохранять историю показаний для последующего анализа.</w:t>
-      </w:r>
-    </w:p>
-    <w:p>
-      <w:pPr>
-        <w:spacing w:line="360" w:lineRule="auto"/>
-        <w:ind w:firstLine="709"/>
-        <w:jc w:val="both"/>
-        <w:rPr>
-          <w:rFonts w:eastAsia="Aptos"/>
-          <w:kern w:val="2"/>
-          <w:sz w:val="28"/>
-          <w:szCs w:val="22"/>
-          <w:lang w:eastAsia="en-US"/>
-          <w14:ligatures w14:val="standardContextual"/>
-        </w:rPr>
-      </w:pPr>
-      <w:r>
-        <w:rPr>
-          <w:rFonts w:eastAsia="Aptos"/>
-          <w:kern w:val="2"/>
-          <w:sz w:val="28"/>
-          <w:szCs w:val="22"/>
-          <w:lang w:eastAsia="en-US"/>
-          <w14:ligatures w14:val="standardContextual"/>
-        </w:rPr>
-        <w:t>Актуальность темы курсового проекта обусловлена необходимостью минимизации человеческого фактора при контроле состояния спутниковых модемов, снижения временных затрат обслуживающего персонала на выявление технических неполадок, а также повышением общей отказоустойчивости вещательного оборудования за счет оперативного информирования инженеров о возникших ошибках.</w:t>
-      </w:r>
-    </w:p>
-    <w:p>
-      <w:pPr>
-        <w:spacing w:line="360" w:lineRule="auto"/>
-        <w:ind w:firstLine="709"/>
-        <w:jc w:val="both"/>
-        <w:rPr>
-          <w:rFonts w:eastAsia="Aptos"/>
-          <w:kern w:val="2"/>
-          <w:sz w:val="28"/>
-          <w:szCs w:val="22"/>
-          <w:lang w:eastAsia="en-US"/>
-          <w14:ligatures w14:val="standardContextual"/>
-        </w:rPr>
-      </w:pPr>
-      <w:r>
-        <w:rPr>
-          <w:rFonts w:eastAsia="Aptos"/>
-          <w:kern w:val="2"/>
-          <w:sz w:val="28"/>
-          <w:szCs w:val="22"/>
-          <w:lang w:eastAsia="en-US"/>
-          <w14:ligatures w14:val="standardContextual"/>
-        </w:rPr>
-        <w:t>Целью курсового проекта является разработка многопользовательско</w:t>
-      </w:r>
-      <w:r>
-        <w:rPr>
-          <w:rFonts w:eastAsia="Aptos"/>
-          <w:kern w:val="2"/>
-          <w:sz w:val="28"/>
-          <w:szCs w:val="22"/>
-          <w:lang w:eastAsia="en-US"/>
-          <w14:ligatures w14:val="standardContextual"/>
-        </w:rPr>
-        <w:t>го</w:t>
-      </w:r>
-      <w:r>
-        <w:rPr>
-          <w:rFonts w:eastAsia="Aptos"/>
-          <w:kern w:val="2"/>
-          <w:sz w:val="28"/>
-          <w:szCs w:val="22"/>
-          <w:lang w:eastAsia="en-US"/>
-          <w14:ligatures w14:val="standardContextual"/>
-        </w:rPr>
-        <w:t xml:space="preserve"> клиент-серверно</w:t>
-      </w:r>
-      <w:r>
-        <w:rPr>
-          <w:rFonts w:eastAsia="Aptos"/>
-          <w:kern w:val="2"/>
-          <w:sz w:val="28"/>
-          <w:szCs w:val="22"/>
-          <w:lang w:eastAsia="en-US"/>
-          <w14:ligatures w14:val="standardContextual"/>
-        </w:rPr>
-        <w:t>го</w:t>
-      </w:r>
-      <w:r>
-        <w:rPr>
-          <w:rFonts w:eastAsia="Aptos"/>
-          <w:kern w:val="2"/>
-          <w:sz w:val="28"/>
-          <w:szCs w:val="22"/>
-          <w:lang w:eastAsia="en-US"/>
-          <w14:ligatures w14:val="standardContextual"/>
-        </w:rPr>
-        <w:t xml:space="preserve"> программного комплекса для автоматического мониторинга, сбора метрик и логирования ошибок спутниковых модемов с разграничением прав доступа пользователей и предоставлением данных в удобном графическом виде.</w:t>
-      </w:r>
-    </w:p>
-    <w:p>
-      <w:pPr>
-        <w:spacing w:line="360" w:lineRule="auto"/>
-        <w:ind w:firstLine="709"/>
-        <w:jc w:val="both"/>
-        <w:rPr>
-          <w:rFonts w:eastAsia="Aptos"/>
-          <w:kern w:val="2"/>
-          <w:sz w:val="28"/>
-          <w:szCs w:val="22"/>
-          <w:lang w:eastAsia="en-US"/>
-          <w14:ligatures w14:val="standardContextual"/>
-        </w:rPr>
-      </w:pPr>
       <w:r>
         <w:rPr>
           <w:rFonts w:eastAsia="Aptos"/>
@@ -2930,7 +2859,21 @@
         <w:ind w:left="0"/>
       </w:pPr>
       <w:r>
-        <w:t>Изучить особенности предметной области и специфику работы передающего оборудования Филиала РТРС «Архангельский ОРТПЦ»;</w:t>
+        <w:t xml:space="preserve">спроектировать централизованную базу данных (включая концептуальную, логическую и физическую модели) для надежного хранения информации об оборудовании, пользователях, сессиях и истории логов параметров в </w:t>
+      </w:r>
+      <w:r>
+        <w:t xml:space="preserve">СУБД </w:t>
+      </w:r>
+      <w:proofErr w:type="spellStart"/>
+      <w:r>
+        <w:t>P</w:t>
+      </w:r>
+      <w:r>
+        <w:t>ostgresql</w:t>
+      </w:r>
+      <w:proofErr w:type="spellEnd"/>
+      <w:r>
+        <w:t>;</w:t>
       </w:r>
     </w:p>
     <w:p>
@@ -2939,7 +2882,7 @@
         <w:ind w:left="0"/>
       </w:pPr>
       <w:r>
-        <w:t>Спроектировать централизованную базу данных (включая концептуальную, логическую и физическую модели) для надежного хранения информации об оборудовании, пользователях, сессиях и истории логов параметров в СУБД PostgreSQL;</w:t>
+        <w:t>разработать архитектуру программного обеспечения и схемы алгоритмов, включая алгоритм сквозной авторизации пользователей;</w:t>
       </w:r>
     </w:p>
     <w:p>
@@ -2948,7 +2891,31 @@
         <w:ind w:left="0"/>
       </w:pPr>
       <w:r>
-        <w:t>Разработать архитектуру программного обеспечения и схемы алгоритмов, включая алгоритм сквозной авторизации пользователей;</w:t>
+        <w:t xml:space="preserve">разработать настольное приложение (админ-панель) на языке c# с использованием </w:t>
+      </w:r>
+      <w:proofErr w:type="spellStart"/>
+      <w:r>
+        <w:t>фреймворка</w:t>
+      </w:r>
+      <w:proofErr w:type="spellEnd"/>
+      <w:r>
+        <w:t xml:space="preserve"> </w:t>
+      </w:r>
+      <w:proofErr w:type="spellStart"/>
+      <w:r>
+        <w:t>avalonia</w:t>
+      </w:r>
+      <w:proofErr w:type="spellEnd"/>
+      <w:r>
+        <w:t xml:space="preserve"> </w:t>
+      </w:r>
+      <w:proofErr w:type="spellStart"/>
+      <w:r>
+        <w:t>ui</w:t>
+      </w:r>
+      <w:proofErr w:type="spellEnd"/>
+      <w:r>
+        <w:t xml:space="preserve"> для управления парком оборудования, пользователями и конфигурацией агента опроса;</w:t>
       </w:r>
     </w:p>
     <w:p>
@@ -2957,7 +2924,31 @@
         <w:ind w:left="0"/>
       </w:pPr>
       <w:r>
-        <w:t>Разработать настольное приложение (админ-панель) на языке C# с использованием фреймворка Avalonia UI для управления парком оборудования, пользователями и конфигурацией агента опроса;</w:t>
+        <w:t xml:space="preserve">разработать мобильное приложение для инженеров на языке </w:t>
+      </w:r>
+      <w:proofErr w:type="spellStart"/>
+      <w:r>
+        <w:t>kotlin</w:t>
+      </w:r>
+      <w:proofErr w:type="spellEnd"/>
+      <w:r>
+        <w:t xml:space="preserve"> с использованием </w:t>
+      </w:r>
+      <w:proofErr w:type="spellStart"/>
+      <w:r>
+        <w:t>jetpack</w:t>
+      </w:r>
+      <w:proofErr w:type="spellEnd"/>
+      <w:r>
+        <w:t xml:space="preserve"> </w:t>
+      </w:r>
+      <w:proofErr w:type="spellStart"/>
+      <w:r>
+        <w:t>compose</w:t>
+      </w:r>
+      <w:proofErr w:type="spellEnd"/>
+      <w:r>
+        <w:t xml:space="preserve"> для оперативного просмотра последних показаний, графиков и логов в реальном времени;</w:t>
       </w:r>
     </w:p>
     <w:p>
@@ -2966,16 +2957,15 @@
         <w:ind w:left="0"/>
       </w:pPr>
       <w:r>
-        <w:t>Разработать мобильное приложение для инженеров на языке Kotlin с использованием Jetpack Compose для оперативного просмотра последних показаний, графиков и логов в реальном времени;</w:t>
-      </w:r>
-    </w:p>
-    <w:p>
-      <w:pPr>
-        <w:pStyle w:val="a"/>
-        <w:ind w:left="0"/>
-      </w:pPr>
-      <w:r>
-        <w:t>Реализовать разграничение прав доступа пользователей на основе трех ролей (администратор, инженер, гость) и внедрить механизмы защиты данных (хэширование паролей, резервное копирование БД);</w:t>
+        <w:t>реализовать разграничение прав доступа пользователей на основе трех ролей (администратор, инженер, гость) и внедрить механизмы защиты данных (</w:t>
+      </w:r>
+      <w:proofErr w:type="spellStart"/>
+      <w:r>
+        <w:t>хэширование</w:t>
+      </w:r>
+      <w:proofErr w:type="spellEnd"/>
+      <w:r>
+        <w:t xml:space="preserve"> паролей, резервное копирование бд);</w:t>
       </w:r>
     </w:p>
     <w:p>
@@ -3012,7 +3002,10 @@
         <w:t xml:space="preserve">1 </w:t>
       </w:r>
       <w:r>
-        <w:t>АНАЛИЗ И РАЗРАБОТКА ТРЕБОВАНИЙ</w:t>
+        <w:t>А</w:t>
+      </w:r>
+      <w:r>
+        <w:t>нализ и разработка требований</w:t>
       </w:r>
     </w:p>
     <w:p>
@@ -3095,16 +3088,51 @@
         </w:rPr>
         <w:t xml:space="preserve"> </w:t>
       </w:r>
-      <w:r>
-        <w:rPr>
-          <w:rFonts w:eastAsia="Aptos"/>
-          <w:kern w:val="2"/>
-          <w:sz w:val="28"/>
-          <w:szCs w:val="22"/>
-          <w:lang w:eastAsia="en-US"/>
-          <w14:ligatures w14:val="standardContextual"/>
-        </w:rPr>
-        <w:t xml:space="preserve">логирования ключевых метрик работы спутниковых модемов. </w:t>
+      <w:proofErr w:type="spellStart"/>
+      <w:r>
+        <w:rPr>
+          <w:rFonts w:eastAsia="Aptos"/>
+          <w:kern w:val="2"/>
+          <w:sz w:val="28"/>
+          <w:szCs w:val="22"/>
+          <w:lang w:eastAsia="en-US"/>
+          <w14:ligatures w14:val="standardContextual"/>
+        </w:rPr>
+        <w:t>логирования</w:t>
+      </w:r>
+      <w:proofErr w:type="spellEnd"/>
+      <w:r>
+        <w:rPr>
+          <w:rFonts w:eastAsia="Aptos"/>
+          <w:kern w:val="2"/>
+          <w:sz w:val="28"/>
+          <w:szCs w:val="22"/>
+          <w:lang w:eastAsia="en-US"/>
+          <w14:ligatures w14:val="standardContextual"/>
+        </w:rPr>
+        <w:t xml:space="preserve"> </w:t>
+      </w:r>
+      <w:r>
+        <w:rPr>
+          <w:rFonts w:eastAsia="Aptos"/>
+          <w:kern w:val="2"/>
+          <w:sz w:val="28"/>
+          <w:szCs w:val="22"/>
+          <w:lang w:eastAsia="en-US"/>
+          <w14:ligatures w14:val="standardContextual"/>
+        </w:rPr>
+        <w:t>основных</w:t>
+      </w:r>
+      <w:r>
+        <w:rPr>
+          <w:rFonts w:eastAsia="Aptos"/>
+          <w:kern w:val="2"/>
+          <w:sz w:val="28"/>
+          <w:szCs w:val="22"/>
+          <w:lang w:eastAsia="en-US"/>
+          <w14:ligatures w14:val="standardContextual"/>
+        </w:rPr>
+        <w:t xml:space="preserve"> метрик работы спутниковых модемов. </w:t>
       </w:r>
     </w:p>
     <w:p>
@@ -3130,7 +3158,18 @@
           <w:lang w:eastAsia="en-US"/>
           <w14:ligatures w14:val="standardContextual"/>
         </w:rPr>
-        <w:t>В качестве основных категорий пользователей информационной системы выступают:</w:t>
+        <w:t xml:space="preserve">Программный комплекс будет применяться на предприятиях теле- и радиовещания. </w:t>
+      </w:r>
+      <w:r>
+        <w:rPr>
+          <w:rFonts w:eastAsia="Aptos"/>
+          <w:kern w:val="2"/>
+          <w:sz w:val="28"/>
+          <w:szCs w:val="22"/>
+          <w:lang w:eastAsia="en-US"/>
+          <w14:ligatures w14:val="standardContextual"/>
+        </w:rPr>
+        <w:t>В качестве основных категорий пользователей выступают:</w:t>
       </w:r>
     </w:p>
     <w:p>
@@ -3142,7 +3181,7 @@
         <w:ind w:left="0"/>
       </w:pPr>
       <w:r>
-        <w:t>Дежурные инженеры смен;</w:t>
+        <w:t>дежурные инженеры смен;</w:t>
       </w:r>
     </w:p>
     <w:p>
@@ -3154,7 +3193,7 @@
         <w:ind w:left="0"/>
       </w:pPr>
       <w:r>
-        <w:t>Специалисты по техническому обслуживанию, диагностике и ремонту передающего оборудования.</w:t>
+        <w:t>специалисты по техническому обслуживанию, диагностике и ремонту передающего оборудования.</w:t>
       </w:r>
     </w:p>
     <w:p>
@@ -3211,7 +3250,29 @@
           <w:lang w:eastAsia="en-US"/>
           <w14:ligatures w14:val="standardContextual"/>
         </w:rPr>
-        <w:t>Разрабатываемый программный комплекс относится к классу многопользовательских клиент-серверных систем и включает в себя два сопряженных типа клиентских приложений:</w:t>
+        <w:t xml:space="preserve">Разрабатываемый программный комплекс относится к классу многопользовательских клиент-серверных систем и </w:t>
+      </w:r>
+      <w:r>
+        <w:rPr>
+          <w:rFonts w:eastAsia="Aptos"/>
+          <w:kern w:val="2"/>
+          <w:sz w:val="28"/>
+          <w:szCs w:val="22"/>
+          <w:lang w:eastAsia="en-US"/>
+          <w14:ligatures w14:val="standardContextual"/>
+        </w:rPr>
+        <w:t>должен включать</w:t>
+      </w:r>
+      <w:r>
+        <w:rPr>
+          <w:rFonts w:eastAsia="Aptos"/>
+          <w:kern w:val="2"/>
+          <w:sz w:val="28"/>
+          <w:szCs w:val="22"/>
+          <w:lang w:eastAsia="en-US"/>
+          <w14:ligatures w14:val="standardContextual"/>
+        </w:rPr>
+        <w:t xml:space="preserve"> в себя два типа клиентских приложений:</w:t>
       </w:r>
     </w:p>
     <w:p>
@@ -3223,13 +3284,28 @@
         <w:ind w:left="0"/>
       </w:pPr>
       <w:r>
-        <w:t xml:space="preserve">Оконное (настольное) приложение </w:t>
+        <w:t xml:space="preserve">оконное </w:t>
+      </w:r>
+      <w:r>
+        <w:t xml:space="preserve">приложение </w:t>
       </w:r>
       <w:r>
         <w:t xml:space="preserve">– </w:t>
       </w:r>
       <w:r>
-        <w:t>административная панель для стационарных рабочих мест;</w:t>
+        <w:t xml:space="preserve">административная панель для </w:t>
+      </w:r>
+      <w:r>
+        <w:t>управления</w:t>
+      </w:r>
+      <w:r>
+        <w:t xml:space="preserve"> </w:t>
+      </w:r>
+      <w:r>
+        <w:t>пользователями и парком оборудования</w:t>
+      </w:r>
+      <w:r>
+        <w:t>;</w:t>
       </w:r>
     </w:p>
     <w:p>
@@ -3244,13 +3320,25 @@
         </w:rPr>
       </w:pPr>
       <w:r>
-        <w:t xml:space="preserve">Мобильное приложение </w:t>
+        <w:t xml:space="preserve">мобильное приложение </w:t>
       </w:r>
       <w:r>
         <w:t>–</w:t>
       </w:r>
       <w:r>
-        <w:t xml:space="preserve"> оперативный терминал мониторинга для портативных устройств.</w:t>
+        <w:t xml:space="preserve"> оперативный терминал </w:t>
+      </w:r>
+      <w:r>
+        <w:t xml:space="preserve">для </w:t>
+      </w:r>
+      <w:r>
+        <w:t>мониторинга</w:t>
+      </w:r>
+      <w:r>
+        <w:t xml:space="preserve"> метрик оборудования</w:t>
+      </w:r>
+      <w:r>
+        <w:t>.</w:t>
       </w:r>
     </w:p>
     <w:p>
@@ -3287,7 +3375,51 @@
           <w:lang w:eastAsia="en-US"/>
           <w14:ligatures w14:val="standardContextual"/>
         </w:rPr>
-        <w:t>рограммный комплекс обеспечивает выполнение следующего набора функций:</w:t>
+        <w:t xml:space="preserve">рограммный комплекс </w:t>
+      </w:r>
+      <w:r>
+        <w:rPr>
+          <w:rFonts w:eastAsia="Aptos"/>
+          <w:kern w:val="2"/>
+          <w:sz w:val="28"/>
+          <w:szCs w:val="22"/>
+          <w:lang w:eastAsia="en-US"/>
+          <w14:ligatures w14:val="standardContextual"/>
+        </w:rPr>
+        <w:t>должен обеспечивать выполнение следующих</w:t>
+      </w:r>
+      <w:r>
+        <w:rPr>
+          <w:rFonts w:eastAsia="Aptos"/>
+          <w:kern w:val="2"/>
+          <w:sz w:val="28"/>
+          <w:szCs w:val="22"/>
+          <w:lang w:eastAsia="en-US"/>
+          <w14:ligatures w14:val="standardContextual"/>
+        </w:rPr>
+        <w:t xml:space="preserve"> </w:t>
+      </w:r>
+      <w:r>
+        <w:rPr>
+          <w:rFonts w:eastAsia="Aptos"/>
+          <w:kern w:val="2"/>
+          <w:sz w:val="28"/>
+          <w:szCs w:val="22"/>
+          <w:lang w:eastAsia="en-US"/>
+          <w14:ligatures w14:val="standardContextual"/>
+        </w:rPr>
+        <w:t>действий</w:t>
+      </w:r>
+      <w:r>
+        <w:rPr>
+          <w:rFonts w:eastAsia="Aptos"/>
+          <w:kern w:val="2"/>
+          <w:sz w:val="28"/>
+          <w:szCs w:val="22"/>
+          <w:lang w:eastAsia="en-US"/>
+          <w14:ligatures w14:val="standardContextual"/>
+        </w:rPr>
+        <w:t>:</w:t>
       </w:r>
     </w:p>
     <w:p>
@@ -3299,7 +3431,13 @@
         <w:ind w:left="0"/>
       </w:pPr>
       <w:r>
-        <w:t>Сбор ключевых метрик и телеметрии с сетевого оборудования.</w:t>
+        <w:t xml:space="preserve">просмотр </w:t>
+      </w:r>
+      <w:r>
+        <w:t>информации о парке</w:t>
+      </w:r>
+      <w:r>
+        <w:t xml:space="preserve"> оборудования;</w:t>
       </w:r>
     </w:p>
     <w:p>
@@ -3311,7 +3449,10 @@
         <w:ind w:left="0"/>
       </w:pPr>
       <w:r>
-        <w:t>Выявление и логирование отклонений показателей от нормы.</w:t>
+        <w:t>редактирование, до</w:t>
+      </w:r>
+      <w:r>
+        <w:t>бавление, удаление информации об оборудовании;</w:t>
       </w:r>
     </w:p>
     <w:p>
@@ -3323,7 +3464,30 @@
         <w:ind w:left="0"/>
       </w:pPr>
       <w:r>
-        <w:t>Автоматическая очистка устаревших сессий и логов, добавленных более года назад.</w:t>
+        <w:t xml:space="preserve">просмотр информации об </w:t>
+      </w:r>
+      <w:r>
+        <w:t>обще</w:t>
+      </w:r>
+      <w:r>
+        <w:t>м состоянии</w:t>
+      </w:r>
+      <w:r>
+        <w:t xml:space="preserve"> парка оборудования</w:t>
+      </w:r>
+      <w:r>
+        <w:t xml:space="preserve"> </w:t>
+      </w:r>
+      <w:r>
+        <w:t xml:space="preserve">через </w:t>
+      </w:r>
+      <w:proofErr w:type="spellStart"/>
+      <w:r>
+        <w:t>виджет</w:t>
+      </w:r>
+      <w:proofErr w:type="spellEnd"/>
+      <w:r>
+        <w:t xml:space="preserve">; </w:t>
       </w:r>
     </w:p>
     <w:p>
@@ -3335,7 +3499,44 @@
         <w:ind w:left="0"/>
       </w:pPr>
       <w:r>
-        <w:t>Просмотр парка оборудования.</w:t>
+        <w:lastRenderedPageBreak/>
+        <w:t>с</w:t>
+      </w:r>
+      <w:r>
+        <w:t xml:space="preserve">бор </w:t>
+      </w:r>
+      <w:r>
+        <w:t>основных</w:t>
+      </w:r>
+      <w:r>
+        <w:t xml:space="preserve"> метрик </w:t>
+      </w:r>
+      <w:r>
+        <w:rPr>
+          <w:rFonts w:eastAsia="Aptos"/>
+        </w:rPr>
+        <w:t>(</w:t>
+      </w:r>
+      <w:r>
+        <w:t>показаний приборов</w:t>
+      </w:r>
+      <w:r>
+        <w:rPr>
+          <w:rFonts w:eastAsia="Aptos"/>
+        </w:rPr>
+        <w:t>)</w:t>
+      </w:r>
+      <w:r>
+        <w:rPr>
+          <w:rFonts w:eastAsia="Aptos"/>
+        </w:rPr>
+        <w:t xml:space="preserve"> </w:t>
+      </w:r>
+      <w:r>
+        <w:t>и тел</w:t>
+      </w:r>
+      <w:r>
+        <w:t>еметрии с сетевого оборудования;</w:t>
       </w:r>
     </w:p>
     <w:p>
@@ -3347,8 +3548,10 @@
         <w:ind w:left="0"/>
       </w:pPr>
       <w:r>
-        <w:lastRenderedPageBreak/>
-        <w:t>Редактирование, добавление, удаление оборудования.</w:t>
+        <w:t>просмо</w:t>
+      </w:r>
+      <w:r>
+        <w:t>тр графиков показаний приборов;</w:t>
       </w:r>
     </w:p>
     <w:p>
@@ -3360,7 +3563,13 @@
         <w:ind w:left="0"/>
       </w:pPr>
       <w:r>
-        <w:t>Просмотр логов.</w:t>
+        <w:t>настройка пороговых значений</w:t>
+      </w:r>
+      <w:r>
+        <w:t xml:space="preserve"> показаний приборов</w:t>
+      </w:r>
+      <w:r>
+        <w:t>;</w:t>
       </w:r>
     </w:p>
     <w:p>
@@ -3372,7 +3581,7 @@
         <w:ind w:left="0"/>
       </w:pPr>
       <w:r>
-        <w:t>Настройка пороговых значений.</w:t>
+        <w:t>уведомление пользователей о несоответствии показаний эталону;</w:t>
       </w:r>
     </w:p>
     <w:p>
@@ -3384,7 +3593,24 @@
         <w:ind w:left="0"/>
       </w:pPr>
       <w:r>
-        <w:t>Редактирование, добавление, удаление учётных записей пользователя.</w:t>
+        <w:t xml:space="preserve">выявление и </w:t>
+      </w:r>
+      <w:proofErr w:type="spellStart"/>
+      <w:r>
+        <w:t>логирование</w:t>
+      </w:r>
+      <w:proofErr w:type="spellEnd"/>
+      <w:r>
+        <w:t xml:space="preserve"> </w:t>
+      </w:r>
+      <w:r>
+        <w:t>отклонений показа</w:t>
+      </w:r>
+      <w:r>
+        <w:t>ний</w:t>
+      </w:r>
+      <w:r>
+        <w:t xml:space="preserve"> от нормы;</w:t>
       </w:r>
     </w:p>
     <w:p>
@@ -3396,7 +3622,7 @@
         <w:ind w:left="0"/>
       </w:pPr>
       <w:r>
-        <w:t>Фильтрация логов.</w:t>
+        <w:t>просмотр логов;</w:t>
       </w:r>
     </w:p>
     <w:p>
@@ -3408,13 +3634,7 @@
         <w:ind w:left="0"/>
       </w:pPr>
       <w:r>
-        <w:t>Конфигурация параметров подключения к сервер</w:t>
-      </w:r>
-      <w:r>
-        <w:t>у</w:t>
-      </w:r>
-      <w:r>
-        <w:t>.</w:t>
+        <w:t>фильтрация логов;</w:t>
       </w:r>
     </w:p>
     <w:p>
@@ -3426,7 +3646,10 @@
         <w:ind w:left="0"/>
       </w:pPr>
       <w:r>
-        <w:t>Просмотр списка пользователей.</w:t>
+        <w:t>автоматическая очистка устаревших сессий и логов</w:t>
+      </w:r>
+      <w:r>
+        <w:t>;</w:t>
       </w:r>
     </w:p>
     <w:p>
@@ -3438,7 +3661,10 @@
         <w:ind w:left="0"/>
       </w:pPr>
       <w:r>
-        <w:t>Авторизация в системе.</w:t>
+        <w:t>конфигурация параметров подключения к сервер</w:t>
+      </w:r>
+      <w:r>
+        <w:t>у;</w:t>
       </w:r>
     </w:p>
     <w:p>
@@ -3450,7 +3676,7 @@
         <w:ind w:left="0"/>
       </w:pPr>
       <w:r>
-        <w:t xml:space="preserve">Просмотр графиков показаний приборов. </w:t>
+        <w:t>просмотр списка пользователей;</w:t>
       </w:r>
     </w:p>
     <w:p>
@@ -3462,7 +3688,10 @@
         <w:ind w:left="0"/>
       </w:pPr>
       <w:r>
-        <w:t>Редактирование конфигурации агента.</w:t>
+        <w:t>редактирование, добавление, удален</w:t>
+      </w:r>
+      <w:r>
+        <w:t>ие учётных записей пользователя;</w:t>
       </w:r>
     </w:p>
     <w:p>
@@ -3474,7 +3703,100 @@
         <w:ind w:left="0"/>
       </w:pPr>
       <w:r>
-        <w:t>Экспорт конфигурации агента.</w:t>
+        <w:t>авторизация в системе;</w:t>
+      </w:r>
+    </w:p>
+    <w:p>
+      <w:pPr>
+        <w:pStyle w:val="a"/>
+        <w:tabs>
+          <w:tab w:val="num" w:pos="992"/>
+        </w:tabs>
+        <w:ind w:left="0"/>
+      </w:pPr>
+      <w:r>
+        <w:t>режим работы без доступа к сети</w:t>
+      </w:r>
+      <w:r>
+        <w:t xml:space="preserve"> для мобильного приложения</w:t>
+      </w:r>
+      <w:r>
+        <w:t>;</w:t>
+      </w:r>
+    </w:p>
+    <w:p>
+      <w:pPr>
+        <w:pStyle w:val="a"/>
+        <w:tabs>
+          <w:tab w:val="num" w:pos="992"/>
+        </w:tabs>
+        <w:ind w:left="0"/>
+      </w:pPr>
+      <w:r>
+        <w:t>журнал действий администратора;</w:t>
+      </w:r>
+    </w:p>
+    <w:p>
+      <w:pPr>
+        <w:pStyle w:val="a"/>
+        <w:tabs>
+          <w:tab w:val="num" w:pos="992"/>
+        </w:tabs>
+        <w:ind w:left="0"/>
+      </w:pPr>
+      <w:r>
+        <w:t>ред</w:t>
+      </w:r>
+      <w:r>
+        <w:t>актирование конфигурации агента;</w:t>
+      </w:r>
+    </w:p>
+    <w:p>
+      <w:pPr>
+        <w:pStyle w:val="a"/>
+        <w:tabs>
+          <w:tab w:val="num" w:pos="992"/>
+        </w:tabs>
+        <w:ind w:left="0"/>
+      </w:pPr>
+      <w:r>
+        <w:t xml:space="preserve">экспорт конфигурации агента из файла </w:t>
+      </w:r>
+      <w:r>
+        <w:t>или сервера</w:t>
+      </w:r>
+      <w:r>
+        <w:t>;</w:t>
+      </w:r>
+    </w:p>
+    <w:p>
+      <w:pPr>
+        <w:pStyle w:val="a"/>
+        <w:tabs>
+          <w:tab w:val="num" w:pos="992"/>
+        </w:tabs>
+        <w:ind w:left="0"/>
+      </w:pPr>
+      <w:r>
+        <w:t xml:space="preserve">кэширование собранных агентом данных в случае сбоя соединения с БД или </w:t>
+      </w:r>
+      <w:r>
+        <w:rPr>
+          <w:lang w:val="en-US"/>
+        </w:rPr>
+        <w:t>API</w:t>
+      </w:r>
+      <w:r>
+        <w:t xml:space="preserve"> с</w:t>
+      </w:r>
+      <w:r>
+        <w:t xml:space="preserve"> </w:t>
+      </w:r>
+      <w:r>
+        <w:t xml:space="preserve">их </w:t>
+      </w:r>
+      <w:r>
+        <w:t>последующей отправкой после восстановления соединения.</w:t>
       </w:r>
     </w:p>
     <w:p>
@@ -3500,7 +3822,29 @@
           <w:lang w:eastAsia="en-US"/>
           <w14:ligatures w14:val="standardContextual"/>
         </w:rPr>
-        <w:t>Для защиты информационной структуры реализована ролевая модель доступа, разделяющая пользователей на три категории:</w:t>
+        <w:t xml:space="preserve">Для защиты информационной структуры </w:t>
+      </w:r>
+      <w:r>
+        <w:rPr>
+          <w:rFonts w:eastAsia="Aptos"/>
+          <w:kern w:val="2"/>
+          <w:sz w:val="28"/>
+          <w:szCs w:val="22"/>
+          <w:lang w:eastAsia="en-US"/>
+          <w14:ligatures w14:val="standardContextual"/>
+        </w:rPr>
+        <w:t xml:space="preserve">должна быть </w:t>
+      </w:r>
+      <w:r>
+        <w:rPr>
+          <w:rFonts w:eastAsia="Aptos"/>
+          <w:kern w:val="2"/>
+          <w:sz w:val="28"/>
+          <w:szCs w:val="22"/>
+          <w:lang w:eastAsia="en-US"/>
+          <w14:ligatures w14:val="standardContextual"/>
+        </w:rPr>
+        <w:t>реализована ролевая модель доступа, разделяющая пользователей на три категории:</w:t>
       </w:r>
     </w:p>
     <w:p>
@@ -3512,7 +3856,22 @@
         <w:ind w:left="0"/>
       </w:pPr>
       <w:r>
-        <w:t>Неавторизованный пользователь (Гость): обладает минимальными правами. Доступна исключительно процедура авторизации в системе и базовая конфигурация параметров сетевого подключения к серверному API;</w:t>
+        <w:t>не</w:t>
+      </w:r>
+      <w:r>
+        <w:t>авт</w:t>
+      </w:r>
+      <w:r>
+        <w:t>оризованный пользователь</w:t>
+      </w:r>
+      <w:r>
+        <w:t>: обладает минимальными правами</w:t>
+      </w:r>
+      <w:r>
+        <w:t>, ему д</w:t>
+      </w:r>
+      <w:r>
+        <w:t>оступна процедура авторизации в системе и базовая конфигурация параметров сетевого подключения к серверному API;</w:t>
       </w:r>
     </w:p>
     <w:p>
@@ -3524,7 +3883,28 @@
         <w:ind w:left="0"/>
       </w:pPr>
       <w:r>
-        <w:t>Инженер: имеет доступ к функциональным модулям мониторинга телеметрии как в оконном, так и в мобильном интерфейсах. Может осуществлять сквозной просмотр подключенного оборудования, изучать таблицы системных логов, отслеживать последние транслируемые показания приборов и анализировать графики изменений параметров за установленный временной интервал;</w:t>
+        <w:t>инже</w:t>
+      </w:r>
+      <w:r>
+        <w:t xml:space="preserve">нер: имеет доступ к функциональным модулям мониторинга телеметрии как в оконном, так и в мобильном интерфейсах. Может </w:t>
+      </w:r>
+      <w:r>
+        <w:t>просматр</w:t>
+      </w:r>
+      <w:r>
+        <w:t xml:space="preserve">ивать </w:t>
+      </w:r>
+      <w:r>
+        <w:t xml:space="preserve">информацию о </w:t>
+      </w:r>
+      <w:r>
+        <w:t>подключенно</w:t>
+      </w:r>
+      <w:r>
+        <w:t>м оборудовании</w:t>
+      </w:r>
+      <w:r>
+        <w:t>, изучать таблицы логов, отслеживать последние показания приборов и анализировать графики изменений параметров за установленный временной интервал;</w:t>
       </w:r>
     </w:p>
     <w:p>
@@ -3536,7 +3916,41 @@
         <w:ind w:left="0"/>
       </w:pPr>
       <w:r>
-        <w:t>Администратор: обладает полным (неограниченным) доступом ко всем функциональным блокам и модулям системы. Включает в себя полномочия инженера, а также исключительные права на управление парком устройств, редактирование технологических порогов, добавление, модификацию и удаление учетных записей пользователей.</w:t>
+        <w:lastRenderedPageBreak/>
+        <w:t>админ</w:t>
+      </w:r>
+      <w:r>
+        <w:t>истратор</w:t>
+      </w:r>
+      <w:r>
+        <w:t>:</w:t>
+      </w:r>
+      <w:r>
+        <w:t xml:space="preserve"> </w:t>
+      </w:r>
+      <w:r>
+        <w:t>обладает полным</w:t>
+      </w:r>
+      <w:r>
+        <w:t xml:space="preserve"> доступом ко всем полномочия</w:t>
+      </w:r>
+      <w:r>
+        <w:t>м</w:t>
+      </w:r>
+      <w:r>
+        <w:t xml:space="preserve"> инженера, а также </w:t>
+      </w:r>
+      <w:r>
+        <w:t>правами</w:t>
+      </w:r>
+      <w:r>
+        <w:t xml:space="preserve"> на управление парком устройств, редактирование </w:t>
+      </w:r>
+      <w:r>
+        <w:t>эталонных значений</w:t>
+      </w:r>
+      <w:r>
+        <w:t>, добавление, модификацию и удаление учетных записей пользователей.</w:t>
       </w:r>
     </w:p>
     <w:p>
@@ -3567,7 +3981,6 @@
           <w:lang w:eastAsia="en-US"/>
           <w14:ligatures w14:val="standardContextual"/>
         </w:rPr>
-        <w:lastRenderedPageBreak/>
         <w:t>1.3 Выбор состава программных и технических средств</w:t>
       </w:r>
     </w:p>
@@ -3620,18 +4033,18 @@
           <w:lang w:eastAsia="en-US"/>
           <w14:ligatures w14:val="standardContextual"/>
         </w:rPr>
-        <w:t>Средства</w:t>
-      </w:r>
-      <w:r>
-        <w:rPr>
-          <w:rFonts w:eastAsia="Aptos"/>
-          <w:kern w:val="2"/>
-          <w:sz w:val="28"/>
-          <w:szCs w:val="22"/>
-          <w:lang w:eastAsia="en-US"/>
-          <w14:ligatures w14:val="standardContextual"/>
-        </w:rPr>
-        <w:t xml:space="preserve">, выбранные для </w:t>
+        <w:t>Д</w:t>
+      </w:r>
+      <w:r>
+        <w:rPr>
+          <w:rFonts w:eastAsia="Aptos"/>
+          <w:kern w:val="2"/>
+          <w:sz w:val="28"/>
+          <w:szCs w:val="22"/>
+          <w:lang w:eastAsia="en-US"/>
+          <w14:ligatures w14:val="standardContextual"/>
+        </w:rPr>
+        <w:t xml:space="preserve">ля </w:t>
       </w:r>
       <w:r>
         <w:rPr>
@@ -3653,6 +4066,17 @@
           <w:lang w:eastAsia="en-US"/>
           <w14:ligatures w14:val="standardContextual"/>
         </w:rPr>
+        <w:t xml:space="preserve"> выбраны</w:t>
+      </w:r>
+      <w:r>
+        <w:rPr>
+          <w:rFonts w:eastAsia="Aptos"/>
+          <w:kern w:val="2"/>
+          <w:sz w:val="28"/>
+          <w:szCs w:val="22"/>
+          <w:lang w:eastAsia="en-US"/>
+          <w14:ligatures w14:val="standardContextual"/>
+        </w:rPr>
         <w:t>:</w:t>
       </w:r>
     </w:p>
@@ -3665,7 +4089,27 @@
         <w:ind w:left="0"/>
       </w:pPr>
       <w:r>
-        <w:t>C# и Avalonia UI: выбраны в качестве основного языка и UI-фреймворка для создания настольной панели администратора. Достоинством Avalonia UI является полноценная кроссплатформенность, гибкая XAML-разметка стилей и высокая производительность графического интерфейса;</w:t>
+        <w:t xml:space="preserve">C# и </w:t>
+      </w:r>
+      <w:proofErr w:type="spellStart"/>
+      <w:r>
+        <w:t>Avalonia</w:t>
+      </w:r>
+      <w:proofErr w:type="spellEnd"/>
+      <w:r>
+        <w:t xml:space="preserve"> </w:t>
+      </w:r>
+      <w:r>
+        <w:t xml:space="preserve">UI: </w:t>
+      </w:r>
+      <w:r>
+        <w:t>для создания н</w:t>
+      </w:r>
+      <w:r>
+        <w:t>астольной панели администратора</w:t>
+      </w:r>
+      <w:r>
+        <w:t>;</w:t>
       </w:r>
     </w:p>
     <w:p>
@@ -3676,32 +4120,125 @@
         </w:tabs>
         <w:ind w:left="0"/>
       </w:pPr>
-      <w:r>
-        <w:t xml:space="preserve">Kotlin и Jetpack Compose: применены для создания мобильного приложения инженеров. Jetpack Compose </w:t>
+      <w:proofErr w:type="spellStart"/>
+      <w:r>
+        <w:t>kotlin</w:t>
+      </w:r>
+      <w:proofErr w:type="spellEnd"/>
+      <w:r>
+        <w:t xml:space="preserve"> и </w:t>
+      </w:r>
+      <w:proofErr w:type="spellStart"/>
+      <w:r>
+        <w:t>Jetpack</w:t>
+      </w:r>
+      <w:proofErr w:type="spellEnd"/>
+      <w:r>
+        <w:t xml:space="preserve"> </w:t>
+      </w:r>
+      <w:proofErr w:type="spellStart"/>
+      <w:r>
+        <w:t>Compose</w:t>
+      </w:r>
+      <w:proofErr w:type="spellEnd"/>
+      <w:r>
+        <w:t xml:space="preserve">: </w:t>
+      </w:r>
+      <w:r>
+        <w:t xml:space="preserve">для создания </w:t>
+      </w:r>
+      <w:r>
+        <w:t>мобильного приложения инженеров</w:t>
+      </w:r>
+      <w:r>
+        <w:t>;</w:t>
+      </w:r>
+      <w:bookmarkStart w:id="2" w:name="_GoBack"/>
+      <w:bookmarkEnd w:id="2"/>
+    </w:p>
+    <w:p>
+      <w:pPr>
+        <w:pStyle w:val="a"/>
+        <w:tabs>
+          <w:tab w:val="num" w:pos="992"/>
+        </w:tabs>
+        <w:ind w:left="0"/>
+      </w:pPr>
+      <w:r>
+        <w:t>интегр</w:t>
+      </w:r>
+      <w:r>
+        <w:t xml:space="preserve">ированные среды разработки: проектирование </w:t>
+      </w:r>
+      <w:r>
+        <w:t xml:space="preserve">оконного </w:t>
+      </w:r>
+      <w:r>
+        <w:t xml:space="preserve">клиента </w:t>
+      </w:r>
+      <w:r>
+        <w:t>будет проведено</w:t>
+      </w:r>
+      <w:r>
+        <w:t xml:space="preserve"> в среде </w:t>
+      </w:r>
+      <w:proofErr w:type="spellStart"/>
+      <w:r>
+        <w:t>Microsoft</w:t>
+      </w:r>
+      <w:proofErr w:type="spellEnd"/>
+      <w:r>
+        <w:t xml:space="preserve"> </w:t>
+      </w:r>
+      <w:proofErr w:type="spellStart"/>
+      <w:r>
+        <w:t>Visual</w:t>
+      </w:r>
+      <w:proofErr w:type="spellEnd"/>
+      <w:r>
+        <w:t xml:space="preserve"> </w:t>
+      </w:r>
+      <w:proofErr w:type="spellStart"/>
+      <w:r>
+        <w:t>Studi</w:t>
+      </w:r>
+      <w:proofErr w:type="spellEnd"/>
+      <w:r>
+        <w:rPr>
+          <w:lang w:val="en-US"/>
+        </w:rPr>
+        <w:t>o</w:t>
+      </w:r>
+      <w:r>
+        <w:t xml:space="preserve"> </w:t>
+      </w:r>
+      <w:r>
+        <w:t xml:space="preserve">2022, мобильного приложения </w:t>
       </w:r>
       <w:r>
         <w:t>–</w:t>
       </w:r>
       <w:r>
-        <w:t xml:space="preserve"> это современный декларативный фреймворк, обеспечивающий высокую скорость отрисовки динамических интерфейсов, реактивное обновление состояния (UI State) и нативную интеграцию с ОС Android;</w:t>
-      </w:r>
-    </w:p>
-    <w:p>
-      <w:pPr>
-        <w:pStyle w:val="a"/>
-        <w:tabs>
-          <w:tab w:val="num" w:pos="992"/>
-        </w:tabs>
-        <w:ind w:left="0"/>
-      </w:pPr>
-      <w:r>
-        <w:t xml:space="preserve">Интегрированные среды разработки (IDE): проектирование desktop-клиента велось в среде Microsoft Visual Studi2022, мобильного приложения </w:t>
-      </w:r>
-      <w:r>
-        <w:t>–</w:t>
-      </w:r>
-      <w:r>
-        <w:t xml:space="preserve"> в Android Studio, что позволило использовать встроенные инструменты интерактивной отладки и профилирования.</w:t>
+        <w:t xml:space="preserve"> в </w:t>
+      </w:r>
+      <w:proofErr w:type="spellStart"/>
+      <w:r>
+        <w:t>Android</w:t>
+      </w:r>
+      <w:proofErr w:type="spellEnd"/>
+      <w:r>
+        <w:t xml:space="preserve"> </w:t>
+      </w:r>
+      <w:proofErr w:type="spellStart"/>
+      <w:r>
+        <w:t>Studio</w:t>
+      </w:r>
+      <w:proofErr w:type="spellEnd"/>
+      <w:r>
+        <w:t>, что позволит</w:t>
+      </w:r>
+      <w:r>
+        <w:t xml:space="preserve"> использовать встроенные инструменты интерактивной отладки и профилирования.</w:t>
       </w:r>
     </w:p>
     <w:p>
@@ -3772,7 +4309,19 @@
         <w:ind w:left="0"/>
       </w:pPr>
       <w:r>
-        <w:t>C# (.NET) использован для написания серверной бизнес-логики и построения защищенного REST API</w:t>
+        <w:t xml:space="preserve">C# (.NET) </w:t>
+      </w:r>
+      <w:r>
+        <w:t>будет использован</w:t>
+      </w:r>
+      <w:r>
+        <w:t xml:space="preserve"> для написания серверной бизнес</w:t>
+      </w:r>
+      <w:r>
+        <w:t>-логики и построения</w:t>
+      </w:r>
+      <w:r>
+        <w:t xml:space="preserve"> REST API</w:t>
       </w:r>
       <w:r>
         <w:t xml:space="preserve">, </w:t>
@@ -3790,7 +4339,23 @@
         <w:ind w:left="0"/>
       </w:pPr>
       <w:r>
-        <w:t>СУБД PostgreSQL и язык SQL выбраны в качестве реляционного хранилища данных благодаря полной поддержке транзакционности, механизмов триггеров (для очистки истории) и хранимых процедур;</w:t>
+        <w:t xml:space="preserve">СУБД </w:t>
+      </w:r>
+      <w:proofErr w:type="spellStart"/>
+      <w:r>
+        <w:t>PostgreSQL</w:t>
+      </w:r>
+      <w:proofErr w:type="spellEnd"/>
+      <w:r>
+        <w:t xml:space="preserve"> и язык SQL выбраны в качестве реляционного хранилища данных благодаря полной поддержке </w:t>
+      </w:r>
+      <w:proofErr w:type="spellStart"/>
+      <w:r>
+        <w:t>транзакционности</w:t>
+      </w:r>
+      <w:proofErr w:type="spellEnd"/>
+      <w:r>
+        <w:t>, механизмов триггеров (для очистки истории) и хранимых процедур;</w:t>
       </w:r>
     </w:p>
     <w:p>
@@ -3801,8 +4366,35 @@
         </w:tabs>
         <w:ind w:left="0"/>
       </w:pPr>
-      <w:r>
-        <w:t>DBeaver Community Edition применено как универсальное графическое средство администрирования, проектирования физических схем и выполнения отладочных SQL-запросов к базам данных.</w:t>
+      <w:proofErr w:type="spellStart"/>
+      <w:r>
+        <w:t>DBeaver</w:t>
+      </w:r>
+      <w:proofErr w:type="spellEnd"/>
+      <w:r>
+        <w:t xml:space="preserve"> </w:t>
+      </w:r>
+      <w:proofErr w:type="spellStart"/>
+      <w:r>
+        <w:t>Community</w:t>
+      </w:r>
+      <w:proofErr w:type="spellEnd"/>
+      <w:r>
+        <w:t xml:space="preserve"> </w:t>
+      </w:r>
+      <w:proofErr w:type="spellStart"/>
+      <w:r>
+        <w:t>Edition</w:t>
+      </w:r>
+      <w:proofErr w:type="spellEnd"/>
+      <w:r>
+        <w:t xml:space="preserve"> </w:t>
+      </w:r>
+      <w:r>
+        <w:t>будет применено</w:t>
+      </w:r>
+      <w:r>
+        <w:t xml:space="preserve"> как универсальное графическое средство администрирования, проектирования физических схем и выполнения отладочных SQL-запросов к базам данных.</w:t>
       </w:r>
     </w:p>
     <w:sectPr>
@@ -3823,7 +4415,7 @@
 </file>
 
 <file path=word/endnotes.xml><?xml version="1.0" encoding="utf-8"?>
-<w:endnotes xmlns:wpc="http://schemas.microsoft.com/office/word/2010/wordprocessingCanvas" xmlns:cx="http://schemas.microsoft.com/office/drawing/2014/chartex" xmlns:cx1="http://schemas.microsoft.com/office/drawing/2015/9/8/chartex" xmlns:cx2="http://schemas.microsoft.com/office/drawing/2015/10/21/chartex" xmlns:cx3="http://schemas.microsoft.com/office/drawing/2016/5/9/chartex" xmlns:cx4="http://schemas.microsoft.com/office/drawing/2016/5/10/chartex" xmlns:cx5="http://schemas.microsoft.com/office/drawing/2016/5/11/chartex" xmlns:cx6="http://schemas.microsoft.com/office/drawing/2016/5/12/chartex" xmlns:cx7="http://schemas.microsoft.com/office/drawing/2016/5/13/chartex" xmlns:cx8="http://schemas.microsoft.com/office/drawing/2016/5/14/chartex" xmlns:mc="http://schemas.openxmlformats.org/markup-compatibility/2006" xmlns:aink="http://schemas.microsoft.com/office/drawing/2016/ink" xmlns:am3d="http://schemas.microsoft.com/office/drawing/2017/model3d" xmlns:o="urn:schemas-microsoft-com:office:office" xmlns:oel="http://schemas.microsoft.com/office/2019/extlst" xmlns:r="http://schemas.openxmlformats.org/officeDocument/2006/relationships" xmlns:m="http://schemas.openxmlformats.org/officeDocument/2006/math" xmlns:v="urn:schemas-microsoft-com:vml" xmlns:wp14="http://schemas.microsoft.com/office/word/2010/wordprocessingDrawing" xmlns:wp="http://schemas.openxmlformats.org/drawingml/2006/wordprocessingDrawing" xmlns:w10="urn:schemas-microsoft-com:office:word" xmlns:w="http://schemas.openxmlformats.org/wordprocessingml/2006/main" xmlns:w14="http://schemas.microsoft.com/office/word/2010/wordml" xmlns:w15="http://schemas.microsoft.com/office/word/2012/wordml" xmlns:w16cex="http://schemas.microsoft.com/office/word/2018/wordml/cex" xmlns:w16cid="http://schemas.microsoft.com/office/word/2016/wordml/cid" xmlns:w16="http://schemas.microsoft.com/office/word/2018/wordml" xmlns:w16du="http://schemas.microsoft.com/office/word/2023/wordml/word16du" xmlns:w16sdtdh="http://schemas.microsoft.com/office/word/2020/wordml/sdtdatahash" xmlns:w16sdtfl="http://schemas.microsoft.com/office/word/2024/wordml/sdtformatlock" xmlns:w16se="http://schemas.microsoft.com/office/word/2015/wordml/symex" xmlns:wpg="http://schemas.microsoft.com/office/word/2010/wordprocessingGroup" xmlns:wpi="http://schemas.microsoft.com/office/word/2010/wordprocessingInk" xmlns:wne="http://schemas.microsoft.com/office/word/2006/wordml" xmlns:wps="http://schemas.microsoft.com/office/word/2010/wordprocessingShape" mc:Ignorable="w14 w15 w16se w16cid w16 w16cex w16sdtdh w16sdtfl w16du wp14">
+<w:endnotes xmlns:wpc="http://schemas.microsoft.com/office/word/2010/wordprocessingCanvas" xmlns:cx="http://schemas.microsoft.com/office/drawing/2014/chartex" xmlns:mc="http://schemas.openxmlformats.org/markup-compatibility/2006" xmlns:o="urn:schemas-microsoft-com:office:office" xmlns:r="http://schemas.openxmlformats.org/officeDocument/2006/relationships" xmlns:m="http://schemas.openxmlformats.org/officeDocument/2006/math" xmlns:v="urn:schemas-microsoft-com:vml" xmlns:wp14="http://schemas.microsoft.com/office/word/2010/wordprocessingDrawing" xmlns:wp="http://schemas.openxmlformats.org/drawingml/2006/wordprocessingDrawing" xmlns:w10="urn:schemas-microsoft-com:office:word" xmlns:w="http://schemas.openxmlformats.org/wordprocessingml/2006/main" xmlns:w14="http://schemas.microsoft.com/office/word/2010/wordml" xmlns:w15="http://schemas.microsoft.com/office/word/2012/wordml" xmlns:w16se="http://schemas.microsoft.com/office/word/2015/wordml/symex" xmlns:wpg="http://schemas.microsoft.com/office/word/2010/wordprocessingGroup" xmlns:wpi="http://schemas.microsoft.com/office/word/2010/wordprocessingInk" xmlns:wne="http://schemas.microsoft.com/office/word/2006/wordml" xmlns:wps="http://schemas.microsoft.com/office/word/2010/wordprocessingShape" mc:Ignorable="w14 w15 w16se wp14">
   <w:endnote w:type="separator" w:id="-1">
     <w:p>
       <w:r>
@@ -3842,7 +4434,7 @@
 </file>
 
 <file path=word/footer1.xml><?xml version="1.0" encoding="utf-8"?>
-<w:ftr xmlns:wpc="http://schemas.microsoft.com/office/word/2010/wordprocessingCanvas" xmlns:cx="http://schemas.microsoft.com/office/drawing/2014/chartex" xmlns:cx1="http://schemas.microsoft.com/office/drawing/2015/9/8/chartex" xmlns:cx2="http://schemas.microsoft.com/office/drawing/2015/10/21/chartex" xmlns:cx3="http://schemas.microsoft.com/office/drawing/2016/5/9/chartex" xmlns:cx4="http://schemas.microsoft.com/office/drawing/2016/5/10/chartex" xmlns:cx5="http://schemas.microsoft.com/office/drawing/2016/5/11/chartex" xmlns:cx6="http://schemas.microsoft.com/office/drawing/2016/5/12/chartex" xmlns:cx7="http://schemas.microsoft.com/office/drawing/2016/5/13/chartex" xmlns:cx8="http://schemas.microsoft.com/office/drawing/2016/5/14/chartex" xmlns:mc="http://schemas.openxmlformats.org/markup-compatibility/2006" xmlns:aink="http://schemas.microsoft.com/office/drawing/2016/ink" xmlns:am3d="http://schemas.microsoft.com/office/drawing/2017/model3d" xmlns:o="urn:schemas-microsoft-com:office:office" xmlns:oel="http://schemas.microsoft.com/office/2019/extlst" xmlns:r="http://schemas.openxmlformats.org/officeDocument/2006/relationships" xmlns:m="http://schemas.openxmlformats.org/officeDocument/2006/math" xmlns:v="urn:schemas-microsoft-com:vml" xmlns:wp14="http://schemas.microsoft.com/office/word/2010/wordprocessingDrawing" xmlns:wp="http://schemas.openxmlformats.org/drawingml/2006/wordprocessingDrawing" xmlns:w10="urn:schemas-microsoft-com:office:word" xmlns:w="http://schemas.openxmlformats.org/wordprocessingml/2006/main" xmlns:w14="http://schemas.microsoft.com/office/word/2010/wordml" xmlns:w15="http://schemas.microsoft.com/office/word/2012/wordml" xmlns:w16cex="http://schemas.microsoft.com/office/word/2018/wordml/cex" xmlns:w16cid="http://schemas.microsoft.com/office/word/2016/wordml/cid" xmlns:w16="http://schemas.microsoft.com/office/word/2018/wordml" xmlns:w16du="http://schemas.microsoft.com/office/word/2023/wordml/word16du" xmlns:w16sdtdh="http://schemas.microsoft.com/office/word/2020/wordml/sdtdatahash" xmlns:w16sdtfl="http://schemas.microsoft.com/office/word/2024/wordml/sdtformatlock" xmlns:w16se="http://schemas.microsoft.com/office/word/2015/wordml/symex" xmlns:wpg="http://schemas.microsoft.com/office/word/2010/wordprocessingGroup" xmlns:wpi="http://schemas.microsoft.com/office/word/2010/wordprocessingInk" xmlns:wne="http://schemas.microsoft.com/office/word/2006/wordml" xmlns:wps="http://schemas.microsoft.com/office/word/2010/wordprocessingShape" mc:Ignorable="w14 w15 w16se w16cid w16 w16cex w16sdtdh w16sdtfl w16du wp14">
+<w:ftr xmlns:wpc="http://schemas.microsoft.com/office/word/2010/wordprocessingCanvas" xmlns:cx="http://schemas.microsoft.com/office/drawing/2014/chartex" xmlns:mc="http://schemas.openxmlformats.org/markup-compatibility/2006" xmlns:o="urn:schemas-microsoft-com:office:office" xmlns:r="http://schemas.openxmlformats.org/officeDocument/2006/relationships" xmlns:m="http://schemas.openxmlformats.org/officeDocument/2006/math" xmlns:v="urn:schemas-microsoft-com:vml" xmlns:wp14="http://schemas.microsoft.com/office/word/2010/wordprocessingDrawing" xmlns:wp="http://schemas.openxmlformats.org/drawingml/2006/wordprocessingDrawing" xmlns:w10="urn:schemas-microsoft-com:office:word" xmlns:w="http://schemas.openxmlformats.org/wordprocessingml/2006/main" xmlns:w14="http://schemas.microsoft.com/office/word/2010/wordml" xmlns:w15="http://schemas.microsoft.com/office/word/2012/wordml" xmlns:w16se="http://schemas.microsoft.com/office/word/2015/wordml/symex" xmlns:wpg="http://schemas.microsoft.com/office/word/2010/wordprocessingGroup" xmlns:wpi="http://schemas.microsoft.com/office/word/2010/wordprocessingInk" xmlns:wne="http://schemas.microsoft.com/office/word/2006/wordml" xmlns:wps="http://schemas.microsoft.com/office/word/2010/wordprocessingShape" mc:Ignorable="w14 w15 w16se wp14">
   <w:p>
     <w:pPr>
       <w:pStyle w:val="ad"/>
@@ -3852,7 +4444,7 @@
 </file>
 
 <file path=word/footer2.xml><?xml version="1.0" encoding="utf-8"?>
-<w:ftr xmlns:wpc="http://schemas.microsoft.com/office/word/2010/wordprocessingCanvas" xmlns:cx="http://schemas.microsoft.com/office/drawing/2014/chartex" xmlns:cx1="http://schemas.microsoft.com/office/drawing/2015/9/8/chartex" xmlns:cx2="http://schemas.microsoft.com/office/drawing/2015/10/21/chartex" xmlns:cx3="http://schemas.microsoft.com/office/drawing/2016/5/9/chartex" xmlns:cx4="http://schemas.microsoft.com/office/drawing/2016/5/10/chartex" xmlns:cx5="http://schemas.microsoft.com/office/drawing/2016/5/11/chartex" xmlns:cx6="http://schemas.microsoft.com/office/drawing/2016/5/12/chartex" xmlns:cx7="http://schemas.microsoft.com/office/drawing/2016/5/13/chartex" xmlns:cx8="http://schemas.microsoft.com/office/drawing/2016/5/14/chartex" xmlns:mc="http://schemas.openxmlformats.org/markup-compatibility/2006" xmlns:aink="http://schemas.microsoft.com/office/drawing/2016/ink" xmlns:am3d="http://schemas.microsoft.com/office/drawing/2017/model3d" xmlns:o="urn:schemas-microsoft-com:office:office" xmlns:oel="http://schemas.microsoft.com/office/2019/extlst" xmlns:r="http://schemas.openxmlformats.org/officeDocument/2006/relationships" xmlns:m="http://schemas.openxmlformats.org/officeDocument/2006/math" xmlns:v="urn:schemas-microsoft-com:vml" xmlns:wp14="http://schemas.microsoft.com/office/word/2010/wordprocessingDrawing" xmlns:wp="http://schemas.openxmlformats.org/drawingml/2006/wordprocessingDrawing" xmlns:w10="urn:schemas-microsoft-com:office:word" xmlns:w="http://schemas.openxmlformats.org/wordprocessingml/2006/main" xmlns:w14="http://schemas.microsoft.com/office/word/2010/wordml" xmlns:w15="http://schemas.microsoft.com/office/word/2012/wordml" xmlns:w16cex="http://schemas.microsoft.com/office/word/2018/wordml/cex" xmlns:w16cid="http://schemas.microsoft.com/office/word/2016/wordml/cid" xmlns:w16="http://schemas.microsoft.com/office/word/2018/wordml" xmlns:w16du="http://schemas.microsoft.com/office/word/2023/wordml/word16du" xmlns:w16sdtdh="http://schemas.microsoft.com/office/word/2020/wordml/sdtdatahash" xmlns:w16sdtfl="http://schemas.microsoft.com/office/word/2024/wordml/sdtformatlock" xmlns:w16se="http://schemas.microsoft.com/office/word/2015/wordml/symex" xmlns:wpg="http://schemas.microsoft.com/office/word/2010/wordprocessingGroup" xmlns:wpi="http://schemas.microsoft.com/office/word/2010/wordprocessingInk" xmlns:wne="http://schemas.microsoft.com/office/word/2006/wordml" xmlns:wps="http://schemas.microsoft.com/office/word/2010/wordprocessingShape" mc:Ignorable="w14 w15 w16se w16cid w16 w16cex w16sdtdh w16sdtfl w16du wp14">
+<w:ftr xmlns:wpc="http://schemas.microsoft.com/office/word/2010/wordprocessingCanvas" xmlns:cx="http://schemas.microsoft.com/office/drawing/2014/chartex" xmlns:mc="http://schemas.openxmlformats.org/markup-compatibility/2006" xmlns:o="urn:schemas-microsoft-com:office:office" xmlns:r="http://schemas.openxmlformats.org/officeDocument/2006/relationships" xmlns:m="http://schemas.openxmlformats.org/officeDocument/2006/math" xmlns:v="urn:schemas-microsoft-com:vml" xmlns:wp14="http://schemas.microsoft.com/office/word/2010/wordprocessingDrawing" xmlns:wp="http://schemas.openxmlformats.org/drawingml/2006/wordprocessingDrawing" xmlns:w10="urn:schemas-microsoft-com:office:word" xmlns:w="http://schemas.openxmlformats.org/wordprocessingml/2006/main" xmlns:w14="http://schemas.microsoft.com/office/word/2010/wordml" xmlns:w15="http://schemas.microsoft.com/office/word/2012/wordml" xmlns:w16se="http://schemas.microsoft.com/office/word/2015/wordml/symex" xmlns:wpg="http://schemas.microsoft.com/office/word/2010/wordprocessingGroup" xmlns:wpi="http://schemas.microsoft.com/office/word/2010/wordprocessingInk" xmlns:wne="http://schemas.microsoft.com/office/word/2006/wordml" xmlns:wps="http://schemas.microsoft.com/office/word/2010/wordprocessingShape" mc:Ignorable="w14 w15 w16se wp14">
   <w:sdt>
     <w:sdtPr>
       <w:id w:val="345990287"/>
@@ -3861,6 +4453,7 @@
         <w:docPartUnique/>
       </w:docPartObj>
     </w:sdtPr>
+    <w:sdtEndPr/>
     <w:sdtContent>
       <w:p>
         <w:pPr>
@@ -3877,7 +4470,10 @@
           <w:fldChar w:fldCharType="separate"/>
         </w:r>
         <w:r>
-          <w:t>2</w:t>
+          <w:rPr>
+            <w:noProof/>
+          </w:rPr>
+          <w:t>7</w:t>
         </w:r>
         <w:r>
           <w:fldChar w:fldCharType="end"/>
@@ -3894,7 +4490,7 @@
 </file>
 
 <file path=word/footer3.xml><?xml version="1.0" encoding="utf-8"?>
-<w:ftr xmlns:wpc="http://schemas.microsoft.com/office/word/2010/wordprocessingCanvas" xmlns:cx="http://schemas.microsoft.com/office/drawing/2014/chartex" xmlns:cx1="http://schemas.microsoft.com/office/drawing/2015/9/8/chartex" xmlns:cx2="http://schemas.microsoft.com/office/drawing/2015/10/21/chartex" xmlns:cx3="http://schemas.microsoft.com/office/drawing/2016/5/9/chartex" xmlns:cx4="http://schemas.microsoft.com/office/drawing/2016/5/10/chartex" xmlns:cx5="http://schemas.microsoft.com/office/drawing/2016/5/11/chartex" xmlns:cx6="http://schemas.microsoft.com/office/drawing/2016/5/12/chartex" xmlns:cx7="http://schemas.microsoft.com/office/drawing/2016/5/13/chartex" xmlns:cx8="http://schemas.microsoft.com/office/drawing/2016/5/14/chartex" xmlns:mc="http://schemas.openxmlformats.org/markup-compatibility/2006" xmlns:aink="http://schemas.microsoft.com/office/drawing/2016/ink" xmlns:am3d="http://schemas.microsoft.com/office/drawing/2017/model3d" xmlns:o="urn:schemas-microsoft-com:office:office" xmlns:oel="http://schemas.microsoft.com/office/2019/extlst" xmlns:r="http://schemas.openxmlformats.org/officeDocument/2006/relationships" xmlns:m="http://schemas.openxmlformats.org/officeDocument/2006/math" xmlns:v="urn:schemas-microsoft-com:vml" xmlns:wp14="http://schemas.microsoft.com/office/word/2010/wordprocessingDrawing" xmlns:wp="http://schemas.openxmlformats.org/drawingml/2006/wordprocessingDrawing" xmlns:w10="urn:schemas-microsoft-com:office:word" xmlns:w="http://schemas.openxmlformats.org/wordprocessingml/2006/main" xmlns:w14="http://schemas.microsoft.com/office/word/2010/wordml" xmlns:w15="http://schemas.microsoft.com/office/word/2012/wordml" xmlns:w16cex="http://schemas.microsoft.com/office/word/2018/wordml/cex" xmlns:w16cid="http://schemas.microsoft.com/office/word/2016/wordml/cid" xmlns:w16="http://schemas.microsoft.com/office/word/2018/wordml" xmlns:w16du="http://schemas.microsoft.com/office/word/2023/wordml/word16du" xmlns:w16sdtdh="http://schemas.microsoft.com/office/word/2020/wordml/sdtdatahash" xmlns:w16sdtfl="http://schemas.microsoft.com/office/word/2024/wordml/sdtformatlock" xmlns:w16se="http://schemas.microsoft.com/office/word/2015/wordml/symex" xmlns:wpg="http://schemas.microsoft.com/office/word/2010/wordprocessingGroup" xmlns:wpi="http://schemas.microsoft.com/office/word/2010/wordprocessingInk" xmlns:wne="http://schemas.microsoft.com/office/word/2006/wordml" xmlns:wps="http://schemas.microsoft.com/office/word/2010/wordprocessingShape" mc:Ignorable="w14 w15 w16se w16cid w16 w16cex w16sdtdh w16sdtfl w16du wp14">
+<w:ftr xmlns:wpc="http://schemas.microsoft.com/office/word/2010/wordprocessingCanvas" xmlns:cx="http://schemas.microsoft.com/office/drawing/2014/chartex" xmlns:mc="http://schemas.openxmlformats.org/markup-compatibility/2006" xmlns:o="urn:schemas-microsoft-com:office:office" xmlns:r="http://schemas.openxmlformats.org/officeDocument/2006/relationships" xmlns:m="http://schemas.openxmlformats.org/officeDocument/2006/math" xmlns:v="urn:schemas-microsoft-com:vml" xmlns:wp14="http://schemas.microsoft.com/office/word/2010/wordprocessingDrawing" xmlns:wp="http://schemas.openxmlformats.org/drawingml/2006/wordprocessingDrawing" xmlns:w10="urn:schemas-microsoft-com:office:word" xmlns:w="http://schemas.openxmlformats.org/wordprocessingml/2006/main" xmlns:w14="http://schemas.microsoft.com/office/word/2010/wordml" xmlns:w15="http://schemas.microsoft.com/office/word/2012/wordml" xmlns:w16se="http://schemas.microsoft.com/office/word/2015/wordml/symex" xmlns:wpg="http://schemas.microsoft.com/office/word/2010/wordprocessingGroup" xmlns:wpi="http://schemas.microsoft.com/office/word/2010/wordprocessingInk" xmlns:wne="http://schemas.microsoft.com/office/word/2006/wordml" xmlns:wps="http://schemas.microsoft.com/office/word/2010/wordprocessingShape" mc:Ignorable="w14 w15 w16se wp14">
   <w:p>
     <w:pPr>
       <w:pStyle w:val="ad"/>
@@ -3904,7 +4500,7 @@
 </file>
 
 <file path=word/footnotes.xml><?xml version="1.0" encoding="utf-8"?>
-<w:footnotes xmlns:wpc="http://schemas.microsoft.com/office/word/2010/wordprocessingCanvas" xmlns:cx="http://schemas.microsoft.com/office/drawing/2014/chartex" xmlns:cx1="http://schemas.microsoft.com/office/drawing/2015/9/8/chartex" xmlns:cx2="http://schemas.microsoft.com/office/drawing/2015/10/21/chartex" xmlns:cx3="http://schemas.microsoft.com/office/drawing/2016/5/9/chartex" xmlns:cx4="http://schemas.microsoft.com/office/drawing/2016/5/10/chartex" xmlns:cx5="http://schemas.microsoft.com/office/drawing/2016/5/11/chartex" xmlns:cx6="http://schemas.microsoft.com/office/drawing/2016/5/12/chartex" xmlns:cx7="http://schemas.microsoft.com/office/drawing/2016/5/13/chartex" xmlns:cx8="http://schemas.microsoft.com/office/drawing/2016/5/14/chartex" xmlns:mc="http://schemas.openxmlformats.org/markup-compatibility/2006" xmlns:aink="http://schemas.microsoft.com/office/drawing/2016/ink" xmlns:am3d="http://schemas.microsoft.com/office/drawing/2017/model3d" xmlns:o="urn:schemas-microsoft-com:office:office" xmlns:oel="http://schemas.microsoft.com/office/2019/extlst" xmlns:r="http://schemas.openxmlformats.org/officeDocument/2006/relationships" xmlns:m="http://schemas.openxmlformats.org/officeDocument/2006/math" xmlns:v="urn:schemas-microsoft-com:vml" xmlns:wp14="http://schemas.microsoft.com/office/word/2010/wordprocessingDrawing" xmlns:wp="http://schemas.openxmlformats.org/drawingml/2006/wordprocessingDrawing" xmlns:w10="urn:schemas-microsoft-com:office:word" xmlns:w="http://schemas.openxmlformats.org/wordprocessingml/2006/main" xmlns:w14="http://schemas.microsoft.com/office/word/2010/wordml" xmlns:w15="http://schemas.microsoft.com/office/word/2012/wordml" xmlns:w16cex="http://schemas.microsoft.com/office/word/2018/wordml/cex" xmlns:w16cid="http://schemas.microsoft.com/office/word/2016/wordml/cid" xmlns:w16="http://schemas.microsoft.com/office/word/2018/wordml" xmlns:w16du="http://schemas.microsoft.com/office/word/2023/wordml/word16du" xmlns:w16sdtdh="http://schemas.microsoft.com/office/word/2020/wordml/sdtdatahash" xmlns:w16sdtfl="http://schemas.microsoft.com/office/word/2024/wordml/sdtformatlock" xmlns:w16se="http://schemas.microsoft.com/office/word/2015/wordml/symex" xmlns:wpg="http://schemas.microsoft.com/office/word/2010/wordprocessingGroup" xmlns:wpi="http://schemas.microsoft.com/office/word/2010/wordprocessingInk" xmlns:wne="http://schemas.microsoft.com/office/word/2006/wordml" xmlns:wps="http://schemas.microsoft.com/office/word/2010/wordprocessingShape" mc:Ignorable="w14 w15 w16se w16cid w16 w16cex w16sdtdh w16sdtfl w16du wp14">
+<w:footnotes xmlns:wpc="http://schemas.microsoft.com/office/word/2010/wordprocessingCanvas" xmlns:cx="http://schemas.microsoft.com/office/drawing/2014/chartex" xmlns:mc="http://schemas.openxmlformats.org/markup-compatibility/2006" xmlns:o="urn:schemas-microsoft-com:office:office" xmlns:r="http://schemas.openxmlformats.org/officeDocument/2006/relationships" xmlns:m="http://schemas.openxmlformats.org/officeDocument/2006/math" xmlns:v="urn:schemas-microsoft-com:vml" xmlns:wp14="http://schemas.microsoft.com/office/word/2010/wordprocessingDrawing" xmlns:wp="http://schemas.openxmlformats.org/drawingml/2006/wordprocessingDrawing" xmlns:w10="urn:schemas-microsoft-com:office:word" xmlns:w="http://schemas.openxmlformats.org/wordprocessingml/2006/main" xmlns:w14="http://schemas.microsoft.com/office/word/2010/wordml" xmlns:w15="http://schemas.microsoft.com/office/word/2012/wordml" xmlns:w16se="http://schemas.microsoft.com/office/word/2015/wordml/symex" xmlns:wpg="http://schemas.microsoft.com/office/word/2010/wordprocessingGroup" xmlns:wpi="http://schemas.microsoft.com/office/word/2010/wordprocessingInk" xmlns:wne="http://schemas.microsoft.com/office/word/2006/wordml" xmlns:wps="http://schemas.microsoft.com/office/word/2010/wordprocessingShape" mc:Ignorable="w14 w15 w16se wp14">
   <w:footnote w:type="separator" w:id="-1">
     <w:p>
       <w:r>
@@ -3923,7 +4519,7 @@
 </file>
 
 <file path=word/header1.xml><?xml version="1.0" encoding="utf-8"?>
-<w:hdr xmlns:wpc="http://schemas.microsoft.com/office/word/2010/wordprocessingCanvas" xmlns:cx="http://schemas.microsoft.com/office/drawing/2014/chartex" xmlns:cx1="http://schemas.microsoft.com/office/drawing/2015/9/8/chartex" xmlns:cx2="http://schemas.microsoft.com/office/drawing/2015/10/21/chartex" xmlns:cx3="http://schemas.microsoft.com/office/drawing/2016/5/9/chartex" xmlns:cx4="http://schemas.microsoft.com/office/drawing/2016/5/10/chartex" xmlns:cx5="http://schemas.microsoft.com/office/drawing/2016/5/11/chartex" xmlns:cx6="http://schemas.microsoft.com/office/drawing/2016/5/12/chartex" xmlns:cx7="http://schemas.microsoft.com/office/drawing/2016/5/13/chartex" xmlns:cx8="http://schemas.microsoft.com/office/drawing/2016/5/14/chartex" xmlns:mc="http://schemas.openxmlformats.org/markup-compatibility/2006" xmlns:aink="http://schemas.microsoft.com/office/drawing/2016/ink" xmlns:am3d="http://schemas.microsoft.com/office/drawing/2017/model3d" xmlns:o="urn:schemas-microsoft-com:office:office" xmlns:oel="http://schemas.microsoft.com/office/2019/extlst" xmlns:r="http://schemas.openxmlformats.org/officeDocument/2006/relationships" xmlns:m="http://schemas.openxmlformats.org/officeDocument/2006/math" xmlns:v="urn:schemas-microsoft-com:vml" xmlns:wp14="http://schemas.microsoft.com/office/word/2010/wordprocessingDrawing" xmlns:wp="http://schemas.openxmlformats.org/drawingml/2006/wordprocessingDrawing" xmlns:w10="urn:schemas-microsoft-com:office:word" xmlns:w="http://schemas.openxmlformats.org/wordprocessingml/2006/main" xmlns:w14="http://schemas.microsoft.com/office/word/2010/wordml" xmlns:w15="http://schemas.microsoft.com/office/word/2012/wordml" xmlns:w16cex="http://schemas.microsoft.com/office/word/2018/wordml/cex" xmlns:w16cid="http://schemas.microsoft.com/office/word/2016/wordml/cid" xmlns:w16="http://schemas.microsoft.com/office/word/2018/wordml" xmlns:w16du="http://schemas.microsoft.com/office/word/2023/wordml/word16du" xmlns:w16sdtdh="http://schemas.microsoft.com/office/word/2020/wordml/sdtdatahash" xmlns:w16sdtfl="http://schemas.microsoft.com/office/word/2024/wordml/sdtformatlock" xmlns:w16se="http://schemas.microsoft.com/office/word/2015/wordml/symex" xmlns:wpg="http://schemas.microsoft.com/office/word/2010/wordprocessingGroup" xmlns:wpi="http://schemas.microsoft.com/office/word/2010/wordprocessingInk" xmlns:wne="http://schemas.microsoft.com/office/word/2006/wordml" xmlns:wps="http://schemas.microsoft.com/office/word/2010/wordprocessingShape" mc:Ignorable="w14 w15 w16se w16cid w16 w16cex w16sdtdh w16sdtfl w16du wp14">
+<w:hdr xmlns:wpc="http://schemas.microsoft.com/office/word/2010/wordprocessingCanvas" xmlns:cx="http://schemas.microsoft.com/office/drawing/2014/chartex" xmlns:mc="http://schemas.openxmlformats.org/markup-compatibility/2006" xmlns:o="urn:schemas-microsoft-com:office:office" xmlns:r="http://schemas.openxmlformats.org/officeDocument/2006/relationships" xmlns:m="http://schemas.openxmlformats.org/officeDocument/2006/math" xmlns:v="urn:schemas-microsoft-com:vml" xmlns:wp14="http://schemas.microsoft.com/office/word/2010/wordprocessingDrawing" xmlns:wp="http://schemas.openxmlformats.org/drawingml/2006/wordprocessingDrawing" xmlns:w10="urn:schemas-microsoft-com:office:word" xmlns:w="http://schemas.openxmlformats.org/wordprocessingml/2006/main" xmlns:w14="http://schemas.microsoft.com/office/word/2010/wordml" xmlns:w15="http://schemas.microsoft.com/office/word/2012/wordml" xmlns:w16se="http://schemas.microsoft.com/office/word/2015/wordml/symex" xmlns:wpg="http://schemas.microsoft.com/office/word/2010/wordprocessingGroup" xmlns:wpi="http://schemas.microsoft.com/office/word/2010/wordprocessingInk" xmlns:wne="http://schemas.microsoft.com/office/word/2006/wordml" xmlns:wps="http://schemas.microsoft.com/office/word/2010/wordprocessingShape" mc:Ignorable="w14 w15 w16se wp14">
   <w:p>
     <w:pPr>
       <w:pStyle w:val="ab"/>
@@ -3933,7 +4529,7 @@
 </file>
 
 <file path=word/header2.xml><?xml version="1.0" encoding="utf-8"?>
-<w:hdr xmlns:wpc="http://schemas.microsoft.com/office/word/2010/wordprocessingCanvas" xmlns:cx="http://schemas.microsoft.com/office/drawing/2014/chartex" xmlns:cx1="http://schemas.microsoft.com/office/drawing/2015/9/8/chartex" xmlns:cx2="http://schemas.microsoft.com/office/drawing/2015/10/21/chartex" xmlns:cx3="http://schemas.microsoft.com/office/drawing/2016/5/9/chartex" xmlns:cx4="http://schemas.microsoft.com/office/drawing/2016/5/10/chartex" xmlns:cx5="http://schemas.microsoft.com/office/drawing/2016/5/11/chartex" xmlns:cx6="http://schemas.microsoft.com/office/drawing/2016/5/12/chartex" xmlns:cx7="http://schemas.microsoft.com/office/drawing/2016/5/13/chartex" xmlns:cx8="http://schemas.microsoft.com/office/drawing/2016/5/14/chartex" xmlns:mc="http://schemas.openxmlformats.org/markup-compatibility/2006" xmlns:aink="http://schemas.microsoft.com/office/drawing/2016/ink" xmlns:am3d="http://schemas.microsoft.com/office/drawing/2017/model3d" xmlns:o="urn:schemas-microsoft-com:office:office" xmlns:oel="http://schemas.microsoft.com/office/2019/extlst" xmlns:r="http://schemas.openxmlformats.org/officeDocument/2006/relationships" xmlns:m="http://schemas.openxmlformats.org/officeDocument/2006/math" xmlns:v="urn:schemas-microsoft-com:vml" xmlns:wp14="http://schemas.microsoft.com/office/word/2010/wordprocessingDrawing" xmlns:wp="http://schemas.openxmlformats.org/drawingml/2006/wordprocessingDrawing" xmlns:w10="urn:schemas-microsoft-com:office:word" xmlns:w="http://schemas.openxmlformats.org/wordprocessingml/2006/main" xmlns:w14="http://schemas.microsoft.com/office/word/2010/wordml" xmlns:w15="http://schemas.microsoft.com/office/word/2012/wordml" xmlns:w16cex="http://schemas.microsoft.com/office/word/2018/wordml/cex" xmlns:w16cid="http://schemas.microsoft.com/office/word/2016/wordml/cid" xmlns:w16="http://schemas.microsoft.com/office/word/2018/wordml" xmlns:w16du="http://schemas.microsoft.com/office/word/2023/wordml/word16du" xmlns:w16sdtdh="http://schemas.microsoft.com/office/word/2020/wordml/sdtdatahash" xmlns:w16sdtfl="http://schemas.microsoft.com/office/word/2024/wordml/sdtformatlock" xmlns:w16se="http://schemas.microsoft.com/office/word/2015/wordml/symex" xmlns:wpg="http://schemas.microsoft.com/office/word/2010/wordprocessingGroup" xmlns:wpi="http://schemas.microsoft.com/office/word/2010/wordprocessingInk" xmlns:wne="http://schemas.microsoft.com/office/word/2006/wordml" xmlns:wps="http://schemas.microsoft.com/office/word/2010/wordprocessingShape" mc:Ignorable="w14 w15 w16se w16cid w16 w16cex w16sdtdh w16sdtfl w16du wp14">
+<w:hdr xmlns:wpc="http://schemas.microsoft.com/office/word/2010/wordprocessingCanvas" xmlns:cx="http://schemas.microsoft.com/office/drawing/2014/chartex" xmlns:mc="http://schemas.openxmlformats.org/markup-compatibility/2006" xmlns:o="urn:schemas-microsoft-com:office:office" xmlns:r="http://schemas.openxmlformats.org/officeDocument/2006/relationships" xmlns:m="http://schemas.openxmlformats.org/officeDocument/2006/math" xmlns:v="urn:schemas-microsoft-com:vml" xmlns:wp14="http://schemas.microsoft.com/office/word/2010/wordprocessingDrawing" xmlns:wp="http://schemas.openxmlformats.org/drawingml/2006/wordprocessingDrawing" xmlns:w10="urn:schemas-microsoft-com:office:word" xmlns:w="http://schemas.openxmlformats.org/wordprocessingml/2006/main" xmlns:w14="http://schemas.microsoft.com/office/word/2010/wordml" xmlns:w15="http://schemas.microsoft.com/office/word/2012/wordml" xmlns:w16se="http://schemas.microsoft.com/office/word/2015/wordml/symex" xmlns:wpg="http://schemas.microsoft.com/office/word/2010/wordprocessingGroup" xmlns:wpi="http://schemas.microsoft.com/office/word/2010/wordprocessingInk" xmlns:wne="http://schemas.microsoft.com/office/word/2006/wordml" xmlns:wps="http://schemas.microsoft.com/office/word/2010/wordprocessingShape" mc:Ignorable="w14 w15 w16se wp14">
   <w:p>
     <w:pPr>
       <w:pStyle w:val="ab"/>
@@ -3943,7 +4539,7 @@
 </file>
 
 <file path=word/header3.xml><?xml version="1.0" encoding="utf-8"?>
-<w:hdr xmlns:wpc="http://schemas.microsoft.com/office/word/2010/wordprocessingCanvas" xmlns:cx="http://schemas.microsoft.com/office/drawing/2014/chartex" xmlns:cx1="http://schemas.microsoft.com/office/drawing/2015/9/8/chartex" xmlns:cx2="http://schemas.microsoft.com/office/drawing/2015/10/21/chartex" xmlns:cx3="http://schemas.microsoft.com/office/drawing/2016/5/9/chartex" xmlns:cx4="http://schemas.microsoft.com/office/drawing/2016/5/10/chartex" xmlns:cx5="http://schemas.microsoft.com/office/drawing/2016/5/11/chartex" xmlns:cx6="http://schemas.microsoft.com/office/drawing/2016/5/12/chartex" xmlns:cx7="http://schemas.microsoft.com/office/drawing/2016/5/13/chartex" xmlns:cx8="http://schemas.microsoft.com/office/drawing/2016/5/14/chartex" xmlns:mc="http://schemas.openxmlformats.org/markup-compatibility/2006" xmlns:aink="http://schemas.microsoft.com/office/drawing/2016/ink" xmlns:am3d="http://schemas.microsoft.com/office/drawing/2017/model3d" xmlns:o="urn:schemas-microsoft-com:office:office" xmlns:oel="http://schemas.microsoft.com/office/2019/extlst" xmlns:r="http://schemas.openxmlformats.org/officeDocument/2006/relationships" xmlns:m="http://schemas.openxmlformats.org/officeDocument/2006/math" xmlns:v="urn:schemas-microsoft-com:vml" xmlns:wp14="http://schemas.microsoft.com/office/word/2010/wordprocessingDrawing" xmlns:wp="http://schemas.openxmlformats.org/drawingml/2006/wordprocessingDrawing" xmlns:w10="urn:schemas-microsoft-com:office:word" xmlns:w="http://schemas.openxmlformats.org/wordprocessingml/2006/main" xmlns:w14="http://schemas.microsoft.com/office/word/2010/wordml" xmlns:w15="http://schemas.microsoft.com/office/word/2012/wordml" xmlns:w16cex="http://schemas.microsoft.com/office/word/2018/wordml/cex" xmlns:w16cid="http://schemas.microsoft.com/office/word/2016/wordml/cid" xmlns:w16="http://schemas.microsoft.com/office/word/2018/wordml" xmlns:w16du="http://schemas.microsoft.com/office/word/2023/wordml/word16du" xmlns:w16sdtdh="http://schemas.microsoft.com/office/word/2020/wordml/sdtdatahash" xmlns:w16sdtfl="http://schemas.microsoft.com/office/word/2024/wordml/sdtformatlock" xmlns:w16se="http://schemas.microsoft.com/office/word/2015/wordml/symex" xmlns:wpg="http://schemas.microsoft.com/office/word/2010/wordprocessingGroup" xmlns:wpi="http://schemas.microsoft.com/office/word/2010/wordprocessingInk" xmlns:wne="http://schemas.microsoft.com/office/word/2006/wordml" xmlns:wps="http://schemas.microsoft.com/office/word/2010/wordprocessingShape" mc:Ignorable="w14 w15 w16se w16cid w16 w16cex w16sdtdh w16sdtfl w16du wp14">
+<w:hdr xmlns:wpc="http://schemas.microsoft.com/office/word/2010/wordprocessingCanvas" xmlns:cx="http://schemas.microsoft.com/office/drawing/2014/chartex" xmlns:mc="http://schemas.openxmlformats.org/markup-compatibility/2006" xmlns:o="urn:schemas-microsoft-com:office:office" xmlns:r="http://schemas.openxmlformats.org/officeDocument/2006/relationships" xmlns:m="http://schemas.openxmlformats.org/officeDocument/2006/math" xmlns:v="urn:schemas-microsoft-com:vml" xmlns:wp14="http://schemas.microsoft.com/office/word/2010/wordprocessingDrawing" xmlns:wp="http://schemas.openxmlformats.org/drawingml/2006/wordprocessingDrawing" xmlns:w10="urn:schemas-microsoft-com:office:word" xmlns:w="http://schemas.openxmlformats.org/wordprocessingml/2006/main" xmlns:w14="http://schemas.microsoft.com/office/word/2010/wordml" xmlns:w15="http://schemas.microsoft.com/office/word/2012/wordml" xmlns:w16se="http://schemas.microsoft.com/office/word/2015/wordml/symex" xmlns:wpg="http://schemas.microsoft.com/office/word/2010/wordprocessingGroup" xmlns:wpi="http://schemas.microsoft.com/office/word/2010/wordprocessingInk" xmlns:wne="http://schemas.microsoft.com/office/word/2006/wordml" xmlns:wps="http://schemas.microsoft.com/office/word/2010/wordprocessingShape" mc:Ignorable="w14 w15 w16se wp14">
   <w:p>
     <w:pPr>
       <w:pStyle w:val="ab"/>
@@ -3953,7 +4549,7 @@
 </file>
 
 <file path=word/numbering.xml><?xml version="1.0" encoding="utf-8"?>
-<w:numbering xmlns:wpc="http://schemas.microsoft.com/office/word/2010/wordprocessingCanvas" xmlns:cx="http://schemas.microsoft.com/office/drawing/2014/chartex" xmlns:cx1="http://schemas.microsoft.com/office/drawing/2015/9/8/chartex" xmlns:cx2="http://schemas.microsoft.com/office/drawing/2015/10/21/chartex" xmlns:cx3="http://schemas.microsoft.com/office/drawing/2016/5/9/chartex" xmlns:cx4="http://schemas.microsoft.com/office/drawing/2016/5/10/chartex" xmlns:cx5="http://schemas.microsoft.com/office/drawing/2016/5/11/chartex" xmlns:cx6="http://schemas.microsoft.com/office/drawing/2016/5/12/chartex" xmlns:cx7="http://schemas.microsoft.com/office/drawing/2016/5/13/chartex" xmlns:cx8="http://schemas.microsoft.com/office/drawing/2016/5/14/chartex" xmlns:mc="http://schemas.openxmlformats.org/markup-compatibility/2006" xmlns:aink="http://schemas.microsoft.com/office/drawing/2016/ink" xmlns:am3d="http://schemas.microsoft.com/office/drawing/2017/model3d" xmlns:o="urn:schemas-microsoft-com:office:office" xmlns:oel="http://schemas.microsoft.com/office/2019/extlst" xmlns:r="http://schemas.openxmlformats.org/officeDocument/2006/relationships" xmlns:m="http://schemas.openxmlformats.org/officeDocument/2006/math" xmlns:v="urn:schemas-microsoft-com:vml" xmlns:wp14="http://schemas.microsoft.com/office/word/2010/wordprocessingDrawing" xmlns:wp="http://schemas.openxmlformats.org/drawingml/2006/wordprocessingDrawing" xmlns:w10="urn:schemas-microsoft-com:office:word" xmlns:w="http://schemas.openxmlformats.org/wordprocessingml/2006/main" xmlns:w14="http://schemas.microsoft.com/office/word/2010/wordml" xmlns:w15="http://schemas.microsoft.com/office/word/2012/wordml" xmlns:w16cex="http://schemas.microsoft.com/office/word/2018/wordml/cex" xmlns:w16cid="http://schemas.microsoft.com/office/word/2016/wordml/cid" xmlns:w16="http://schemas.microsoft.com/office/word/2018/wordml" xmlns:w16du="http://schemas.microsoft.com/office/word/2023/wordml/word16du" xmlns:w16sdtdh="http://schemas.microsoft.com/office/word/2020/wordml/sdtdatahash" xmlns:w16sdtfl="http://schemas.microsoft.com/office/word/2024/wordml/sdtformatlock" xmlns:w16se="http://schemas.microsoft.com/office/word/2015/wordml/symex" xmlns:wpg="http://schemas.microsoft.com/office/word/2010/wordprocessingGroup" xmlns:wpi="http://schemas.microsoft.com/office/word/2010/wordprocessingInk" xmlns:wne="http://schemas.microsoft.com/office/word/2006/wordml" xmlns:wps="http://schemas.microsoft.com/office/word/2010/wordprocessingShape" mc:Ignorable="w14 w15 w16se w16cid w16 w16cex w16sdtdh w16sdtfl w16du wp14">
+<w:numbering xmlns:wpc="http://schemas.microsoft.com/office/word/2010/wordprocessingCanvas" xmlns:cx="http://schemas.microsoft.com/office/drawing/2014/chartex" xmlns:mc="http://schemas.openxmlformats.org/markup-compatibility/2006" xmlns:o="urn:schemas-microsoft-com:office:office" xmlns:r="http://schemas.openxmlformats.org/officeDocument/2006/relationships" xmlns:m="http://schemas.openxmlformats.org/officeDocument/2006/math" xmlns:v="urn:schemas-microsoft-com:vml" xmlns:wp14="http://schemas.microsoft.com/office/word/2010/wordprocessingDrawing" xmlns:wp="http://schemas.openxmlformats.org/drawingml/2006/wordprocessingDrawing" xmlns:w10="urn:schemas-microsoft-com:office:word" xmlns:w="http://schemas.openxmlformats.org/wordprocessingml/2006/main" xmlns:w14="http://schemas.microsoft.com/office/word/2010/wordml" xmlns:w15="http://schemas.microsoft.com/office/word/2012/wordml" xmlns:w16se="http://schemas.microsoft.com/office/word/2015/wordml/symex" xmlns:wpg="http://schemas.microsoft.com/office/word/2010/wordprocessingGroup" xmlns:wpi="http://schemas.microsoft.com/office/word/2010/wordprocessingInk" xmlns:wne="http://schemas.microsoft.com/office/word/2006/wordml" xmlns:wps="http://schemas.microsoft.com/office/word/2010/wordprocessingShape" mc:Ignorable="w14 w15 w16se wp14">
   <w:abstractNum w:abstractNumId="0" w15:restartNumberingAfterBreak="0">
     <w:nsid w:val="113429F7"/>
     <w:multiLevelType w:val="hybridMultilevel"/>
@@ -5607,74 +6203,74 @@
       </w:pPr>
     </w:lvl>
   </w:abstractNum>
-  <w:num w:numId="1" w16cid:durableId="345406588">
+  <w:num w:numId="1">
     <w:abstractNumId w:val="1"/>
   </w:num>
-  <w:num w:numId="2" w16cid:durableId="1385563096">
+  <w:num w:numId="2">
     <w:abstractNumId w:val="0"/>
   </w:num>
-  <w:num w:numId="3" w16cid:durableId="757479005">
+  <w:num w:numId="3">
     <w:abstractNumId w:val="8"/>
   </w:num>
-  <w:num w:numId="4" w16cid:durableId="20859380">
+  <w:num w:numId="4">
     <w:abstractNumId w:val="4"/>
   </w:num>
-  <w:num w:numId="5" w16cid:durableId="38631871">
+  <w:num w:numId="5">
     <w:abstractNumId w:val="11"/>
   </w:num>
-  <w:num w:numId="6" w16cid:durableId="617638812">
+  <w:num w:numId="6">
     <w:abstractNumId w:val="7"/>
   </w:num>
-  <w:num w:numId="7" w16cid:durableId="1249147187">
+  <w:num w:numId="7">
     <w:abstractNumId w:val="5"/>
   </w:num>
-  <w:num w:numId="8" w16cid:durableId="1018000695">
+  <w:num w:numId="8">
     <w:abstractNumId w:val="9"/>
   </w:num>
-  <w:num w:numId="9" w16cid:durableId="372466075">
+  <w:num w:numId="9">
     <w:abstractNumId w:val="12"/>
   </w:num>
-  <w:num w:numId="10" w16cid:durableId="1670206003">
+  <w:num w:numId="10">
     <w:abstractNumId w:val="3"/>
   </w:num>
-  <w:num w:numId="11" w16cid:durableId="1623227208">
+  <w:num w:numId="11">
     <w:abstractNumId w:val="2"/>
   </w:num>
-  <w:num w:numId="12" w16cid:durableId="411316870">
+  <w:num w:numId="12">
     <w:abstractNumId w:val="6"/>
   </w:num>
-  <w:num w:numId="13" w16cid:durableId="979653373">
+  <w:num w:numId="13">
     <w:abstractNumId w:val="10"/>
   </w:num>
-  <w:num w:numId="14" w16cid:durableId="1794320391">
+  <w:num w:numId="14">
     <w:abstractNumId w:val="0"/>
   </w:num>
-  <w:num w:numId="15" w16cid:durableId="1999115486">
+  <w:num w:numId="15">
     <w:abstractNumId w:val="0"/>
   </w:num>
-  <w:num w:numId="16" w16cid:durableId="1566604673">
+  <w:num w:numId="16">
     <w:abstractNumId w:val="0"/>
   </w:num>
-  <w:num w:numId="17" w16cid:durableId="240023536">
+  <w:num w:numId="17">
     <w:abstractNumId w:val="0"/>
   </w:num>
-  <w:num w:numId="18" w16cid:durableId="1798177651">
+  <w:num w:numId="18">
     <w:abstractNumId w:val="0"/>
   </w:num>
-  <w:num w:numId="19" w16cid:durableId="1890922229">
+  <w:num w:numId="19">
     <w:abstractNumId w:val="0"/>
   </w:num>
-  <w:num w:numId="20" w16cid:durableId="295262093">
+  <w:num w:numId="20">
     <w:abstractNumId w:val="0"/>
   </w:num>
-  <w:num w:numId="21" w16cid:durableId="706106070">
+  <w:num w:numId="21">
     <w:abstractNumId w:val="0"/>
   </w:num>
 </w:numbering>
 </file>
 
 <file path=word/styles.xml><?xml version="1.0" encoding="utf-8"?>
-<w:styles xmlns:mc="http://schemas.openxmlformats.org/markup-compatibility/2006" xmlns:r="http://schemas.openxmlformats.org/officeDocument/2006/relationships" xmlns:w="http://schemas.openxmlformats.org/wordprocessingml/2006/main" xmlns:w14="http://schemas.microsoft.com/office/word/2010/wordml" xmlns:w15="http://schemas.microsoft.com/office/word/2012/wordml" xmlns:w16cex="http://schemas.microsoft.com/office/word/2018/wordml/cex" xmlns:w16cid="http://schemas.microsoft.com/office/word/2016/wordml/cid" xmlns:w16="http://schemas.microsoft.com/office/word/2018/wordml" xmlns:w16du="http://schemas.microsoft.com/office/word/2023/wordml/word16du" xmlns:w16sdtdh="http://schemas.microsoft.com/office/word/2020/wordml/sdtdatahash" xmlns:w16sdtfl="http://schemas.microsoft.com/office/word/2024/wordml/sdtformatlock" xmlns:w16se="http://schemas.microsoft.com/office/word/2015/wordml/symex" mc:Ignorable="w14 w15 w16se w16cid w16 w16cex w16sdtdh w16sdtfl w16du">
+<w:styles xmlns:mc="http://schemas.openxmlformats.org/markup-compatibility/2006" xmlns:r="http://schemas.openxmlformats.org/officeDocument/2006/relationships" xmlns:w="http://schemas.openxmlformats.org/wordprocessingml/2006/main" xmlns:w14="http://schemas.microsoft.com/office/word/2010/wordml" xmlns:w15="http://schemas.microsoft.com/office/word/2012/wordml" xmlns:w16se="http://schemas.microsoft.com/office/word/2015/wordml/symex" mc:Ignorable="w14 w15 w16se">
   <w:docDefaults>
     <w:rPrDefault>
       <w:rPr>
@@ -5690,7 +6286,7 @@
       </w:pPr>
     </w:pPrDefault>
   </w:docDefaults>
-  <w:latentStyles w:defLockedState="0" w:defUIPriority="99" w:defSemiHidden="0" w:defUnhideWhenUsed="0" w:defQFormat="0" w:count="376">
+  <w:latentStyles w:defLockedState="0" w:defUIPriority="99" w:defSemiHidden="0" w:defUnhideWhenUsed="0" w:defQFormat="0" w:count="371">
     <w:lsdException w:name="Normal" w:uiPriority="0" w:qFormat="1"/>
     <w:lsdException w:name="heading 1" w:uiPriority="9" w:qFormat="1"/>
     <w:lsdException w:name="heading 2" w:semiHidden="1" w:uiPriority="9" w:unhideWhenUsed="1" w:qFormat="1"/>
@@ -6062,11 +6658,6 @@
     <w:lsdException w:name="List Table 5 Dark Accent 6" w:uiPriority="50"/>
     <w:lsdException w:name="List Table 6 Colorful Accent 6" w:uiPriority="51"/>
     <w:lsdException w:name="List Table 7 Colorful Accent 6" w:uiPriority="52"/>
-    <w:lsdException w:name="Mention" w:semiHidden="1" w:unhideWhenUsed="1"/>
-    <w:lsdException w:name="Smart Hyperlink" w:semiHidden="1" w:unhideWhenUsed="1"/>
-    <w:lsdException w:name="Hashtag" w:semiHidden="1" w:unhideWhenUsed="1"/>
-    <w:lsdException w:name="Unresolved Mention" w:semiHidden="1" w:unhideWhenUsed="1"/>
-    <w:lsdException w:name="Smart Link" w:semiHidden="1" w:unhideWhenUsed="1"/>
   </w:latentStyles>
   <w:style w:type="paragraph" w:default="1" w:styleId="a0">
     <w:name w:val="Normal"/>
@@ -6804,7 +7395,7 @@
 </file>
 
 <file path=customXml/itemProps1.xml><?xml version="1.0" encoding="utf-8"?>
-<ds:datastoreItem xmlns:ds="http://schemas.openxmlformats.org/officeDocument/2006/customXml" ds:itemID="{EADEA385-BD4D-41BA-8D80-B446A41DAF95}">
+<ds:datastoreItem xmlns:ds="http://schemas.openxmlformats.org/officeDocument/2006/customXml" ds:itemID="{2C276A44-74A0-4582-B759-F25801A9A525}">
   <ds:schemaRefs>
     <ds:schemaRef ds:uri="http://schemas.openxmlformats.org/officeDocument/2006/bibliography"/>
   </ds:schemaRefs>

--- a/КП МДК.02.01 2026 (титульный лист + содержание).docx
+++ b/КП МДК.02.01 2026 (титульный лист + содержание).docx
@@ -2481,7 +2481,7 @@
           <w:kern w:val="2"/>
           <w:sz w:val="28"/>
           <w:szCs w:val="22"/>
-          <w:lang w:eastAsia="en-US"/>
+          <w:lang w:val="en-US" w:eastAsia="en-US"/>
           <w14:ligatures w14:val="standardContextual"/>
         </w:rPr>
       </w:pPr>
@@ -2500,6 +2500,21 @@
           <w14:ligatures w14:val="standardContextual"/>
         </w:rPr>
       </w:pPr>
+    </w:p>
+    <w:p>
+      <w:pPr>
+        <w:spacing w:line="360" w:lineRule="auto"/>
+        <w:ind w:firstLine="709"/>
+        <w:jc w:val="both"/>
+        <w:rPr>
+          <w:rFonts w:eastAsia="Aptos"/>
+          <w:kern w:val="2"/>
+          <w:sz w:val="28"/>
+          <w:szCs w:val="22"/>
+          <w:lang w:eastAsia="en-US"/>
+          <w14:ligatures w14:val="standardContextual"/>
+        </w:rPr>
+      </w:pPr>
       <w:r>
         <w:rPr>
           <w:rFonts w:eastAsia="Aptos"/>
@@ -2532,6 +2547,58 @@
           <w14:ligatures w14:val="standardContextual"/>
         </w:rPr>
         <w:t>программный интерфейс приложения</w:t>
+      </w:r>
+    </w:p>
+    <w:p>
+      <w:pPr>
+        <w:spacing w:line="360" w:lineRule="auto"/>
+        <w:ind w:firstLine="709"/>
+        <w:jc w:val="both"/>
+        <w:rPr>
+          <w:rFonts w:eastAsia="Aptos"/>
+          <w:kern w:val="2"/>
+          <w:sz w:val="28"/>
+          <w:szCs w:val="22"/>
+          <w:lang w:val="en-US" w:eastAsia="en-US"/>
+          <w14:ligatures w14:val="standardContextual"/>
+        </w:rPr>
+      </w:pPr>
+      <w:r>
+        <w:rPr>
+          <w:rFonts w:eastAsia="Aptos"/>
+          <w:kern w:val="2"/>
+          <w:sz w:val="28"/>
+          <w:szCs w:val="22"/>
+          <w:lang w:val="en-US" w:eastAsia="en-US"/>
+          <w14:ligatures w14:val="standardContextual"/>
+        </w:rPr>
+        <w:t>UI</w:t>
+      </w:r>
+    </w:p>
+    <w:p>
+      <w:pPr>
+        <w:spacing w:line="360" w:lineRule="auto"/>
+        <w:ind w:firstLine="709"/>
+        <w:jc w:val="both"/>
+        <w:rPr>
+          <w:rFonts w:eastAsia="Aptos"/>
+          <w:kern w:val="2"/>
+          <w:sz w:val="28"/>
+          <w:szCs w:val="22"/>
+          <w:lang w:val="en-US" w:eastAsia="en-US"/>
+          <w14:ligatures w14:val="standardContextual"/>
+        </w:rPr>
+      </w:pPr>
+      <w:r>
+        <w:rPr>
+          <w:rFonts w:eastAsia="Aptos"/>
+          <w:kern w:val="2"/>
+          <w:sz w:val="28"/>
+          <w:szCs w:val="22"/>
+          <w:lang w:val="en-US" w:eastAsia="en-US"/>
+          <w14:ligatures w14:val="standardContextual"/>
+        </w:rPr>
+        <w:t>XAML</w:t>
       </w:r>
     </w:p>
     <w:p>
@@ -3431,13 +3498,7 @@
         <w:ind w:left="0"/>
       </w:pPr>
       <w:r>
-        <w:t xml:space="preserve">просмотр </w:t>
-      </w:r>
-      <w:r>
-        <w:t>информации о парке</w:t>
-      </w:r>
-      <w:r>
-        <w:t xml:space="preserve"> оборудования;</w:t>
+        <w:t>просмотр информации о парке оборудования;</w:t>
       </w:r>
     </w:p>
     <w:p>
@@ -3464,16 +3525,7 @@
         <w:ind w:left="0"/>
       </w:pPr>
       <w:r>
-        <w:t xml:space="preserve">просмотр информации об </w:t>
-      </w:r>
-      <w:r>
-        <w:t>обще</w:t>
-      </w:r>
-      <w:r>
-        <w:t>м состоянии</w:t>
-      </w:r>
-      <w:r>
-        <w:t xml:space="preserve"> парка оборудования</w:t>
+        <w:t>просмотр информации об общем состоянии парка оборудования</w:t>
       </w:r>
       <w:r>
         <w:t xml:space="preserve"> </w:t>
@@ -3524,13 +3576,7 @@
         <w:rPr>
           <w:rFonts w:eastAsia="Aptos"/>
         </w:rPr>
-        <w:t>)</w:t>
-      </w:r>
-      <w:r>
-        <w:rPr>
-          <w:rFonts w:eastAsia="Aptos"/>
-        </w:rPr>
-        <w:t xml:space="preserve"> </w:t>
+        <w:t xml:space="preserve">) </w:t>
       </w:r>
       <w:r>
         <w:t>и тел</w:t>
@@ -3563,13 +3609,7 @@
         <w:ind w:left="0"/>
       </w:pPr>
       <w:r>
-        <w:t>настройка пороговых значений</w:t>
-      </w:r>
-      <w:r>
-        <w:t xml:space="preserve"> показаний приборов</w:t>
-      </w:r>
-      <w:r>
-        <w:t>;</w:t>
+        <w:t>настройка пороговых значений показаний приборов;</w:t>
       </w:r>
     </w:p>
     <w:p>
@@ -4007,7 +4047,7 @@
           <w:lang w:eastAsia="en-US"/>
           <w14:ligatures w14:val="standardContextual"/>
         </w:rPr>
-        <w:t>Обоснование архитектурного стека и инструментария разработки обусловлено требованиями кроссплатформенности, производительности и надежности модулей системы.</w:t>
+        <w:t>Обоснование архитектурного стека и инструментария разработки обусловлено требованиями производительности и надежности модулей системы.</w:t>
       </w:r>
     </w:p>
     <w:p>
@@ -4077,6 +4117,17 @@
           <w:lang w:eastAsia="en-US"/>
           <w14:ligatures w14:val="standardContextual"/>
         </w:rPr>
+        <w:t xml:space="preserve"> следующие средства</w:t>
+      </w:r>
+      <w:r>
+        <w:rPr>
+          <w:rFonts w:eastAsia="Aptos"/>
+          <w:kern w:val="2"/>
+          <w:sz w:val="28"/>
+          <w:szCs w:val="22"/>
+          <w:lang w:eastAsia="en-US"/>
+          <w14:ligatures w14:val="standardContextual"/>
+        </w:rPr>
         <w:t>:</w:t>
       </w:r>
     </w:p>
@@ -4089,24 +4140,146 @@
         <w:ind w:left="0"/>
       </w:pPr>
       <w:r>
-        <w:t xml:space="preserve">C# и </w:t>
-      </w:r>
+        <w:t>C#</w:t>
+      </w:r>
+      <w:r>
+        <w:t xml:space="preserve">: был выбран </w:t>
+      </w:r>
+      <w:r>
+        <w:t xml:space="preserve">для оконного приложения и </w:t>
+      </w:r>
+      <w:r>
+        <w:rPr>
+          <w:lang w:val="en-US"/>
+        </w:rPr>
+        <w:t>API</w:t>
+      </w:r>
+      <w:r>
+        <w:t xml:space="preserve">. </w:t>
+      </w:r>
+      <w:r>
+        <w:t>Он предоставляет библиотеку набор библиотек, удобных для быстрой разработки</w:t>
+      </w:r>
+      <w:r>
+        <w:t>;</w:t>
+      </w:r>
+    </w:p>
+    <w:p>
+      <w:pPr>
+        <w:pStyle w:val="a"/>
+        <w:tabs>
+          <w:tab w:val="num" w:pos="992"/>
+        </w:tabs>
+        <w:ind w:left="0"/>
+      </w:pPr>
+      <w:r>
+        <w:rPr>
+          <w:lang w:val="en-US"/>
+        </w:rPr>
+        <w:t>Avalonia</w:t>
+      </w:r>
+      <w:r>
+        <w:t xml:space="preserve"> </w:t>
+      </w:r>
+      <w:r>
+        <w:rPr>
+          <w:lang w:val="en-US"/>
+        </w:rPr>
+        <w:t>UI</w:t>
+      </w:r>
+      <w:r>
+        <w:t xml:space="preserve">: </w:t>
+      </w:r>
+      <w:r>
+        <w:t xml:space="preserve">был выбран для разработки оконного приложения. Он обладает высокой производительностью и гибкой </w:t>
+      </w:r>
+      <w:r>
+        <w:rPr>
+          <w:lang w:val="en-US"/>
+        </w:rPr>
+        <w:t>XAML</w:t>
+      </w:r>
+      <w:r>
+        <w:t>-разметкой</w:t>
+      </w:r>
+    </w:p>
+    <w:p>
+      <w:pPr>
+        <w:pStyle w:val="a"/>
+        <w:tabs>
+          <w:tab w:val="num" w:pos="992"/>
+        </w:tabs>
+        <w:ind w:left="0"/>
+      </w:pPr>
       <w:proofErr w:type="spellStart"/>
       <w:r>
-        <w:t>Avalonia</w:t>
+        <w:t>kotlin</w:t>
       </w:r>
       <w:proofErr w:type="spellEnd"/>
       <w:r>
+        <w:t xml:space="preserve">: </w:t>
+      </w:r>
+      <w:r>
+        <w:t xml:space="preserve">был выбран </w:t>
+      </w:r>
+      <w:r>
+        <w:t xml:space="preserve">для создания </w:t>
+      </w:r>
+      <w:r>
+        <w:t xml:space="preserve">мобильного приложения. </w:t>
+      </w:r>
+      <w:r>
+        <w:t>За счёт простого синтаксиса программы на нём легко поддерживать.</w:t>
+      </w:r>
+    </w:p>
+    <w:p>
+      <w:pPr>
+        <w:pStyle w:val="a"/>
+        <w:tabs>
+          <w:tab w:val="num" w:pos="992"/>
+        </w:tabs>
+        <w:ind w:left="0"/>
+      </w:pPr>
+      <w:proofErr w:type="spellStart"/>
+      <w:r>
+        <w:t>Jetpack</w:t>
+      </w:r>
+      <w:proofErr w:type="spellEnd"/>
+      <w:r>
         <w:t xml:space="preserve"> </w:t>
       </w:r>
-      <w:r>
-        <w:t xml:space="preserve">UI: </w:t>
-      </w:r>
-      <w:r>
-        <w:t>для создания н</w:t>
-      </w:r>
-      <w:r>
-        <w:t>астольной панели администратора</w:t>
+      <w:proofErr w:type="spellStart"/>
+      <w:r>
+        <w:t>Compose</w:t>
+      </w:r>
+      <w:proofErr w:type="spellEnd"/>
+      <w:r>
+        <w:t xml:space="preserve">: </w:t>
+      </w:r>
+      <w:r>
+        <w:t xml:space="preserve">был выбран для разработки мобильного приложения. Он обеспечивает высокую скорость </w:t>
+      </w:r>
+      <w:proofErr w:type="spellStart"/>
+      <w:r>
+        <w:t>отрисовки</w:t>
+      </w:r>
+      <w:proofErr w:type="spellEnd"/>
+      <w:r>
+        <w:t xml:space="preserve"> интерфейса и </w:t>
+      </w:r>
+      <w:proofErr w:type="spellStart"/>
+      <w:r>
+        <w:t>нативную</w:t>
+      </w:r>
+      <w:proofErr w:type="spellEnd"/>
+      <w:r>
+        <w:t xml:space="preserve"> интеграцию с системными средствами </w:t>
+      </w:r>
+      <w:r>
+        <w:rPr>
+          <w:lang w:val="en-US"/>
+        </w:rPr>
+        <w:t>Android</w:t>
       </w:r>
       <w:r>
         <w:t>;</w:t>
@@ -4119,18 +4292,21 @@
           <w:tab w:val="num" w:pos="992"/>
         </w:tabs>
         <w:ind w:left="0"/>
+        <w:rPr>
+          <w:rFonts w:eastAsia="Aptos"/>
+        </w:rPr>
       </w:pPr>
       <w:proofErr w:type="spellStart"/>
       <w:r>
-        <w:t>kotlin</w:t>
+        <w:t>Microsoft</w:t>
       </w:r>
       <w:proofErr w:type="spellEnd"/>
       <w:r>
-        <w:t xml:space="preserve"> и </w:t>
+        <w:t xml:space="preserve"> </w:t>
       </w:r>
       <w:proofErr w:type="spellStart"/>
       <w:r>
-        <w:t>Jetpack</w:t>
+        <w:t>Visual</w:t>
       </w:r>
       <w:proofErr w:type="spellEnd"/>
       <w:r>
@@ -4138,23 +4314,36 @@
       </w:r>
       <w:proofErr w:type="spellStart"/>
       <w:r>
-        <w:t>Compose</w:t>
+        <w:t>Studi</w:t>
       </w:r>
       <w:proofErr w:type="spellEnd"/>
       <w:r>
-        <w:t xml:space="preserve">: </w:t>
-      </w:r>
-      <w:r>
-        <w:t xml:space="preserve">для создания </w:t>
-      </w:r>
-      <w:r>
-        <w:t>мобильного приложения инженеров</w:t>
-      </w:r>
-      <w:r>
-        <w:t>;</w:t>
-      </w:r>
-      <w:bookmarkStart w:id="2" w:name="_GoBack"/>
-      <w:bookmarkEnd w:id="2"/>
+        <w:rPr>
+          <w:lang w:val="en-US"/>
+        </w:rPr>
+        <w:t>o</w:t>
+      </w:r>
+      <w:r>
+        <w:t xml:space="preserve"> </w:t>
+      </w:r>
+      <w:r>
+        <w:t>2022</w:t>
+      </w:r>
+      <w:r>
+        <w:t xml:space="preserve">: была выбрана для разработки </w:t>
+      </w:r>
+      <w:r>
+        <w:rPr>
+          <w:lang w:val="en-US"/>
+        </w:rPr>
+        <w:t>API</w:t>
+      </w:r>
+      <w:r>
+        <w:t xml:space="preserve"> </w:t>
+      </w:r>
+      <w:r>
+        <w:t>и оконного приложения. Она предоставляет инструменты статического анализа кода и интерактивной отладки.</w:t>
+      </w:r>
     </w:p>
     <w:p>
       <w:pPr>
@@ -4163,28 +4352,13 @@
           <w:tab w:val="num" w:pos="992"/>
         </w:tabs>
         <w:ind w:left="0"/>
-      </w:pPr>
-      <w:r>
-        <w:t>интегр</w:t>
-      </w:r>
-      <w:r>
-        <w:t xml:space="preserve">ированные среды разработки: проектирование </w:t>
-      </w:r>
-      <w:r>
-        <w:t xml:space="preserve">оконного </w:t>
-      </w:r>
-      <w:r>
-        <w:t xml:space="preserve">клиента </w:t>
-      </w:r>
-      <w:r>
-        <w:t>будет проведено</w:t>
-      </w:r>
-      <w:r>
-        <w:t xml:space="preserve"> в среде </w:t>
-      </w:r>
+        <w:rPr>
+          <w:rFonts w:eastAsia="Aptos"/>
+        </w:rPr>
+      </w:pPr>
       <w:proofErr w:type="spellStart"/>
       <w:r>
-        <w:t>Microsoft</w:t>
+        <w:t>Android</w:t>
       </w:r>
       <w:proofErr w:type="spellEnd"/>
       <w:r>
@@ -4192,38 +4366,76 @@
       </w:r>
       <w:proofErr w:type="spellStart"/>
       <w:r>
-        <w:t>Visual</w:t>
+        <w:t>Studio</w:t>
       </w:r>
       <w:proofErr w:type="spellEnd"/>
       <w:r>
+        <w:t xml:space="preserve">: была выбрана для разработки мобильного приложения как официальная среда разработки под </w:t>
+      </w:r>
+      <w:r>
+        <w:rPr>
+          <w:lang w:val="en-US"/>
+        </w:rPr>
+        <w:t>Android</w:t>
+      </w:r>
+      <w:r>
+        <w:t>.</w:t>
+      </w:r>
+      <w:r>
         <w:t xml:space="preserve"> </w:t>
       </w:r>
+    </w:p>
+    <w:p>
+      <w:pPr>
+        <w:pStyle w:val="a"/>
+        <w:tabs>
+          <w:tab w:val="num" w:pos="992"/>
+        </w:tabs>
+        <w:ind w:left="0"/>
+      </w:pPr>
+      <w:r>
+        <w:t xml:space="preserve">СУБД </w:t>
+      </w:r>
       <w:proofErr w:type="spellStart"/>
       <w:r>
-        <w:t>Studi</w:t>
+        <w:t>PostgreSQL</w:t>
       </w:r>
       <w:proofErr w:type="spellEnd"/>
       <w:r>
-        <w:rPr>
-          <w:lang w:val="en-US"/>
-        </w:rPr>
-        <w:t>o</w:t>
-      </w:r>
+        <w:t>: выбрана</w:t>
+      </w:r>
+      <w:r>
+        <w:t xml:space="preserve"> в качестве реляционного хранилища данных благодаря полной поддержке </w:t>
+      </w:r>
+      <w:proofErr w:type="spellStart"/>
+      <w:r>
+        <w:t>транзакционности</w:t>
+      </w:r>
+      <w:proofErr w:type="spellEnd"/>
+      <w:r>
+        <w:t>, механизмов триггеров (для очистки истории) и хранимых процедур;</w:t>
+      </w:r>
+    </w:p>
+    <w:p>
+      <w:pPr>
+        <w:pStyle w:val="a"/>
+        <w:tabs>
+          <w:tab w:val="num" w:pos="992"/>
+        </w:tabs>
+        <w:ind w:left="0"/>
+      </w:pPr>
+      <w:proofErr w:type="spellStart"/>
+      <w:r>
+        <w:lastRenderedPageBreak/>
+        <w:t>DBeaver</w:t>
+      </w:r>
+      <w:proofErr w:type="spellEnd"/>
       <w:r>
         <w:t xml:space="preserve"> </w:t>
       </w:r>
-      <w:r>
-        <w:t xml:space="preserve">2022, мобильного приложения </w:t>
-      </w:r>
-      <w:r>
-        <w:t>–</w:t>
-      </w:r>
-      <w:r>
-        <w:t xml:space="preserve"> в </w:t>
-      </w:r>
       <w:proofErr w:type="spellStart"/>
       <w:r>
-        <w:t>Android</w:t>
+        <w:t>Community</w:t>
       </w:r>
       <w:proofErr w:type="spellEnd"/>
       <w:r>
@@ -4231,14 +4443,20 @@
       </w:r>
       <w:proofErr w:type="spellStart"/>
       <w:r>
-        <w:t>Studio</w:t>
+        <w:t>Edition</w:t>
       </w:r>
       <w:proofErr w:type="spellEnd"/>
       <w:r>
-        <w:t>, что позволит</w:t>
-      </w:r>
-      <w:r>
-        <w:t xml:space="preserve"> использовать встроенные инструменты интерактивной отладки и профилирования.</w:t>
+        <w:t>:</w:t>
+      </w:r>
+      <w:r>
+        <w:t xml:space="preserve"> </w:t>
+      </w:r>
+      <w:r>
+        <w:t>будет применено</w:t>
+      </w:r>
+      <w:r>
+        <w:t xml:space="preserve"> как универсальное графическое средство администрирования, проектирования физических схем и выполнения отладочных SQL-запросов к базам данных.</w:t>
       </w:r>
     </w:p>
     <w:p>
@@ -4264,41 +4482,136 @@
           <w:lang w:eastAsia="en-US"/>
           <w14:ligatures w14:val="standardContextual"/>
         </w:rPr>
-        <w:t>Средства</w:t>
-      </w:r>
-      <w:r>
-        <w:rPr>
-          <w:rFonts w:eastAsia="Aptos"/>
-          <w:kern w:val="2"/>
-          <w:sz w:val="28"/>
-          <w:szCs w:val="22"/>
-          <w:lang w:eastAsia="en-US"/>
-          <w14:ligatures w14:val="standardContextual"/>
-        </w:rPr>
-        <w:t>, выбранные для</w:t>
-      </w:r>
-      <w:r>
-        <w:rPr>
-          <w:rFonts w:eastAsia="Aptos"/>
-          <w:kern w:val="2"/>
-          <w:sz w:val="28"/>
-          <w:szCs w:val="22"/>
-          <w:lang w:eastAsia="en-US"/>
-          <w14:ligatures w14:val="standardContextual"/>
-        </w:rPr>
-        <w:t xml:space="preserve"> разработки серверной части ПО</w:t>
-      </w:r>
-      <w:r>
-        <w:rPr>
-          <w:rFonts w:eastAsia="Aptos"/>
-          <w:kern w:val="2"/>
-          <w:sz w:val="28"/>
-          <w:szCs w:val="22"/>
-          <w:lang w:eastAsia="en-US"/>
-          <w14:ligatures w14:val="standardContextual"/>
+        <w:t xml:space="preserve">Для функционирования системы на стороне </w:t>
+      </w:r>
+      <w:r>
+        <w:rPr>
+          <w:rFonts w:eastAsia="Aptos"/>
+          <w:kern w:val="2"/>
+          <w:sz w:val="28"/>
+          <w:szCs w:val="22"/>
+          <w:lang w:eastAsia="en-US"/>
+          <w14:ligatures w14:val="standardContextual"/>
+        </w:rPr>
+        <w:t>сервера</w:t>
+      </w:r>
+      <w:bookmarkStart w:id="2" w:name="_GoBack"/>
+      <w:bookmarkEnd w:id="2"/>
+      <w:r>
+        <w:rPr>
+          <w:rFonts w:eastAsia="Aptos"/>
+          <w:kern w:val="2"/>
+          <w:sz w:val="28"/>
+          <w:szCs w:val="22"/>
+          <w:lang w:eastAsia="en-US"/>
+          <w14:ligatures w14:val="standardContextual"/>
+        </w:rPr>
+        <w:t xml:space="preserve"> необходимы следующие программные и технические средства:</w:t>
+      </w:r>
+    </w:p>
+    <w:p>
+      <w:pPr>
+        <w:pStyle w:val="a"/>
+        <w:tabs>
+          <w:tab w:val="num" w:pos="992"/>
+        </w:tabs>
+        <w:ind w:left="0"/>
+      </w:pPr>
+      <w:r>
+        <w:t>ОС</w:t>
+      </w:r>
+      <w:r>
+        <w:t>: любая</w:t>
+      </w:r>
+      <w:r>
+        <w:t xml:space="preserve"> семейства Linux;</w:t>
+      </w:r>
+    </w:p>
+    <w:p>
+      <w:pPr>
+        <w:pStyle w:val="a"/>
+        <w:tabs>
+          <w:tab w:val="num" w:pos="992"/>
+        </w:tabs>
+        <w:ind w:left="0"/>
+      </w:pPr>
+      <w:r>
+        <w:t>СУБД</w:t>
+      </w:r>
+      <w:r>
+        <w:t xml:space="preserve">: </w:t>
+      </w:r>
+      <w:proofErr w:type="spellStart"/>
+      <w:r>
+        <w:t>Postgres</w:t>
+      </w:r>
+      <w:r>
+        <w:t>ql</w:t>
+      </w:r>
+      <w:proofErr w:type="spellEnd"/>
+      <w:r>
+        <w:t xml:space="preserve"> </w:t>
+      </w:r>
+      <w:r>
+        <w:t>версия 15</w:t>
+      </w:r>
+      <w:r>
+        <w:t xml:space="preserve"> и</w:t>
+      </w:r>
+      <w:r>
+        <w:t xml:space="preserve"> выше</w:t>
+      </w:r>
+      <w:r>
+        <w:t>;</w:t>
+      </w:r>
+    </w:p>
+    <w:p>
+      <w:pPr>
+        <w:pStyle w:val="a"/>
+        <w:tabs>
+          <w:tab w:val="num" w:pos="992"/>
+        </w:tabs>
+        <w:ind w:left="0"/>
+        <w:rPr>
+          <w:lang w:val="en-US"/>
+        </w:rPr>
+      </w:pPr>
+      <w:r>
+        <w:t>Процессор</w:t>
+      </w:r>
+      <w:r>
+        <w:rPr>
+          <w:lang w:val="en-US"/>
         </w:rPr>
         <w:t>:</w:t>
       </w:r>
+      <w:r>
+        <w:rPr>
+          <w:lang w:val="en-US"/>
+        </w:rPr>
+        <w:t xml:space="preserve"> </w:t>
+      </w:r>
+      <w:r>
+        <w:rPr>
+          <w:lang w:val="en-US"/>
+        </w:rPr>
+        <w:t xml:space="preserve">Intel Core i5 </w:t>
+      </w:r>
+      <w:r>
+        <w:t>или</w:t>
+      </w:r>
+      <w:r>
+        <w:rPr>
+          <w:lang w:val="en-US"/>
+        </w:rPr>
+        <w:t xml:space="preserve"> </w:t>
+      </w:r>
+      <w:r>
+        <w:rPr>
+          <w:lang w:val="en-US"/>
+        </w:rPr>
+        <w:t>AMD Ryzen;</w:t>
+      </w:r>
     </w:p>
     <w:p>
       <w:pPr>
@@ -4309,25 +4622,15 @@
         <w:ind w:left="0"/>
       </w:pPr>
       <w:r>
-        <w:t xml:space="preserve">C# (.NET) </w:t>
-      </w:r>
-      <w:r>
-        <w:t>будет использован</w:t>
-      </w:r>
-      <w:r>
-        <w:t xml:space="preserve"> для написания серверной бизнес</w:t>
-      </w:r>
-      <w:r>
-        <w:t>-логики и построения</w:t>
-      </w:r>
-      <w:r>
-        <w:t xml:space="preserve"> REST API</w:t>
-      </w:r>
-      <w:r>
-        <w:t xml:space="preserve">, </w:t>
-      </w:r>
-      <w:r>
-        <w:t>обеспечивая высокую скорость обработки асинхронных запросов;</w:t>
+        <w:t xml:space="preserve">Оперативная память: 4 </w:t>
+      </w:r>
+      <w:proofErr w:type="spellStart"/>
+      <w:r>
+        <w:t>гб</w:t>
+      </w:r>
+      <w:proofErr w:type="spellEnd"/>
+      <w:r>
+        <w:t>;</w:t>
       </w:r>
     </w:p>
     <w:p>
@@ -4339,23 +4642,121 @@
         <w:ind w:left="0"/>
       </w:pPr>
       <w:r>
-        <w:t xml:space="preserve">СУБД </w:t>
+        <w:t>Накопитель: 256</w:t>
+      </w:r>
+      <w:r>
+        <w:t xml:space="preserve"> </w:t>
       </w:r>
       <w:proofErr w:type="spellStart"/>
       <w:r>
-        <w:t>PostgreSQL</w:t>
+        <w:t>гб</w:t>
       </w:r>
       <w:proofErr w:type="spellEnd"/>
       <w:r>
-        <w:t xml:space="preserve"> и язык SQL выбраны в качестве реляционного хранилища данных благодаря полной поддержке </w:t>
+        <w:t>.</w:t>
+      </w:r>
+    </w:p>
+    <w:p>
+      <w:pPr>
+        <w:pStyle w:val="a"/>
+        <w:tabs>
+          <w:tab w:val="num" w:pos="992"/>
+        </w:tabs>
+        <w:ind w:left="0"/>
+      </w:pPr>
+      <w:r>
+        <w:t xml:space="preserve">Сеть: </w:t>
       </w:r>
       <w:proofErr w:type="spellStart"/>
       <w:r>
-        <w:t>транзакционности</w:t>
+        <w:rPr>
+          <w:lang w:val="en-US"/>
+        </w:rPr>
+        <w:t>Wi-fi</w:t>
       </w:r>
       <w:proofErr w:type="spellEnd"/>
-      <w:r>
-        <w:t>, механизмов триггеров (для очистки истории) и хранимых процедур;</w:t>
+    </w:p>
+    <w:p>
+      <w:pPr>
+        <w:spacing w:line="360" w:lineRule="auto"/>
+        <w:ind w:firstLine="709"/>
+        <w:jc w:val="both"/>
+        <w:rPr>
+          <w:rFonts w:eastAsia="Aptos"/>
+          <w:kern w:val="2"/>
+          <w:sz w:val="28"/>
+          <w:szCs w:val="22"/>
+          <w:lang w:eastAsia="en-US"/>
+          <w14:ligatures w14:val="standardContextual"/>
+        </w:rPr>
+      </w:pPr>
+      <w:r>
+        <w:rPr>
+          <w:rFonts w:eastAsia="Aptos"/>
+          <w:kern w:val="2"/>
+          <w:sz w:val="28"/>
+          <w:szCs w:val="22"/>
+          <w:lang w:eastAsia="en-US"/>
+          <w14:ligatures w14:val="standardContextual"/>
+        </w:rPr>
+        <w:t xml:space="preserve">Для функционирования системы на стороне </w:t>
+      </w:r>
+      <w:r>
+        <w:rPr>
+          <w:rFonts w:eastAsia="Aptos"/>
+          <w:kern w:val="2"/>
+          <w:sz w:val="28"/>
+          <w:szCs w:val="22"/>
+          <w:lang w:eastAsia="en-US"/>
+          <w14:ligatures w14:val="standardContextual"/>
+        </w:rPr>
+        <w:t>мобильного клиента</w:t>
+      </w:r>
+      <w:r>
+        <w:rPr>
+          <w:rFonts w:eastAsia="Aptos"/>
+          <w:kern w:val="2"/>
+          <w:sz w:val="28"/>
+          <w:szCs w:val="22"/>
+          <w:lang w:eastAsia="en-US"/>
+          <w14:ligatures w14:val="standardContextual"/>
+        </w:rPr>
+        <w:t xml:space="preserve"> (приложение для </w:t>
+      </w:r>
+      <w:proofErr w:type="spellStart"/>
+      <w:r>
+        <w:rPr>
+          <w:rFonts w:eastAsia="Aptos"/>
+          <w:kern w:val="2"/>
+          <w:sz w:val="28"/>
+          <w:szCs w:val="22"/>
+          <w:lang w:eastAsia="en-US"/>
+          <w14:ligatures w14:val="standardContextual"/>
+        </w:rPr>
+        <w:t>монитринга</w:t>
+      </w:r>
+      <w:proofErr w:type="spellEnd"/>
+      <w:r>
+        <w:rPr>
+          <w:rFonts w:eastAsia="Aptos"/>
+          <w:kern w:val="2"/>
+          <w:sz w:val="28"/>
+          <w:szCs w:val="22"/>
+          <w:lang w:eastAsia="en-US"/>
+          <w14:ligatures w14:val="standardContextual"/>
+        </w:rPr>
+        <w:t>)</w:t>
+      </w:r>
+      <w:r>
+        <w:rPr>
+          <w:rFonts w:eastAsia="Aptos"/>
+          <w:kern w:val="2"/>
+          <w:sz w:val="28"/>
+          <w:szCs w:val="22"/>
+          <w:lang w:eastAsia="en-US"/>
+          <w14:ligatures w14:val="standardContextual"/>
+        </w:rPr>
+        <w:t xml:space="preserve"> необходимы следующие программные и технические средства:</w:t>
       </w:r>
     </w:p>
     <w:p>
@@ -4366,36 +4767,520 @@
         </w:tabs>
         <w:ind w:left="0"/>
       </w:pPr>
+      <w:r>
+        <w:t>ОС</w:t>
+      </w:r>
+      <w:r>
+        <w:t xml:space="preserve">: </w:t>
+      </w:r>
+      <w:r>
+        <w:rPr>
+          <w:lang w:val="en-US"/>
+        </w:rPr>
+        <w:t xml:space="preserve">Android 8.0 </w:t>
+      </w:r>
+      <w:r>
+        <w:t>и выше</w:t>
+      </w:r>
+      <w:r>
+        <w:t>;</w:t>
+      </w:r>
+    </w:p>
+    <w:p>
+      <w:pPr>
+        <w:pStyle w:val="a"/>
+        <w:tabs>
+          <w:tab w:val="num" w:pos="992"/>
+        </w:tabs>
+        <w:ind w:left="0"/>
+      </w:pPr>
+      <w:r>
+        <w:t>Процессор:</w:t>
+      </w:r>
+      <w:r>
+        <w:t xml:space="preserve"> </w:t>
+      </w:r>
+      <w:r>
+        <w:rPr>
+          <w:lang w:val="en-US"/>
+        </w:rPr>
+        <w:t>Snapdragon</w:t>
+      </w:r>
+      <w:r>
+        <w:t xml:space="preserve"> 600-</w:t>
+      </w:r>
+      <w:r>
+        <w:t>й серии</w:t>
+      </w:r>
+      <w:r>
+        <w:t>;</w:t>
+      </w:r>
+    </w:p>
+    <w:p>
+      <w:pPr>
+        <w:pStyle w:val="a"/>
+        <w:tabs>
+          <w:tab w:val="num" w:pos="992"/>
+        </w:tabs>
+        <w:ind w:left="0"/>
+      </w:pPr>
+      <w:r>
+        <w:t>Оперативная память</w:t>
+      </w:r>
+      <w:r>
+        <w:t>: 2</w:t>
+      </w:r>
+      <w:r>
+        <w:t xml:space="preserve"> </w:t>
+      </w:r>
       <w:proofErr w:type="spellStart"/>
       <w:r>
-        <w:t>DBeaver</w:t>
+        <w:t>гб</w:t>
       </w:r>
       <w:proofErr w:type="spellEnd"/>
       <w:r>
+        <w:t>;</w:t>
+      </w:r>
+    </w:p>
+    <w:p>
+      <w:pPr>
+        <w:pStyle w:val="a"/>
+        <w:tabs>
+          <w:tab w:val="num" w:pos="992"/>
+        </w:tabs>
+        <w:ind w:left="0"/>
+      </w:pPr>
+      <w:r>
+        <w:t xml:space="preserve">Накопитель: </w:t>
+      </w:r>
+      <w:r>
+        <w:t xml:space="preserve">256 </w:t>
+      </w:r>
+      <w:proofErr w:type="spellStart"/>
+      <w:r>
+        <w:t>гб</w:t>
+      </w:r>
+      <w:proofErr w:type="spellEnd"/>
+      <w:r>
+        <w:t>;</w:t>
+      </w:r>
+    </w:p>
+    <w:p>
+      <w:pPr>
+        <w:pStyle w:val="a"/>
+        <w:tabs>
+          <w:tab w:val="num" w:pos="992"/>
+        </w:tabs>
+        <w:ind w:left="0"/>
+        <w:rPr>
+          <w:rFonts w:eastAsia="Aptos"/>
+        </w:rPr>
+      </w:pPr>
+      <w:r>
+        <w:t>Сеть: 4</w:t>
+      </w:r>
+      <w:r>
+        <w:rPr>
+          <w:lang w:val="en-US"/>
+        </w:rPr>
+        <w:t>G</w:t>
+      </w:r>
+      <w:r>
+        <w:t xml:space="preserve"> (</w:t>
+      </w:r>
+      <w:r>
+        <w:rPr>
+          <w:lang w:val="en-US"/>
+        </w:rPr>
+        <w:t>LTE</w:t>
+      </w:r>
+      <w:r>
+        <w:t>)</w:t>
+      </w:r>
+      <w:r>
+        <w:t xml:space="preserve"> или </w:t>
+      </w:r>
+      <w:r>
+        <w:rPr>
+          <w:lang w:val="en-US"/>
+        </w:rPr>
+        <w:t>Wi</w:t>
+      </w:r>
+      <w:r>
+        <w:t>-</w:t>
+      </w:r>
+      <w:r>
+        <w:rPr>
+          <w:lang w:val="en-US"/>
+        </w:rPr>
+        <w:t>fi</w:t>
+      </w:r>
+      <w:r>
+        <w:t>.</w:t>
+      </w:r>
+    </w:p>
+    <w:p>
+      <w:pPr>
+        <w:spacing w:line="360" w:lineRule="auto"/>
+        <w:ind w:firstLine="709"/>
+        <w:jc w:val="both"/>
+        <w:rPr>
+          <w:rFonts w:eastAsia="Aptos"/>
+          <w:kern w:val="2"/>
+          <w:sz w:val="28"/>
+          <w:szCs w:val="22"/>
+          <w:lang w:eastAsia="en-US"/>
+          <w14:ligatures w14:val="standardContextual"/>
+        </w:rPr>
+      </w:pPr>
+      <w:r>
+        <w:rPr>
+          <w:rFonts w:eastAsia="Aptos"/>
+          <w:kern w:val="2"/>
+          <w:sz w:val="28"/>
+          <w:szCs w:val="22"/>
+          <w:lang w:eastAsia="en-US"/>
+          <w14:ligatures w14:val="standardContextual"/>
+        </w:rPr>
+        <w:t xml:space="preserve">Для функционирования системы на стороне </w:t>
+      </w:r>
+      <w:r>
+        <w:rPr>
+          <w:rFonts w:eastAsia="Aptos"/>
+          <w:kern w:val="2"/>
+          <w:sz w:val="28"/>
+          <w:szCs w:val="22"/>
+          <w:lang w:eastAsia="en-US"/>
+          <w14:ligatures w14:val="standardContextual"/>
+        </w:rPr>
+        <w:t>ПК</w:t>
+      </w:r>
+      <w:r>
+        <w:rPr>
+          <w:rFonts w:eastAsia="Aptos"/>
+          <w:kern w:val="2"/>
+          <w:sz w:val="28"/>
+          <w:szCs w:val="22"/>
+          <w:lang w:eastAsia="en-US"/>
+          <w14:ligatures w14:val="standardContextual"/>
+        </w:rPr>
+        <w:t xml:space="preserve"> клиента</w:t>
+      </w:r>
+      <w:r>
+        <w:rPr>
+          <w:rFonts w:eastAsia="Aptos"/>
+          <w:kern w:val="2"/>
+          <w:sz w:val="28"/>
+          <w:szCs w:val="22"/>
+          <w:lang w:eastAsia="en-US"/>
+          <w14:ligatures w14:val="standardContextual"/>
+        </w:rPr>
+        <w:t xml:space="preserve"> (</w:t>
+      </w:r>
+      <w:proofErr w:type="spellStart"/>
+      <w:r>
+        <w:rPr>
+          <w:rFonts w:eastAsia="Aptos"/>
+          <w:kern w:val="2"/>
+          <w:sz w:val="28"/>
+          <w:szCs w:val="22"/>
+          <w:lang w:eastAsia="en-US"/>
+          <w14:ligatures w14:val="standardContextual"/>
+        </w:rPr>
+        <w:t>админпанель</w:t>
+      </w:r>
+      <w:proofErr w:type="spellEnd"/>
+      <w:r>
+        <w:rPr>
+          <w:rFonts w:eastAsia="Aptos"/>
+          <w:kern w:val="2"/>
+          <w:sz w:val="28"/>
+          <w:szCs w:val="22"/>
+          <w:lang w:eastAsia="en-US"/>
+          <w14:ligatures w14:val="standardContextual"/>
+        </w:rPr>
+        <w:t>)</w:t>
+      </w:r>
+      <w:r>
+        <w:rPr>
+          <w:rFonts w:eastAsia="Aptos"/>
+          <w:kern w:val="2"/>
+          <w:sz w:val="28"/>
+          <w:szCs w:val="22"/>
+          <w:lang w:eastAsia="en-US"/>
+          <w14:ligatures w14:val="standardContextual"/>
+        </w:rPr>
+        <w:t xml:space="preserve"> необходимы следующие программные и технические средства:</w:t>
+      </w:r>
+    </w:p>
+    <w:p>
+      <w:pPr>
+        <w:pStyle w:val="a"/>
+        <w:tabs>
+          <w:tab w:val="num" w:pos="992"/>
+        </w:tabs>
+        <w:ind w:left="0"/>
+        <w:rPr>
+          <w:rFonts w:eastAsia="Aptos"/>
+        </w:rPr>
+      </w:pPr>
+      <w:r>
+        <w:rPr>
+          <w:rFonts w:eastAsia="Aptos"/>
+        </w:rPr>
+        <w:t xml:space="preserve">ОС: </w:t>
+      </w:r>
+      <w:r>
+        <w:rPr>
+          <w:rFonts w:eastAsia="Aptos"/>
+          <w:lang w:val="en-US"/>
+        </w:rPr>
+        <w:t>Windows</w:t>
+      </w:r>
+      <w:r>
+        <w:rPr>
+          <w:rFonts w:eastAsia="Aptos"/>
+        </w:rPr>
+        <w:t xml:space="preserve"> 10, </w:t>
+      </w:r>
+      <w:r>
+        <w:rPr>
+          <w:rFonts w:eastAsia="Aptos"/>
+          <w:lang w:val="en-US"/>
+        </w:rPr>
+        <w:t>Windows</w:t>
+      </w:r>
+      <w:r>
+        <w:rPr>
+          <w:rFonts w:eastAsia="Aptos"/>
+        </w:rPr>
+        <w:t xml:space="preserve"> 11 </w:t>
+      </w:r>
+      <w:r>
+        <w:rPr>
+          <w:rFonts w:eastAsia="Aptos"/>
+        </w:rPr>
+        <w:t xml:space="preserve">или семейства </w:t>
+      </w:r>
+      <w:r>
+        <w:rPr>
+          <w:rFonts w:eastAsia="Aptos"/>
+          <w:lang w:val="en-US"/>
+        </w:rPr>
+        <w:t>Linux</w:t>
+      </w:r>
+      <w:r>
+        <w:rPr>
+          <w:rFonts w:eastAsia="Aptos"/>
+        </w:rPr>
         <w:t xml:space="preserve"> </w:t>
       </w:r>
+      <w:r>
+        <w:rPr>
+          <w:rFonts w:eastAsia="Aptos"/>
+          <w:lang w:val="en-US"/>
+        </w:rPr>
+        <w:t>c</w:t>
+      </w:r>
+      <w:r>
+        <w:rPr>
+          <w:rFonts w:eastAsia="Aptos"/>
+        </w:rPr>
+        <w:t xml:space="preserve"> </w:t>
+      </w:r>
+      <w:r>
+        <w:rPr>
+          <w:rFonts w:eastAsia="Aptos"/>
+        </w:rPr>
+        <w:t>рабочим столом;</w:t>
+      </w:r>
+    </w:p>
+    <w:p>
+      <w:pPr>
+        <w:pStyle w:val="a"/>
+        <w:tabs>
+          <w:tab w:val="num" w:pos="992"/>
+        </w:tabs>
+        <w:ind w:left="0"/>
+        <w:rPr>
+          <w:lang w:val="en-US"/>
+        </w:rPr>
+      </w:pPr>
+      <w:r>
+        <w:t>Процессор</w:t>
+      </w:r>
+      <w:r>
+        <w:rPr>
+          <w:lang w:val="en-US"/>
+        </w:rPr>
+        <w:t xml:space="preserve">: </w:t>
+      </w:r>
+      <w:r>
+        <w:rPr>
+          <w:lang w:val="en-US"/>
+        </w:rPr>
+        <w:t xml:space="preserve">Intel Core i5 </w:t>
+      </w:r>
+      <w:r>
+        <w:t>или</w:t>
+      </w:r>
+      <w:r>
+        <w:rPr>
+          <w:lang w:val="en-US"/>
+        </w:rPr>
+        <w:t xml:space="preserve"> </w:t>
+      </w:r>
+      <w:r>
+        <w:rPr>
+          <w:lang w:val="en-US"/>
+        </w:rPr>
+        <w:t>AMD Ryzen;</w:t>
+      </w:r>
+    </w:p>
+    <w:p>
+      <w:pPr>
+        <w:pStyle w:val="a"/>
+        <w:tabs>
+          <w:tab w:val="num" w:pos="992"/>
+        </w:tabs>
+        <w:ind w:left="0"/>
+      </w:pPr>
+      <w:r>
+        <w:t>Оперативная память</w:t>
+      </w:r>
+      <w:r>
+        <w:t>: 8</w:t>
+      </w:r>
+      <w:r>
+        <w:t xml:space="preserve"> </w:t>
+      </w:r>
       <w:proofErr w:type="spellStart"/>
       <w:r>
-        <w:t>Community</w:t>
+        <w:t>гб</w:t>
       </w:r>
       <w:proofErr w:type="spellEnd"/>
       <w:r>
-        <w:t xml:space="preserve"> </w:t>
+        <w:t>;</w:t>
+      </w:r>
+    </w:p>
+    <w:p>
+      <w:pPr>
+        <w:pStyle w:val="a"/>
+        <w:tabs>
+          <w:tab w:val="num" w:pos="992"/>
+        </w:tabs>
+        <w:ind w:left="0"/>
+      </w:pPr>
+      <w:r>
+        <w:t xml:space="preserve">Накопитель: </w:t>
+      </w:r>
+      <w:r>
+        <w:t xml:space="preserve">256 </w:t>
       </w:r>
       <w:proofErr w:type="spellStart"/>
       <w:r>
-        <w:t>Edition</w:t>
+        <w:t>гб</w:t>
       </w:r>
       <w:proofErr w:type="spellEnd"/>
       <w:r>
-        <w:t xml:space="preserve"> </w:t>
-      </w:r>
-      <w:r>
-        <w:t>будет применено</w:t>
-      </w:r>
-      <w:r>
-        <w:t xml:space="preserve"> как универсальное графическое средство администрирования, проектирования физических схем и выполнения отладочных SQL-запросов к базам данных.</w:t>
-      </w:r>
+        <w:t>;</w:t>
+      </w:r>
+    </w:p>
+    <w:p>
+      <w:pPr>
+        <w:pStyle w:val="a"/>
+        <w:tabs>
+          <w:tab w:val="num" w:pos="992"/>
+        </w:tabs>
+        <w:ind w:left="0"/>
+        <w:rPr>
+          <w:rFonts w:eastAsia="Aptos"/>
+        </w:rPr>
+      </w:pPr>
+      <w:r>
+        <w:t xml:space="preserve">Сеть: </w:t>
+      </w:r>
+      <w:r>
+        <w:rPr>
+          <w:lang w:val="en-US"/>
+        </w:rPr>
+        <w:t>Wi</w:t>
+      </w:r>
+      <w:r>
+        <w:t>-</w:t>
+      </w:r>
+      <w:r>
+        <w:rPr>
+          <w:lang w:val="en-US"/>
+        </w:rPr>
+        <w:t>fi</w:t>
+      </w:r>
+      <w:r>
+        <w:t>.</w:t>
+      </w:r>
+    </w:p>
+    <w:p>
+      <w:pPr>
+        <w:pStyle w:val="a"/>
+        <w:numPr>
+          <w:ilvl w:val="0"/>
+          <w:numId w:val="0"/>
+        </w:numPr>
+        <w:ind w:left="709"/>
+        <w:rPr>
+          <w:rFonts w:eastAsia="Aptos"/>
+        </w:rPr>
+      </w:pPr>
+    </w:p>
+    <w:p>
+      <w:pPr>
+        <w:pStyle w:val="a"/>
+        <w:numPr>
+          <w:ilvl w:val="0"/>
+          <w:numId w:val="0"/>
+        </w:numPr>
+        <w:ind w:left="709"/>
+      </w:pPr>
+    </w:p>
+    <w:p>
+      <w:pPr>
+        <w:spacing w:line="360" w:lineRule="auto"/>
+        <w:ind w:firstLine="709"/>
+        <w:jc w:val="both"/>
+        <w:rPr>
+          <w:rFonts w:eastAsiaTheme="minorHAnsi"/>
+          <w:kern w:val="2"/>
+          <w:sz w:val="28"/>
+          <w:szCs w:val="22"/>
+          <w:lang w:eastAsia="en-US"/>
+          <w14:ligatures w14:val="standardContextual"/>
+        </w:rPr>
+      </w:pPr>
+    </w:p>
+    <w:p>
+      <w:pPr>
+        <w:spacing w:line="360" w:lineRule="auto"/>
+        <w:ind w:firstLine="709"/>
+        <w:jc w:val="both"/>
+        <w:rPr>
+          <w:rFonts w:eastAsia="Aptos"/>
+          <w:kern w:val="2"/>
+          <w:sz w:val="28"/>
+          <w:szCs w:val="22"/>
+          <w:lang w:eastAsia="en-US"/>
+          <w14:ligatures w14:val="standardContextual"/>
+        </w:rPr>
+      </w:pPr>
+    </w:p>
+    <w:p>
+      <w:pPr>
+        <w:pStyle w:val="a"/>
+        <w:numPr>
+          <w:ilvl w:val="0"/>
+          <w:numId w:val="0"/>
+        </w:numPr>
+        <w:ind w:left="709"/>
+      </w:pPr>
     </w:p>
     <w:sectPr>
       <w:headerReference w:type="even" r:id="rId8"/>
@@ -4473,7 +5358,7 @@
           <w:rPr>
             <w:noProof/>
           </w:rPr>
-          <w:t>7</w:t>
+          <w:t>9</w:t>
         </w:r>
         <w:r>
           <w:fldChar w:fldCharType="end"/>
@@ -6264,6 +7149,9 @@
     <w:abstractNumId w:val="0"/>
   </w:num>
   <w:num w:numId="21">
+    <w:abstractNumId w:val="0"/>
+  </w:num>
+  <w:num w:numId="22">
     <w:abstractNumId w:val="0"/>
   </w:num>
 </w:numbering>
@@ -6662,7 +7550,7 @@
   <w:style w:type="paragraph" w:default="1" w:styleId="a0">
     <w:name w:val="Normal"/>
     <w:qFormat/>
-    <w:rsid w:val="00654A48"/>
+    <w:rsid w:val="00681922"/>
     <w:pPr>
       <w:spacing w:after="0" w:line="240" w:lineRule="auto"/>
     </w:pPr>
@@ -7395,7 +8283,7 @@
 </file>
 
 <file path=customXml/itemProps1.xml><?xml version="1.0" encoding="utf-8"?>
-<ds:datastoreItem xmlns:ds="http://schemas.openxmlformats.org/officeDocument/2006/customXml" ds:itemID="{2C276A44-74A0-4582-B759-F25801A9A525}">
+<ds:datastoreItem xmlns:ds="http://schemas.openxmlformats.org/officeDocument/2006/customXml" ds:itemID="{C2386946-FC3E-4C36-805C-65B6DC0D94E5}">
   <ds:schemaRefs>
     <ds:schemaRef ds:uri="http://schemas.openxmlformats.org/officeDocument/2006/bibliography"/>
   </ds:schemaRefs>

--- a/КП МДК.02.01 2026 (титульный лист + содержание).docx
+++ b/КП МДК.02.01 2026 (титульный лист + содержание).docx
@@ -2481,7 +2481,7 @@
           <w:kern w:val="2"/>
           <w:sz w:val="28"/>
           <w:szCs w:val="22"/>
-          <w:lang w:val="en-US" w:eastAsia="en-US"/>
+          <w:lang w:eastAsia="en-US"/>
           <w14:ligatures w14:val="standardContextual"/>
         </w:rPr>
       </w:pPr>
@@ -2559,7 +2559,7 @@
           <w:kern w:val="2"/>
           <w:sz w:val="28"/>
           <w:szCs w:val="22"/>
-          <w:lang w:val="en-US" w:eastAsia="en-US"/>
+          <w:lang w:eastAsia="en-US"/>
           <w14:ligatures w14:val="standardContextual"/>
         </w:rPr>
       </w:pPr>
@@ -2585,7 +2585,7 @@
           <w:kern w:val="2"/>
           <w:sz w:val="28"/>
           <w:szCs w:val="22"/>
-          <w:lang w:val="en-US" w:eastAsia="en-US"/>
+          <w:lang w:eastAsia="en-US"/>
           <w14:ligatures w14:val="standardContextual"/>
         </w:rPr>
       </w:pPr>
@@ -4495,8 +4495,6 @@
         </w:rPr>
         <w:t>сервера</w:t>
       </w:r>
-      <w:bookmarkStart w:id="2" w:name="_GoBack"/>
-      <w:bookmarkEnd w:id="2"/>
       <w:r>
         <w:rPr>
           <w:rFonts w:eastAsia="Aptos"/>
@@ -4653,28 +4651,34 @@
       </w:r>
       <w:proofErr w:type="spellEnd"/>
       <w:r>
+        <w:t>;</w:t>
+      </w:r>
+    </w:p>
+    <w:p>
+      <w:pPr>
+        <w:pStyle w:val="a"/>
+        <w:tabs>
+          <w:tab w:val="num" w:pos="992"/>
+        </w:tabs>
+        <w:ind w:left="0"/>
+      </w:pPr>
+      <w:r>
+        <w:t xml:space="preserve">Сеть: </w:t>
+      </w:r>
+      <w:proofErr w:type="spellStart"/>
+      <w:r>
+        <w:rPr>
+          <w:lang w:val="en-US"/>
+        </w:rPr>
+        <w:t>Wi-fi</w:t>
+      </w:r>
+      <w:proofErr w:type="spellEnd"/>
+      <w:r>
+        <w:rPr>
+          <w:lang w:val="en-US"/>
+        </w:rPr>
         <w:t>.</w:t>
       </w:r>
-    </w:p>
-    <w:p>
-      <w:pPr>
-        <w:pStyle w:val="a"/>
-        <w:tabs>
-          <w:tab w:val="num" w:pos="992"/>
-        </w:tabs>
-        <w:ind w:left="0"/>
-      </w:pPr>
-      <w:r>
-        <w:t xml:space="preserve">Сеть: </w:t>
-      </w:r>
-      <w:proofErr w:type="spellStart"/>
-      <w:r>
-        <w:rPr>
-          <w:lang w:val="en-US"/>
-        </w:rPr>
-        <w:t>Wi-fi</w:t>
-      </w:r>
-      <w:proofErr w:type="spellEnd"/>
     </w:p>
     <w:p>
       <w:pPr>
@@ -4828,7 +4832,7 @@
         <w:t>Оперативная память</w:t>
       </w:r>
       <w:r>
-        <w:t>: 2</w:t>
+        <w:t>: 4</w:t>
       </w:r>
       <w:r>
         <w:t xml:space="preserve"> </w:t>
@@ -5146,11 +5150,10 @@
         <w:ind w:left="0"/>
       </w:pPr>
       <w:r>
-        <w:t>Оперативная память</w:t>
-      </w:r>
-      <w:r>
-        <w:t>: 8</w:t>
-      </w:r>
+        <w:t>Оперативная память: 4</w:t>
+      </w:r>
+      <w:bookmarkStart w:id="2" w:name="_GoBack"/>
+      <w:bookmarkEnd w:id="2"/>
       <w:r>
         <w:t xml:space="preserve"> </w:t>
       </w:r>
@@ -5172,10 +5175,7 @@
         <w:ind w:left="0"/>
       </w:pPr>
       <w:r>
-        <w:t xml:space="preserve">Накопитель: </w:t>
-      </w:r>
-      <w:r>
-        <w:t xml:space="preserve">256 </w:t>
+        <w:t xml:space="preserve">Накопитель: 256 </w:t>
       </w:r>
       <w:proofErr w:type="spellStart"/>
       <w:r>
@@ -8283,7 +8283,7 @@
 </file>
 
 <file path=customXml/itemProps1.xml><?xml version="1.0" encoding="utf-8"?>
-<ds:datastoreItem xmlns:ds="http://schemas.openxmlformats.org/officeDocument/2006/customXml" ds:itemID="{C2386946-FC3E-4C36-805C-65B6DC0D94E5}">
+<ds:datastoreItem xmlns:ds="http://schemas.openxmlformats.org/officeDocument/2006/customXml" ds:itemID="{B225174D-2525-4EA8-B483-F4A5948A684C}">
   <ds:schemaRefs>
     <ds:schemaRef ds:uri="http://schemas.openxmlformats.org/officeDocument/2006/bibliography"/>
   </ds:schemaRefs>

--- a/КП МДК.02.01 2026 (титульный лист + содержание).docx
+++ b/КП МДК.02.01 2026 (титульный лист + содержание).docx
@@ -4047,7 +4047,463 @@
           <w:lang w:eastAsia="en-US"/>
           <w14:ligatures w14:val="standardContextual"/>
         </w:rPr>
-        <w:t>Обоснование архитектурного стека и инструментария разработки обусловлено требованиями производительности и надежности модулей системы.</w:t>
+        <w:t>Д</w:t>
+      </w:r>
+      <w:r>
+        <w:rPr>
+          <w:rFonts w:eastAsia="Aptos"/>
+          <w:kern w:val="2"/>
+          <w:sz w:val="28"/>
+          <w:szCs w:val="22"/>
+          <w:lang w:eastAsia="en-US"/>
+          <w14:ligatures w14:val="standardContextual"/>
+        </w:rPr>
+        <w:t xml:space="preserve">ля </w:t>
+      </w:r>
+      <w:r>
+        <w:rPr>
+          <w:rFonts w:eastAsia="Aptos"/>
+          <w:kern w:val="2"/>
+          <w:sz w:val="28"/>
+          <w:szCs w:val="22"/>
+          <w:lang w:eastAsia="en-US"/>
+          <w14:ligatures w14:val="standardContextual"/>
+        </w:rPr>
+        <w:t>разработки клиентской части ПО</w:t>
+      </w:r>
+      <w:r>
+        <w:rPr>
+          <w:rFonts w:eastAsia="Aptos"/>
+          <w:kern w:val="2"/>
+          <w:sz w:val="28"/>
+          <w:szCs w:val="22"/>
+          <w:lang w:eastAsia="en-US"/>
+          <w14:ligatures w14:val="standardContextual"/>
+        </w:rPr>
+        <w:t xml:space="preserve"> выбраны</w:t>
+      </w:r>
+      <w:r>
+        <w:rPr>
+          <w:rFonts w:eastAsia="Aptos"/>
+          <w:kern w:val="2"/>
+          <w:sz w:val="28"/>
+          <w:szCs w:val="22"/>
+          <w:lang w:eastAsia="en-US"/>
+          <w14:ligatures w14:val="standardContextual"/>
+        </w:rPr>
+        <w:t xml:space="preserve"> следующие средства</w:t>
+      </w:r>
+      <w:r>
+        <w:rPr>
+          <w:rFonts w:eastAsia="Aptos"/>
+          <w:kern w:val="2"/>
+          <w:sz w:val="28"/>
+          <w:szCs w:val="22"/>
+          <w:lang w:eastAsia="en-US"/>
+          <w14:ligatures w14:val="standardContextual"/>
+        </w:rPr>
+        <w:t>:</w:t>
+      </w:r>
+    </w:p>
+    <w:p>
+      <w:pPr>
+        <w:pStyle w:val="a"/>
+        <w:tabs>
+          <w:tab w:val="num" w:pos="992"/>
+        </w:tabs>
+        <w:ind w:left="0"/>
+      </w:pPr>
+      <w:r>
+        <w:t xml:space="preserve">язык программирования </w:t>
+      </w:r>
+      <w:r>
+        <w:t>C#</w:t>
+      </w:r>
+      <w:r>
+        <w:t xml:space="preserve">: </w:t>
+      </w:r>
+      <w:r>
+        <w:t>выбран</w:t>
+      </w:r>
+      <w:r>
+        <w:t xml:space="preserve"> </w:t>
+      </w:r>
+      <w:r>
+        <w:t xml:space="preserve">для </w:t>
+      </w:r>
+      <w:r>
+        <w:t xml:space="preserve">реализации логики работы </w:t>
+      </w:r>
+      <w:r>
+        <w:t xml:space="preserve">оконного приложения и </w:t>
+      </w:r>
+      <w:r>
+        <w:rPr>
+          <w:lang w:val="en-US"/>
+        </w:rPr>
+        <w:t>API</w:t>
+      </w:r>
+      <w:r>
+        <w:t xml:space="preserve">. </w:t>
+      </w:r>
+      <w:r>
+        <w:t>Он предоставляет набор библиотек, удобных для быстрой разработки</w:t>
+      </w:r>
+      <w:r>
+        <w:t xml:space="preserve"> ПО</w:t>
+      </w:r>
+      <w:r>
+        <w:t>;</w:t>
+      </w:r>
+    </w:p>
+    <w:p>
+      <w:pPr>
+        <w:pStyle w:val="a"/>
+        <w:tabs>
+          <w:tab w:val="num" w:pos="992"/>
+        </w:tabs>
+        <w:ind w:left="0"/>
+      </w:pPr>
+      <w:proofErr w:type="spellStart"/>
+      <w:r>
+        <w:t>фреймворк</w:t>
+      </w:r>
+      <w:proofErr w:type="spellEnd"/>
+      <w:r>
+        <w:t xml:space="preserve"> </w:t>
+      </w:r>
+      <w:r>
+        <w:rPr>
+          <w:lang w:val="en-US"/>
+        </w:rPr>
+        <w:t>Avalonia</w:t>
+      </w:r>
+      <w:r>
+        <w:t xml:space="preserve"> </w:t>
+      </w:r>
+      <w:r>
+        <w:rPr>
+          <w:lang w:val="en-US"/>
+        </w:rPr>
+        <w:t>UI</w:t>
+      </w:r>
+      <w:r>
+        <w:t xml:space="preserve"> </w:t>
+      </w:r>
+      <w:r>
+        <w:t>выбран</w:t>
+      </w:r>
+      <w:r>
+        <w:t xml:space="preserve"> для разработки </w:t>
+      </w:r>
+      <w:r>
+        <w:t xml:space="preserve">интерфейса </w:t>
+      </w:r>
+      <w:r>
+        <w:t xml:space="preserve">оконного приложения. Он обладает высокой производительностью и гибкой </w:t>
+      </w:r>
+      <w:r>
+        <w:rPr>
+          <w:lang w:val="en-US"/>
+        </w:rPr>
+        <w:t>XAML</w:t>
+      </w:r>
+      <w:r>
+        <w:t>-разметкой</w:t>
+      </w:r>
+      <w:r>
+        <w:t>;</w:t>
+      </w:r>
+    </w:p>
+    <w:p>
+      <w:pPr>
+        <w:pStyle w:val="a"/>
+        <w:tabs>
+          <w:tab w:val="num" w:pos="992"/>
+        </w:tabs>
+        <w:ind w:left="0"/>
+      </w:pPr>
+      <w:r>
+        <w:t xml:space="preserve">язык программирования </w:t>
+      </w:r>
+      <w:proofErr w:type="spellStart"/>
+      <w:r>
+        <w:t>kotlin</w:t>
+      </w:r>
+      <w:proofErr w:type="spellEnd"/>
+      <w:r>
+        <w:t xml:space="preserve"> </w:t>
+      </w:r>
+      <w:r>
+        <w:t>выбран</w:t>
+      </w:r>
+      <w:r>
+        <w:t xml:space="preserve"> </w:t>
+      </w:r>
+      <w:r>
+        <w:t xml:space="preserve">для создания </w:t>
+      </w:r>
+      <w:r>
+        <w:t xml:space="preserve">мобильного приложения. </w:t>
+      </w:r>
+      <w:r>
+        <w:t>За счёт простого синтаксиса прог</w:t>
+      </w:r>
+      <w:r>
+        <w:t>раммы на нём легко поддерживать;</w:t>
+      </w:r>
+    </w:p>
+    <w:p>
+      <w:pPr>
+        <w:pStyle w:val="a"/>
+        <w:tabs>
+          <w:tab w:val="num" w:pos="992"/>
+        </w:tabs>
+        <w:ind w:left="0"/>
+      </w:pPr>
+      <w:proofErr w:type="spellStart"/>
+      <w:r>
+        <w:t>фреймворк</w:t>
+      </w:r>
+      <w:proofErr w:type="spellEnd"/>
+      <w:r>
+        <w:t xml:space="preserve"> </w:t>
+      </w:r>
+      <w:proofErr w:type="spellStart"/>
+      <w:r>
+        <w:t>Jetpack</w:t>
+      </w:r>
+      <w:proofErr w:type="spellEnd"/>
+      <w:r>
+        <w:t xml:space="preserve"> </w:t>
+      </w:r>
+      <w:proofErr w:type="spellStart"/>
+      <w:r>
+        <w:t>Compose</w:t>
+      </w:r>
+      <w:proofErr w:type="spellEnd"/>
+      <w:r>
+        <w:t xml:space="preserve"> </w:t>
+      </w:r>
+      <w:r>
+        <w:t>выбран</w:t>
+      </w:r>
+      <w:r>
+        <w:t xml:space="preserve"> для разработки мобильного приложения. Он обеспечивает высокую скорость </w:t>
+      </w:r>
+      <w:proofErr w:type="spellStart"/>
+      <w:r>
+        <w:t>отрисовки</w:t>
+      </w:r>
+      <w:proofErr w:type="spellEnd"/>
+      <w:r>
+        <w:t xml:space="preserve"> интерфейса и </w:t>
+      </w:r>
+      <w:proofErr w:type="spellStart"/>
+      <w:r>
+        <w:t>нативную</w:t>
+      </w:r>
+      <w:proofErr w:type="spellEnd"/>
+      <w:r>
+        <w:t xml:space="preserve"> интеграцию с системными средствами </w:t>
+      </w:r>
+      <w:r>
+        <w:rPr>
+          <w:lang w:val="en-US"/>
+        </w:rPr>
+        <w:t>Android</w:t>
+      </w:r>
+      <w:r>
+        <w:t>;</w:t>
+      </w:r>
+    </w:p>
+    <w:p>
+      <w:pPr>
+        <w:pStyle w:val="a"/>
+        <w:tabs>
+          <w:tab w:val="num" w:pos="992"/>
+        </w:tabs>
+        <w:ind w:left="0"/>
+        <w:rPr>
+          <w:rFonts w:eastAsia="Aptos"/>
+        </w:rPr>
+      </w:pPr>
+      <w:r>
+        <w:t xml:space="preserve">среда разработки </w:t>
+      </w:r>
+      <w:proofErr w:type="spellStart"/>
+      <w:r>
+        <w:t>Microsoft</w:t>
+      </w:r>
+      <w:proofErr w:type="spellEnd"/>
+      <w:r>
+        <w:t xml:space="preserve"> </w:t>
+      </w:r>
+      <w:proofErr w:type="spellStart"/>
+      <w:r>
+        <w:t>Visual</w:t>
+      </w:r>
+      <w:proofErr w:type="spellEnd"/>
+      <w:r>
+        <w:t xml:space="preserve"> </w:t>
+      </w:r>
+      <w:proofErr w:type="spellStart"/>
+      <w:r>
+        <w:t>Studi</w:t>
+      </w:r>
+      <w:proofErr w:type="spellEnd"/>
+      <w:r>
+        <w:rPr>
+          <w:lang w:val="en-US"/>
+        </w:rPr>
+        <w:t>o</w:t>
+      </w:r>
+      <w:r>
+        <w:t xml:space="preserve"> </w:t>
+      </w:r>
+      <w:r>
+        <w:t>2022</w:t>
+      </w:r>
+      <w:r>
+        <w:t xml:space="preserve"> выбрана для разработки </w:t>
+      </w:r>
+      <w:r>
+        <w:rPr>
+          <w:lang w:val="en-US"/>
+        </w:rPr>
+        <w:t>API</w:t>
+      </w:r>
+      <w:r>
+        <w:t xml:space="preserve"> </w:t>
+      </w:r>
+      <w:r>
+        <w:t>и оконного приложения. Она предоставляет инструменты статического анали</w:t>
+      </w:r>
+      <w:r>
+        <w:t>за кода и интерактивной отладки;</w:t>
+      </w:r>
+    </w:p>
+    <w:p>
+      <w:pPr>
+        <w:pStyle w:val="a"/>
+        <w:tabs>
+          <w:tab w:val="num" w:pos="992"/>
+        </w:tabs>
+        <w:ind w:left="0"/>
+        <w:rPr>
+          <w:rFonts w:eastAsia="Aptos"/>
+        </w:rPr>
+      </w:pPr>
+      <w:r>
+        <w:t xml:space="preserve">среда разработки </w:t>
+      </w:r>
+      <w:proofErr w:type="spellStart"/>
+      <w:r>
+        <w:t>Android</w:t>
+      </w:r>
+      <w:proofErr w:type="spellEnd"/>
+      <w:r>
+        <w:t xml:space="preserve"> </w:t>
+      </w:r>
+      <w:proofErr w:type="spellStart"/>
+      <w:r>
+        <w:t>Studio</w:t>
+      </w:r>
+      <w:proofErr w:type="spellEnd"/>
+      <w:r>
+        <w:t xml:space="preserve"> выбрана для разработки мобильного приложения как официальная среда разработки под </w:t>
+      </w:r>
+      <w:r>
+        <w:rPr>
+          <w:lang w:val="en-US"/>
+        </w:rPr>
+        <w:t>Android</w:t>
+      </w:r>
+      <w:r>
+        <w:t>;</w:t>
+      </w:r>
+    </w:p>
+    <w:p>
+      <w:pPr>
+        <w:pStyle w:val="a"/>
+        <w:tabs>
+          <w:tab w:val="num" w:pos="992"/>
+        </w:tabs>
+        <w:ind w:left="0"/>
+      </w:pPr>
+      <w:r>
+        <w:t xml:space="preserve">СУБД </w:t>
+      </w:r>
+      <w:proofErr w:type="spellStart"/>
+      <w:r>
+        <w:t>PostgreSQL</w:t>
+      </w:r>
+      <w:proofErr w:type="spellEnd"/>
+      <w:r>
+        <w:t xml:space="preserve"> выбрана</w:t>
+      </w:r>
+      <w:r>
+        <w:t xml:space="preserve"> в качестве реляционного хранилища данных благодаря полной поддержке </w:t>
+      </w:r>
+      <w:proofErr w:type="spellStart"/>
+      <w:r>
+        <w:t>транзакционности</w:t>
+      </w:r>
+      <w:proofErr w:type="spellEnd"/>
+      <w:r>
+        <w:t>, механизмов триггеров (для очистки истории) и хранимых процедур;</w:t>
+      </w:r>
+    </w:p>
+    <w:p>
+      <w:pPr>
+        <w:pStyle w:val="a"/>
+        <w:tabs>
+          <w:tab w:val="num" w:pos="992"/>
+        </w:tabs>
+        <w:ind w:left="0"/>
+      </w:pPr>
+      <w:r>
+        <w:t xml:space="preserve">клиент для администрирования СУБД </w:t>
+      </w:r>
+      <w:proofErr w:type="spellStart"/>
+      <w:r>
+        <w:t>DBeaver</w:t>
+      </w:r>
+      <w:proofErr w:type="spellEnd"/>
+      <w:r>
+        <w:t xml:space="preserve"> </w:t>
+      </w:r>
+      <w:proofErr w:type="spellStart"/>
+      <w:r>
+        <w:t>Community</w:t>
+      </w:r>
+      <w:proofErr w:type="spellEnd"/>
+      <w:r>
+        <w:t xml:space="preserve"> </w:t>
+      </w:r>
+      <w:proofErr w:type="spellStart"/>
+      <w:r>
+        <w:t>Edition</w:t>
+      </w:r>
+      <w:proofErr w:type="spellEnd"/>
+      <w:r>
+        <w:t xml:space="preserve"> </w:t>
+      </w:r>
+      <w:r>
+        <w:t>выбран</w:t>
+      </w:r>
+      <w:r>
+        <w:t xml:space="preserve"> как универсальное графическое средство администрирования, </w:t>
+      </w:r>
+      <w:r>
+        <w:lastRenderedPageBreak/>
+        <w:t xml:space="preserve">проектирования физических схем и выполнения отладочных SQL-запросов к </w:t>
+      </w:r>
+      <w:r>
+        <w:t>БД</w:t>
+      </w:r>
+      <w:r>
+        <w:t>.</w:t>
       </w:r>
     </w:p>
     <w:p>
@@ -4073,62 +4529,29 @@
           <w:lang w:eastAsia="en-US"/>
           <w14:ligatures w14:val="standardContextual"/>
         </w:rPr>
-        <w:t>Д</w:t>
-      </w:r>
-      <w:r>
-        <w:rPr>
-          <w:rFonts w:eastAsia="Aptos"/>
-          <w:kern w:val="2"/>
-          <w:sz w:val="28"/>
-          <w:szCs w:val="22"/>
-          <w:lang w:eastAsia="en-US"/>
-          <w14:ligatures w14:val="standardContextual"/>
-        </w:rPr>
-        <w:t xml:space="preserve">ля </w:t>
-      </w:r>
-      <w:r>
-        <w:rPr>
-          <w:rFonts w:eastAsia="Aptos"/>
-          <w:kern w:val="2"/>
-          <w:sz w:val="28"/>
-          <w:szCs w:val="22"/>
-          <w:lang w:eastAsia="en-US"/>
-          <w14:ligatures w14:val="standardContextual"/>
-        </w:rPr>
-        <w:t>разработки клиентской части ПО</w:t>
-      </w:r>
-      <w:r>
-        <w:rPr>
-          <w:rFonts w:eastAsia="Aptos"/>
-          <w:kern w:val="2"/>
-          <w:sz w:val="28"/>
-          <w:szCs w:val="22"/>
-          <w:lang w:eastAsia="en-US"/>
-          <w14:ligatures w14:val="standardContextual"/>
-        </w:rPr>
-        <w:t xml:space="preserve"> выбраны</w:t>
-      </w:r>
-      <w:r>
-        <w:rPr>
-          <w:rFonts w:eastAsia="Aptos"/>
-          <w:kern w:val="2"/>
-          <w:sz w:val="28"/>
-          <w:szCs w:val="22"/>
-          <w:lang w:eastAsia="en-US"/>
-          <w14:ligatures w14:val="standardContextual"/>
-        </w:rPr>
-        <w:t xml:space="preserve"> следующие средства</w:t>
-      </w:r>
-      <w:r>
-        <w:rPr>
-          <w:rFonts w:eastAsia="Aptos"/>
-          <w:kern w:val="2"/>
-          <w:sz w:val="28"/>
-          <w:szCs w:val="22"/>
-          <w:lang w:eastAsia="en-US"/>
-          <w14:ligatures w14:val="standardContextual"/>
-        </w:rPr>
-        <w:t>:</w:t>
+        <w:t xml:space="preserve">Для функционирования системы на стороне </w:t>
+      </w:r>
+      <w:r>
+        <w:rPr>
+          <w:rFonts w:eastAsia="Aptos"/>
+          <w:kern w:val="2"/>
+          <w:sz w:val="28"/>
+          <w:szCs w:val="22"/>
+          <w:lang w:eastAsia="en-US"/>
+          <w14:ligatures w14:val="standardContextual"/>
+        </w:rPr>
+        <w:t>сервера</w:t>
+      </w:r>
+      <w:r>
+        <w:rPr>
+          <w:rFonts w:eastAsia="Aptos"/>
+          <w:kern w:val="2"/>
+          <w:sz w:val="28"/>
+          <w:szCs w:val="22"/>
+          <w:lang w:eastAsia="en-US"/>
+          <w14:ligatures w14:val="standardContextual"/>
+        </w:rPr>
+        <w:t xml:space="preserve"> необходимы следующие программные и технические средства:</w:t>
       </w:r>
     </w:p>
     <w:p>
@@ -4140,25 +4563,87 @@
         <w:ind w:left="0"/>
       </w:pPr>
       <w:r>
-        <w:t>C#</w:t>
-      </w:r>
-      <w:r>
-        <w:t xml:space="preserve">: был выбран </w:t>
-      </w:r>
-      <w:r>
-        <w:t xml:space="preserve">для оконного приложения и </w:t>
+        <w:t>ОС</w:t>
+      </w:r>
+      <w:r>
+        <w:t xml:space="preserve">: </w:t>
+      </w:r>
+      <w:r>
+        <w:t xml:space="preserve">на базе ядра Linux версии </w:t>
+      </w:r>
+      <w:r>
+        <w:rPr>
+          <w:bCs/>
+        </w:rPr>
+        <w:t>6.1 и выше</w:t>
+      </w:r>
+      <w:r>
+        <w:t>;</w:t>
+      </w:r>
+    </w:p>
+    <w:p>
+      <w:pPr>
+        <w:pStyle w:val="a"/>
+        <w:tabs>
+          <w:tab w:val="num" w:pos="992"/>
+        </w:tabs>
+        <w:ind w:left="0"/>
+      </w:pPr>
+      <w:r>
+        <w:t xml:space="preserve">Среда выполнения: </w:t>
+      </w:r>
+      <w:r>
+        <w:t>.</w:t>
       </w:r>
       <w:r>
         <w:rPr>
           <w:lang w:val="en-US"/>
         </w:rPr>
-        <w:t>API</w:t>
-      </w:r>
-      <w:r>
-        <w:t xml:space="preserve">. </w:t>
-      </w:r>
-      <w:r>
-        <w:t>Он предоставляет библиотеку набор библиотек, удобных для быстрой разработки</w:t>
+        <w:t>NET</w:t>
+      </w:r>
+      <w:r>
+        <w:t>-8</w:t>
+      </w:r>
+      <w:r>
+        <w:t>.0 и выше;</w:t>
+      </w:r>
+    </w:p>
+    <w:p>
+      <w:pPr>
+        <w:pStyle w:val="a"/>
+        <w:tabs>
+          <w:tab w:val="num" w:pos="992"/>
+        </w:tabs>
+        <w:ind w:left="0"/>
+      </w:pPr>
+      <w:r>
+        <w:t>СУБД</w:t>
+      </w:r>
+      <w:r>
+        <w:t xml:space="preserve">: </w:t>
+      </w:r>
+      <w:proofErr w:type="spellStart"/>
+      <w:r>
+        <w:t>Postgre</w:t>
+      </w:r>
+      <w:proofErr w:type="spellEnd"/>
+      <w:r>
+        <w:rPr>
+          <w:lang w:val="en-US"/>
+        </w:rPr>
+        <w:t>SQL</w:t>
+      </w:r>
+      <w:r>
+        <w:t xml:space="preserve"> </w:t>
+      </w:r>
+      <w:r>
+        <w:t>версия 15</w:t>
+      </w:r>
+      <w:r>
+        <w:t xml:space="preserve"> и</w:t>
+      </w:r>
+      <w:r>
+        <w:t xml:space="preserve"> выше</w:t>
       </w:r>
       <w:r>
         <w:t>;</w:t>
@@ -4173,34 +4658,49 @@
         <w:ind w:left="0"/>
       </w:pPr>
       <w:r>
+        <w:t>Процессор</w:t>
+      </w:r>
+      <w:r>
+        <w:t xml:space="preserve">: </w:t>
+      </w:r>
+      <w:r>
         <w:rPr>
           <w:lang w:val="en-US"/>
         </w:rPr>
-        <w:t>Avalonia</w:t>
+        <w:t>Intel</w:t>
       </w:r>
       <w:r>
         <w:t xml:space="preserve"> </w:t>
       </w:r>
       <w:r>
+        <w:t xml:space="preserve">12 поколения </w:t>
+      </w:r>
+      <w:r>
+        <w:t>или</w:t>
+      </w:r>
+      <w:r>
+        <w:t xml:space="preserve"> </w:t>
+      </w:r>
+      <w:r>
         <w:rPr>
           <w:lang w:val="en-US"/>
         </w:rPr>
-        <w:t>UI</w:t>
-      </w:r>
-      <w:r>
-        <w:t xml:space="preserve">: </w:t>
-      </w:r>
-      <w:r>
-        <w:t xml:space="preserve">был выбран для разработки оконного приложения. Он обладает высокой производительностью и гибкой </w:t>
+        <w:t>AMD</w:t>
+      </w:r>
+      <w:r>
+        <w:t xml:space="preserve">, архитектура </w:t>
       </w:r>
       <w:r>
         <w:rPr>
           <w:lang w:val="en-US"/>
         </w:rPr>
-        <w:t>XAML</w:t>
-      </w:r>
-      <w:r>
-        <w:t>-разметкой</w:t>
+        <w:t>x</w:t>
+      </w:r>
+      <w:r>
+        <w:t>86_64</w:t>
+      </w:r>
+      <w:r>
+        <w:t>;</w:t>
       </w:r>
     </w:p>
     <w:p>
@@ -4211,25 +4711,16 @@
         </w:tabs>
         <w:ind w:left="0"/>
       </w:pPr>
+      <w:r>
+        <w:t xml:space="preserve">Оперативная память: 4 </w:t>
+      </w:r>
       <w:proofErr w:type="spellStart"/>
       <w:r>
-        <w:t>kotlin</w:t>
+        <w:t>гб</w:t>
       </w:r>
       <w:proofErr w:type="spellEnd"/>
       <w:r>
-        <w:t xml:space="preserve">: </w:t>
-      </w:r>
-      <w:r>
-        <w:t xml:space="preserve">был выбран </w:t>
-      </w:r>
-      <w:r>
-        <w:t xml:space="preserve">для создания </w:t>
-      </w:r>
-      <w:r>
-        <w:t xml:space="preserve">мобильного приложения. </w:t>
-      </w:r>
-      <w:r>
-        <w:t>За счёт простого синтаксиса программы на нём легко поддерживать.</w:t>
+        <w:t>;</w:t>
       </w:r>
     </w:p>
     <w:p>
@@ -4240,48 +4731,18 @@
         </w:tabs>
         <w:ind w:left="0"/>
       </w:pPr>
+      <w:r>
+        <w:t>Накопитель: 256</w:t>
+      </w:r>
+      <w:r>
+        <w:t xml:space="preserve"> </w:t>
+      </w:r>
       <w:proofErr w:type="spellStart"/>
       <w:r>
-        <w:t>Jetpack</w:t>
+        <w:t>гб</w:t>
       </w:r>
       <w:proofErr w:type="spellEnd"/>
       <w:r>
-        <w:t xml:space="preserve"> </w:t>
-      </w:r>
-      <w:proofErr w:type="spellStart"/>
-      <w:r>
-        <w:t>Compose</w:t>
-      </w:r>
-      <w:proofErr w:type="spellEnd"/>
-      <w:r>
-        <w:t xml:space="preserve">: </w:t>
-      </w:r>
-      <w:r>
-        <w:t xml:space="preserve">был выбран для разработки мобильного приложения. Он обеспечивает высокую скорость </w:t>
-      </w:r>
-      <w:proofErr w:type="spellStart"/>
-      <w:r>
-        <w:t>отрисовки</w:t>
-      </w:r>
-      <w:proofErr w:type="spellEnd"/>
-      <w:r>
-        <w:t xml:space="preserve"> интерфейса и </w:t>
-      </w:r>
-      <w:proofErr w:type="spellStart"/>
-      <w:r>
-        <w:t>нативную</w:t>
-      </w:r>
-      <w:proofErr w:type="spellEnd"/>
-      <w:r>
-        <w:t xml:space="preserve"> интеграцию с системными средствами </w:t>
-      </w:r>
-      <w:r>
-        <w:rPr>
-          <w:lang w:val="en-US"/>
-        </w:rPr>
-        <w:t>Android</w:t>
-      </w:r>
-      <w:r>
         <w:t>;</w:t>
       </w:r>
     </w:p>
@@ -4292,171 +4753,24 @@
           <w:tab w:val="num" w:pos="992"/>
         </w:tabs>
         <w:ind w:left="0"/>
-        <w:rPr>
-          <w:rFonts w:eastAsia="Aptos"/>
-        </w:rPr>
-      </w:pPr>
-      <w:proofErr w:type="spellStart"/>
-      <w:r>
-        <w:t>Microsoft</w:t>
-      </w:r>
-      <w:proofErr w:type="spellEnd"/>
-      <w:r>
-        <w:t xml:space="preserve"> </w:t>
-      </w:r>
-      <w:proofErr w:type="spellStart"/>
-      <w:r>
-        <w:t>Visual</w:t>
-      </w:r>
-      <w:proofErr w:type="spellEnd"/>
-      <w:r>
-        <w:t xml:space="preserve"> </w:t>
-      </w:r>
-      <w:proofErr w:type="spellStart"/>
-      <w:r>
-        <w:t>Studi</w:t>
-      </w:r>
-      <w:proofErr w:type="spellEnd"/>
-      <w:r>
-        <w:rPr>
-          <w:lang w:val="en-US"/>
-        </w:rPr>
-        <w:t>o</w:t>
-      </w:r>
-      <w:r>
-        <w:t xml:space="preserve"> </w:t>
-      </w:r>
-      <w:r>
-        <w:t>2022</w:t>
-      </w:r>
-      <w:r>
-        <w:t xml:space="preserve">: была выбрана для разработки </w:t>
-      </w:r>
-      <w:r>
-        <w:rPr>
-          <w:lang w:val="en-US"/>
-        </w:rPr>
-        <w:t>API</w:t>
-      </w:r>
-      <w:r>
-        <w:t xml:space="preserve"> </w:t>
-      </w:r>
-      <w:r>
-        <w:t>и оконного приложения. Она предоставляет инструменты статического анализа кода и интерактивной отладки.</w:t>
-      </w:r>
-    </w:p>
-    <w:p>
-      <w:pPr>
-        <w:pStyle w:val="a"/>
-        <w:tabs>
-          <w:tab w:val="num" w:pos="992"/>
-        </w:tabs>
-        <w:ind w:left="0"/>
-        <w:rPr>
-          <w:rFonts w:eastAsia="Aptos"/>
-        </w:rPr>
-      </w:pPr>
-      <w:proofErr w:type="spellStart"/>
-      <w:r>
-        <w:t>Android</w:t>
-      </w:r>
-      <w:proofErr w:type="spellEnd"/>
-      <w:r>
-        <w:t xml:space="preserve"> </w:t>
-      </w:r>
-      <w:proofErr w:type="spellStart"/>
-      <w:r>
-        <w:t>Studio</w:t>
-      </w:r>
-      <w:proofErr w:type="spellEnd"/>
-      <w:r>
-        <w:t xml:space="preserve">: была выбрана для разработки мобильного приложения как официальная среда разработки под </w:t>
-      </w:r>
-      <w:r>
-        <w:rPr>
-          <w:lang w:val="en-US"/>
-        </w:rPr>
-        <w:t>Android</w:t>
+      </w:pPr>
+      <w:r>
+        <w:t xml:space="preserve">Сеть: </w:t>
+      </w:r>
+      <w:r>
+        <w:t>проводное соединение</w:t>
+      </w:r>
+      <w:r>
+        <w:t xml:space="preserve"> от 50мбит</w:t>
+      </w:r>
+      <w:r>
+        <w:t>/</w:t>
+      </w:r>
+      <w:r>
+        <w:t>с</w:t>
       </w:r>
       <w:r>
         <w:t>.</w:t>
-      </w:r>
-      <w:r>
-        <w:t xml:space="preserve"> </w:t>
-      </w:r>
-    </w:p>
-    <w:p>
-      <w:pPr>
-        <w:pStyle w:val="a"/>
-        <w:tabs>
-          <w:tab w:val="num" w:pos="992"/>
-        </w:tabs>
-        <w:ind w:left="0"/>
-      </w:pPr>
-      <w:r>
-        <w:t xml:space="preserve">СУБД </w:t>
-      </w:r>
-      <w:proofErr w:type="spellStart"/>
-      <w:r>
-        <w:t>PostgreSQL</w:t>
-      </w:r>
-      <w:proofErr w:type="spellEnd"/>
-      <w:r>
-        <w:t>: выбрана</w:t>
-      </w:r>
-      <w:r>
-        <w:t xml:space="preserve"> в качестве реляционного хранилища данных благодаря полной поддержке </w:t>
-      </w:r>
-      <w:proofErr w:type="spellStart"/>
-      <w:r>
-        <w:t>транзакционности</w:t>
-      </w:r>
-      <w:proofErr w:type="spellEnd"/>
-      <w:r>
-        <w:t>, механизмов триггеров (для очистки истории) и хранимых процедур;</w:t>
-      </w:r>
-    </w:p>
-    <w:p>
-      <w:pPr>
-        <w:pStyle w:val="a"/>
-        <w:tabs>
-          <w:tab w:val="num" w:pos="992"/>
-        </w:tabs>
-        <w:ind w:left="0"/>
-      </w:pPr>
-      <w:proofErr w:type="spellStart"/>
-      <w:r>
-        <w:lastRenderedPageBreak/>
-        <w:t>DBeaver</w:t>
-      </w:r>
-      <w:proofErr w:type="spellEnd"/>
-      <w:r>
-        <w:t xml:space="preserve"> </w:t>
-      </w:r>
-      <w:proofErr w:type="spellStart"/>
-      <w:r>
-        <w:t>Community</w:t>
-      </w:r>
-      <w:proofErr w:type="spellEnd"/>
-      <w:r>
-        <w:t xml:space="preserve"> </w:t>
-      </w:r>
-      <w:proofErr w:type="spellStart"/>
-      <w:r>
-        <w:t>Edition</w:t>
-      </w:r>
-      <w:proofErr w:type="spellEnd"/>
-      <w:r>
-        <w:t>:</w:t>
-      </w:r>
-      <w:r>
-        <w:t xml:space="preserve"> </w:t>
-      </w:r>
-      <w:r>
-        <w:t>будет применено</w:t>
-      </w:r>
-      <w:r>
-        <w:t xml:space="preserve"> как универсальное графическое средство администрирования, проектирования физических схем и выполнения отладочных SQL-запросов к базам данных.</w:t>
       </w:r>
     </w:p>
     <w:p>
@@ -4482,29 +4796,40 @@
           <w:lang w:eastAsia="en-US"/>
           <w14:ligatures w14:val="standardContextual"/>
         </w:rPr>
-        <w:t xml:space="preserve">Для функционирования системы на стороне </w:t>
-      </w:r>
-      <w:r>
-        <w:rPr>
-          <w:rFonts w:eastAsia="Aptos"/>
-          <w:kern w:val="2"/>
-          <w:sz w:val="28"/>
-          <w:szCs w:val="22"/>
-          <w:lang w:eastAsia="en-US"/>
-          <w14:ligatures w14:val="standardContextual"/>
-        </w:rPr>
-        <w:t>сервера</w:t>
-      </w:r>
-      <w:r>
-        <w:rPr>
-          <w:rFonts w:eastAsia="Aptos"/>
-          <w:kern w:val="2"/>
-          <w:sz w:val="28"/>
-          <w:szCs w:val="22"/>
-          <w:lang w:eastAsia="en-US"/>
-          <w14:ligatures w14:val="standardContextual"/>
-        </w:rPr>
-        <w:t xml:space="preserve"> необходимы следующие программные и технические средства:</w:t>
+        <w:t xml:space="preserve">Для </w:t>
+      </w:r>
+      <w:r>
+        <w:rPr>
+          <w:rFonts w:eastAsia="Aptos"/>
+          <w:kern w:val="2"/>
+          <w:sz w:val="28"/>
+          <w:szCs w:val="22"/>
+          <w:lang w:eastAsia="en-US"/>
+          <w14:ligatures w14:val="standardContextual"/>
+        </w:rPr>
+        <w:t>мобильного клиента</w:t>
+      </w:r>
+      <w:r>
+        <w:rPr>
+          <w:rFonts w:eastAsia="Aptos"/>
+          <w:kern w:val="2"/>
+          <w:sz w:val="28"/>
+          <w:szCs w:val="22"/>
+          <w:lang w:eastAsia="en-US"/>
+          <w14:ligatures w14:val="standardContextual"/>
+        </w:rPr>
+        <w:t xml:space="preserve"> </w:t>
+      </w:r>
+      <w:r>
+        <w:rPr>
+          <w:rFonts w:eastAsia="Aptos"/>
+          <w:kern w:val="2"/>
+          <w:sz w:val="28"/>
+          <w:szCs w:val="22"/>
+          <w:lang w:eastAsia="en-US"/>
+          <w14:ligatures w14:val="standardContextual"/>
+        </w:rPr>
+        <w:t>необходимы следующие программные и технические средства:</w:t>
       </w:r>
     </w:p>
     <w:p>
@@ -4519,10 +4844,19 @@
         <w:t>ОС</w:t>
       </w:r>
       <w:r>
-        <w:t>: любая</w:t>
-      </w:r>
-      <w:r>
-        <w:t xml:space="preserve"> семейства Linux;</w:t>
+        <w:t xml:space="preserve">: </w:t>
+      </w:r>
+      <w:r>
+        <w:rPr>
+          <w:lang w:val="en-US"/>
+        </w:rPr>
+        <w:t xml:space="preserve">Android 8.0 </w:t>
+      </w:r>
+      <w:r>
+        <w:t>и выше</w:t>
+      </w:r>
+      <w:r>
+        <w:t>;</w:t>
       </w:r>
     </w:p>
     <w:p>
@@ -4534,32 +4868,47 @@
         <w:ind w:left="0"/>
       </w:pPr>
       <w:r>
-        <w:t>СУБД</w:t>
-      </w:r>
-      <w:r>
-        <w:t xml:space="preserve">: </w:t>
+        <w:t>Процессор:</w:t>
+      </w:r>
+      <w:r>
+        <w:t xml:space="preserve"> </w:t>
+      </w:r>
+      <w:r>
+        <w:t xml:space="preserve">с архитектурой </w:t>
+      </w:r>
+      <w:r>
+        <w:rPr>
+          <w:lang w:val="en-US"/>
+        </w:rPr>
+        <w:t>ARM</w:t>
+      </w:r>
+      <w:r>
+        <w:t>;</w:t>
+      </w:r>
+    </w:p>
+    <w:p>
+      <w:pPr>
+        <w:pStyle w:val="a"/>
+        <w:tabs>
+          <w:tab w:val="num" w:pos="992"/>
+        </w:tabs>
+        <w:ind w:left="0"/>
+      </w:pPr>
+      <w:r>
+        <w:t>Оперативная память</w:t>
+      </w:r>
+      <w:r>
+        <w:t>: 4</w:t>
+      </w:r>
+      <w:r>
+        <w:t xml:space="preserve"> </w:t>
       </w:r>
       <w:proofErr w:type="spellStart"/>
       <w:r>
-        <w:t>Postgres</w:t>
-      </w:r>
-      <w:r>
-        <w:t>ql</w:t>
+        <w:t>гб</w:t>
       </w:r>
       <w:proofErr w:type="spellEnd"/>
       <w:r>
-        <w:t xml:space="preserve"> </w:t>
-      </w:r>
-      <w:r>
-        <w:t>версия 15</w:t>
-      </w:r>
-      <w:r>
-        <w:t xml:space="preserve"> и</w:t>
-      </w:r>
-      <w:r>
-        <w:t xml:space="preserve"> выше</w:t>
-      </w:r>
-      <w:r>
         <w:t>;</w:t>
       </w:r>
     </w:p>
@@ -4570,113 +4919,70 @@
           <w:tab w:val="num" w:pos="992"/>
         </w:tabs>
         <w:ind w:left="0"/>
+      </w:pPr>
+      <w:r>
+        <w:t xml:space="preserve">Накопитель: </w:t>
+      </w:r>
+      <w:r>
+        <w:t xml:space="preserve">256 </w:t>
+      </w:r>
+      <w:proofErr w:type="spellStart"/>
+      <w:r>
+        <w:t>гб</w:t>
+      </w:r>
+      <w:proofErr w:type="spellEnd"/>
+      <w:r>
+        <w:t>;</w:t>
+      </w:r>
+    </w:p>
+    <w:p>
+      <w:pPr>
+        <w:pStyle w:val="a"/>
+        <w:tabs>
+          <w:tab w:val="num" w:pos="992"/>
+        </w:tabs>
+        <w:ind w:left="0"/>
+        <w:rPr>
+          <w:rFonts w:eastAsia="Aptos"/>
+        </w:rPr>
+      </w:pPr>
+      <w:r>
+        <w:t>Сеть: 4</w:t>
+      </w:r>
+      <w:r>
         <w:rPr>
           <w:lang w:val="en-US"/>
         </w:rPr>
-      </w:pPr>
-      <w:r>
-        <w:t>Процессор</w:t>
+        <w:t>G</w:t>
+      </w:r>
+      <w:r>
+        <w:t>, 5</w:t>
       </w:r>
       <w:r>
         <w:rPr>
           <w:lang w:val="en-US"/>
         </w:rPr>
-        <w:t>:</w:t>
+        <w:t>G</w:t>
+      </w:r>
+      <w:r>
+        <w:t xml:space="preserve"> или </w:t>
       </w:r>
       <w:r>
         <w:rPr>
           <w:lang w:val="en-US"/>
         </w:rPr>
-        <w:t xml:space="preserve"> </w:t>
+        <w:t>Wi</w:t>
+      </w:r>
+      <w:r>
+        <w:t>-</w:t>
       </w:r>
       <w:r>
         <w:rPr>
           <w:lang w:val="en-US"/>
         </w:rPr>
-        <w:t xml:space="preserve">Intel Core i5 </w:t>
-      </w:r>
-      <w:r>
-        <w:t>или</w:t>
-      </w:r>
-      <w:r>
-        <w:rPr>
-          <w:lang w:val="en-US"/>
-        </w:rPr>
-        <w:t xml:space="preserve"> </w:t>
-      </w:r>
-      <w:r>
-        <w:rPr>
-          <w:lang w:val="en-US"/>
-        </w:rPr>
-        <w:t>AMD Ryzen;</w:t>
-      </w:r>
-    </w:p>
-    <w:p>
-      <w:pPr>
-        <w:pStyle w:val="a"/>
-        <w:tabs>
-          <w:tab w:val="num" w:pos="992"/>
-        </w:tabs>
-        <w:ind w:left="0"/>
-      </w:pPr>
-      <w:r>
-        <w:t xml:space="preserve">Оперативная память: 4 </w:t>
-      </w:r>
-      <w:proofErr w:type="spellStart"/>
-      <w:r>
-        <w:t>гб</w:t>
-      </w:r>
-      <w:proofErr w:type="spellEnd"/>
-      <w:r>
-        <w:t>;</w:t>
-      </w:r>
-    </w:p>
-    <w:p>
-      <w:pPr>
-        <w:pStyle w:val="a"/>
-        <w:tabs>
-          <w:tab w:val="num" w:pos="992"/>
-        </w:tabs>
-        <w:ind w:left="0"/>
-      </w:pPr>
-      <w:r>
-        <w:t>Накопитель: 256</w:t>
-      </w:r>
-      <w:r>
-        <w:t xml:space="preserve"> </w:t>
-      </w:r>
-      <w:proofErr w:type="spellStart"/>
-      <w:r>
-        <w:t>гб</w:t>
-      </w:r>
-      <w:proofErr w:type="spellEnd"/>
-      <w:r>
-        <w:t>;</w:t>
-      </w:r>
-    </w:p>
-    <w:p>
-      <w:pPr>
-        <w:pStyle w:val="a"/>
-        <w:tabs>
-          <w:tab w:val="num" w:pos="992"/>
-        </w:tabs>
-        <w:ind w:left="0"/>
-      </w:pPr>
-      <w:r>
-        <w:t xml:space="preserve">Сеть: </w:t>
-      </w:r>
-      <w:proofErr w:type="spellStart"/>
-      <w:r>
-        <w:rPr>
-          <w:lang w:val="en-US"/>
-        </w:rPr>
-        <w:t>Wi-fi</w:t>
-      </w:r>
-      <w:proofErr w:type="spellEnd"/>
-      <w:r>
-        <w:rPr>
-          <w:lang w:val="en-US"/>
-        </w:rPr>
+        <w:t>fi</w:t>
+      </w:r>
+      <w:r>
         <w:t>.</w:t>
       </w:r>
     </w:p>
@@ -4703,64 +5009,51 @@
           <w:lang w:eastAsia="en-US"/>
           <w14:ligatures w14:val="standardContextual"/>
         </w:rPr>
-        <w:t xml:space="preserve">Для функционирования системы на стороне </w:t>
-      </w:r>
-      <w:r>
-        <w:rPr>
-          <w:rFonts w:eastAsia="Aptos"/>
-          <w:kern w:val="2"/>
-          <w:sz w:val="28"/>
-          <w:szCs w:val="22"/>
-          <w:lang w:eastAsia="en-US"/>
-          <w14:ligatures w14:val="standardContextual"/>
-        </w:rPr>
-        <w:t>мобильного клиента</w:t>
-      </w:r>
-      <w:r>
-        <w:rPr>
-          <w:rFonts w:eastAsia="Aptos"/>
-          <w:kern w:val="2"/>
-          <w:sz w:val="28"/>
-          <w:szCs w:val="22"/>
-          <w:lang w:eastAsia="en-US"/>
-          <w14:ligatures w14:val="standardContextual"/>
-        </w:rPr>
-        <w:t xml:space="preserve"> (приложение для </w:t>
-      </w:r>
-      <w:proofErr w:type="spellStart"/>
-      <w:r>
-        <w:rPr>
-          <w:rFonts w:eastAsia="Aptos"/>
-          <w:kern w:val="2"/>
-          <w:sz w:val="28"/>
-          <w:szCs w:val="22"/>
-          <w:lang w:eastAsia="en-US"/>
-          <w14:ligatures w14:val="standardContextual"/>
-        </w:rPr>
-        <w:t>монитринга</w:t>
-      </w:r>
-      <w:proofErr w:type="spellEnd"/>
-      <w:r>
-        <w:rPr>
-          <w:rFonts w:eastAsia="Aptos"/>
-          <w:kern w:val="2"/>
-          <w:sz w:val="28"/>
-          <w:szCs w:val="22"/>
-          <w:lang w:eastAsia="en-US"/>
-          <w14:ligatures w14:val="standardContextual"/>
-        </w:rPr>
-        <w:t>)</w:t>
-      </w:r>
-      <w:r>
-        <w:rPr>
-          <w:rFonts w:eastAsia="Aptos"/>
-          <w:kern w:val="2"/>
-          <w:sz w:val="28"/>
-          <w:szCs w:val="22"/>
-          <w:lang w:eastAsia="en-US"/>
-          <w14:ligatures w14:val="standardContextual"/>
-        </w:rPr>
-        <w:t xml:space="preserve"> необходимы следующие программные и технические средства:</w:t>
+        <w:t xml:space="preserve">Для функционирования </w:t>
+      </w:r>
+      <w:r>
+        <w:rPr>
+          <w:rFonts w:eastAsia="Aptos"/>
+          <w:kern w:val="2"/>
+          <w:sz w:val="28"/>
+          <w:szCs w:val="22"/>
+          <w:lang w:eastAsia="en-US"/>
+          <w14:ligatures w14:val="standardContextual"/>
+        </w:rPr>
+        <w:t>оконного</w:t>
+      </w:r>
+      <w:r>
+        <w:rPr>
+          <w:rFonts w:eastAsia="Aptos"/>
+          <w:kern w:val="2"/>
+          <w:sz w:val="28"/>
+          <w:szCs w:val="22"/>
+          <w:lang w:eastAsia="en-US"/>
+          <w14:ligatures w14:val="standardContextual"/>
+        </w:rPr>
+        <w:t xml:space="preserve"> клиента</w:t>
+      </w:r>
+      <w:r>
+        <w:rPr>
+          <w:rFonts w:eastAsia="Aptos"/>
+          <w:kern w:val="2"/>
+          <w:sz w:val="28"/>
+          <w:szCs w:val="22"/>
+          <w:lang w:eastAsia="en-US"/>
+          <w14:ligatures w14:val="standardContextual"/>
+        </w:rPr>
+        <w:t xml:space="preserve"> </w:t>
+      </w:r>
+      <w:r>
+        <w:rPr>
+          <w:rFonts w:eastAsia="Aptos"/>
+          <w:kern w:val="2"/>
+          <w:sz w:val="28"/>
+          <w:szCs w:val="22"/>
+          <w:lang w:eastAsia="en-US"/>
+          <w14:ligatures w14:val="standardContextual"/>
+        </w:rPr>
+        <w:t>необходимы следующие программные и технические средства:</w:t>
       </w:r>
     </w:p>
     <w:p>
@@ -4770,24 +5063,72 @@
           <w:tab w:val="num" w:pos="992"/>
         </w:tabs>
         <w:ind w:left="0"/>
-      </w:pPr>
-      <w:r>
-        <w:t>ОС</w:t>
-      </w:r>
-      <w:r>
-        <w:t xml:space="preserve">: </w:t>
-      </w:r>
-      <w:r>
-        <w:rPr>
+        <w:rPr>
+          <w:rFonts w:eastAsia="Aptos"/>
+        </w:rPr>
+      </w:pPr>
+      <w:r>
+        <w:rPr>
+          <w:rFonts w:eastAsia="Aptos"/>
+        </w:rPr>
+        <w:t xml:space="preserve">ОС: </w:t>
+      </w:r>
+      <w:r>
+        <w:rPr>
+          <w:rFonts w:eastAsia="Aptos"/>
           <w:lang w:val="en-US"/>
         </w:rPr>
-        <w:t xml:space="preserve">Android 8.0 </w:t>
-      </w:r>
-      <w:r>
-        <w:t>и выше</w:t>
-      </w:r>
-      <w:r>
-        <w:t>;</w:t>
+        <w:t>Windows</w:t>
+      </w:r>
+      <w:r>
+        <w:rPr>
+          <w:rFonts w:eastAsia="Aptos"/>
+        </w:rPr>
+        <w:t xml:space="preserve"> 10, </w:t>
+      </w:r>
+      <w:r>
+        <w:rPr>
+          <w:rFonts w:eastAsia="Aptos"/>
+          <w:lang w:val="en-US"/>
+        </w:rPr>
+        <w:t>Windows</w:t>
+      </w:r>
+      <w:r>
+        <w:rPr>
+          <w:rFonts w:eastAsia="Aptos"/>
+        </w:rPr>
+        <w:t xml:space="preserve"> 11 </w:t>
+      </w:r>
+      <w:r>
+        <w:rPr>
+          <w:rFonts w:eastAsia="Aptos"/>
+        </w:rPr>
+        <w:t xml:space="preserve">или </w:t>
+      </w:r>
+      <w:r>
+        <w:t xml:space="preserve">с ядром Linux 7.3 и </w:t>
+      </w:r>
+      <w:r>
+        <w:t>выше</w:t>
+      </w:r>
+      <w:r>
+        <w:rPr>
+          <w:rFonts w:eastAsia="Aptos"/>
+        </w:rPr>
+        <w:t xml:space="preserve"> </w:t>
+      </w:r>
+      <w:r>
+        <w:rPr>
+          <w:rFonts w:eastAsia="Aptos"/>
+          <w:lang w:val="en-US"/>
+        </w:rPr>
+        <w:t>c</w:t>
+      </w:r>
+      <w:r>
+        <w:rPr>
+          <w:rFonts w:eastAsia="Aptos"/>
+        </w:rPr>
+        <w:t xml:space="preserve"> рабочим столом;</w:t>
       </w:r>
     </w:p>
     <w:p>
@@ -4799,364 +5140,85 @@
         <w:ind w:left="0"/>
       </w:pPr>
       <w:r>
-        <w:t>Процессор:</w:t>
-      </w:r>
-      <w:r>
-        <w:t xml:space="preserve"> </w:t>
-      </w:r>
-      <w:r>
-        <w:rPr>
-          <w:lang w:val="en-US"/>
-        </w:rPr>
-        <w:t>Snapdragon</w:t>
-      </w:r>
-      <w:r>
-        <w:t xml:space="preserve"> 600-</w:t>
-      </w:r>
-      <w:r>
-        <w:t>й серии</w:t>
-      </w:r>
-      <w:r>
-        <w:t>;</w:t>
-      </w:r>
-    </w:p>
-    <w:p>
-      <w:pPr>
-        <w:pStyle w:val="a"/>
-        <w:tabs>
-          <w:tab w:val="num" w:pos="992"/>
-        </w:tabs>
-        <w:ind w:left="0"/>
-      </w:pPr>
-      <w:r>
-        <w:t>Оперативная память</w:t>
-      </w:r>
-      <w:r>
-        <w:t>: 4</w:t>
-      </w:r>
-      <w:r>
-        <w:t xml:space="preserve"> </w:t>
-      </w:r>
-      <w:proofErr w:type="spellStart"/>
-      <w:r>
-        <w:t>гб</w:t>
-      </w:r>
-      <w:proofErr w:type="spellEnd"/>
-      <w:r>
-        <w:t>;</w:t>
-      </w:r>
-    </w:p>
-    <w:p>
-      <w:pPr>
-        <w:pStyle w:val="a"/>
-        <w:tabs>
-          <w:tab w:val="num" w:pos="992"/>
-        </w:tabs>
-        <w:ind w:left="0"/>
-      </w:pPr>
-      <w:r>
-        <w:t xml:space="preserve">Накопитель: </w:t>
-      </w:r>
-      <w:r>
-        <w:t xml:space="preserve">256 </w:t>
-      </w:r>
-      <w:proofErr w:type="spellStart"/>
-      <w:r>
-        <w:t>гб</w:t>
-      </w:r>
-      <w:proofErr w:type="spellEnd"/>
-      <w:r>
-        <w:t>;</w:t>
-      </w:r>
-    </w:p>
-    <w:p>
-      <w:pPr>
-        <w:pStyle w:val="a"/>
-        <w:tabs>
-          <w:tab w:val="num" w:pos="992"/>
-        </w:tabs>
-        <w:ind w:left="0"/>
-        <w:rPr>
-          <w:rFonts w:eastAsia="Aptos"/>
-        </w:rPr>
-      </w:pPr>
-      <w:r>
-        <w:t>Сеть: 4</w:t>
-      </w:r>
-      <w:r>
-        <w:rPr>
-          <w:lang w:val="en-US"/>
-        </w:rPr>
-        <w:t>G</w:t>
-      </w:r>
-      <w:r>
-        <w:t xml:space="preserve"> (</w:t>
-      </w:r>
-      <w:r>
-        <w:rPr>
-          <w:lang w:val="en-US"/>
-        </w:rPr>
-        <w:t>LTE</w:t>
-      </w:r>
-      <w:r>
-        <w:t>)</w:t>
-      </w:r>
-      <w:r>
-        <w:t xml:space="preserve"> или </w:t>
-      </w:r>
-      <w:r>
-        <w:rPr>
-          <w:lang w:val="en-US"/>
-        </w:rPr>
-        <w:t>Wi</w:t>
-      </w:r>
-      <w:r>
-        <w:t>-</w:t>
-      </w:r>
-      <w:r>
-        <w:rPr>
-          <w:lang w:val="en-US"/>
-        </w:rPr>
-        <w:t>fi</w:t>
-      </w:r>
-      <w:r>
-        <w:t>.</w:t>
-      </w:r>
-    </w:p>
-    <w:p>
-      <w:pPr>
-        <w:spacing w:line="360" w:lineRule="auto"/>
-        <w:ind w:firstLine="709"/>
-        <w:jc w:val="both"/>
-        <w:rPr>
-          <w:rFonts w:eastAsia="Aptos"/>
-          <w:kern w:val="2"/>
-          <w:sz w:val="28"/>
-          <w:szCs w:val="22"/>
-          <w:lang w:eastAsia="en-US"/>
-          <w14:ligatures w14:val="standardContextual"/>
-        </w:rPr>
-      </w:pPr>
-      <w:r>
-        <w:rPr>
-          <w:rFonts w:eastAsia="Aptos"/>
-          <w:kern w:val="2"/>
-          <w:sz w:val="28"/>
-          <w:szCs w:val="22"/>
-          <w:lang w:eastAsia="en-US"/>
-          <w14:ligatures w14:val="standardContextual"/>
-        </w:rPr>
-        <w:t xml:space="preserve">Для функционирования системы на стороне </w:t>
-      </w:r>
-      <w:r>
-        <w:rPr>
-          <w:rFonts w:eastAsia="Aptos"/>
-          <w:kern w:val="2"/>
-          <w:sz w:val="28"/>
-          <w:szCs w:val="22"/>
-          <w:lang w:eastAsia="en-US"/>
-          <w14:ligatures w14:val="standardContextual"/>
-        </w:rPr>
-        <w:t>ПК</w:t>
-      </w:r>
-      <w:r>
-        <w:rPr>
-          <w:rFonts w:eastAsia="Aptos"/>
-          <w:kern w:val="2"/>
-          <w:sz w:val="28"/>
-          <w:szCs w:val="22"/>
-          <w:lang w:eastAsia="en-US"/>
-          <w14:ligatures w14:val="standardContextual"/>
-        </w:rPr>
-        <w:t xml:space="preserve"> клиента</w:t>
-      </w:r>
-      <w:r>
-        <w:rPr>
-          <w:rFonts w:eastAsia="Aptos"/>
-          <w:kern w:val="2"/>
-          <w:sz w:val="28"/>
-          <w:szCs w:val="22"/>
-          <w:lang w:eastAsia="en-US"/>
-          <w14:ligatures w14:val="standardContextual"/>
-        </w:rPr>
-        <w:t xml:space="preserve"> (</w:t>
-      </w:r>
-      <w:proofErr w:type="spellStart"/>
-      <w:r>
-        <w:rPr>
-          <w:rFonts w:eastAsia="Aptos"/>
-          <w:kern w:val="2"/>
-          <w:sz w:val="28"/>
-          <w:szCs w:val="22"/>
-          <w:lang w:eastAsia="en-US"/>
-          <w14:ligatures w14:val="standardContextual"/>
-        </w:rPr>
-        <w:t>админпанель</w:t>
-      </w:r>
-      <w:proofErr w:type="spellEnd"/>
-      <w:r>
-        <w:rPr>
-          <w:rFonts w:eastAsia="Aptos"/>
-          <w:kern w:val="2"/>
-          <w:sz w:val="28"/>
-          <w:szCs w:val="22"/>
-          <w:lang w:eastAsia="en-US"/>
-          <w14:ligatures w14:val="standardContextual"/>
-        </w:rPr>
-        <w:t>)</w:t>
-      </w:r>
-      <w:r>
-        <w:rPr>
-          <w:rFonts w:eastAsia="Aptos"/>
-          <w:kern w:val="2"/>
-          <w:sz w:val="28"/>
-          <w:szCs w:val="22"/>
-          <w:lang w:eastAsia="en-US"/>
-          <w14:ligatures w14:val="standardContextual"/>
-        </w:rPr>
-        <w:t xml:space="preserve"> необходимы следующие программные и технические средства:</w:t>
-      </w:r>
-    </w:p>
-    <w:p>
-      <w:pPr>
-        <w:pStyle w:val="a"/>
-        <w:tabs>
-          <w:tab w:val="num" w:pos="992"/>
-        </w:tabs>
-        <w:ind w:left="0"/>
-        <w:rPr>
-          <w:rFonts w:eastAsia="Aptos"/>
-        </w:rPr>
-      </w:pPr>
-      <w:r>
-        <w:rPr>
-          <w:rFonts w:eastAsia="Aptos"/>
-        </w:rPr>
-        <w:t xml:space="preserve">ОС: </w:t>
-      </w:r>
-      <w:r>
-        <w:rPr>
-          <w:rFonts w:eastAsia="Aptos"/>
-          <w:lang w:val="en-US"/>
-        </w:rPr>
-        <w:t>Windows</w:t>
-      </w:r>
-      <w:r>
-        <w:rPr>
-          <w:rFonts w:eastAsia="Aptos"/>
-        </w:rPr>
-        <w:t xml:space="preserve"> 10, </w:t>
-      </w:r>
-      <w:r>
-        <w:rPr>
-          <w:rFonts w:eastAsia="Aptos"/>
-          <w:lang w:val="en-US"/>
-        </w:rPr>
-        <w:t>Windows</w:t>
-      </w:r>
-      <w:r>
-        <w:rPr>
-          <w:rFonts w:eastAsia="Aptos"/>
-        </w:rPr>
-        <w:t xml:space="preserve"> 11 </w:t>
-      </w:r>
-      <w:r>
-        <w:rPr>
-          <w:rFonts w:eastAsia="Aptos"/>
-        </w:rPr>
-        <w:t xml:space="preserve">или семейства </w:t>
-      </w:r>
-      <w:r>
-        <w:rPr>
-          <w:rFonts w:eastAsia="Aptos"/>
-          <w:lang w:val="en-US"/>
-        </w:rPr>
-        <w:t>Linux</w:t>
-      </w:r>
-      <w:r>
-        <w:rPr>
-          <w:rFonts w:eastAsia="Aptos"/>
-        </w:rPr>
-        <w:t xml:space="preserve"> </w:t>
-      </w:r>
-      <w:r>
-        <w:rPr>
-          <w:rFonts w:eastAsia="Aptos"/>
-          <w:lang w:val="en-US"/>
-        </w:rPr>
-        <w:t>c</w:t>
-      </w:r>
-      <w:r>
-        <w:rPr>
-          <w:rFonts w:eastAsia="Aptos"/>
-        </w:rPr>
-        <w:t xml:space="preserve"> </w:t>
-      </w:r>
-      <w:r>
-        <w:rPr>
-          <w:rFonts w:eastAsia="Aptos"/>
-        </w:rPr>
-        <w:t>рабочим столом;</w:t>
-      </w:r>
-    </w:p>
-    <w:p>
-      <w:pPr>
-        <w:pStyle w:val="a"/>
-        <w:tabs>
-          <w:tab w:val="num" w:pos="992"/>
-        </w:tabs>
-        <w:ind w:left="0"/>
-        <w:rPr>
-          <w:lang w:val="en-US"/>
-        </w:rPr>
-      </w:pPr>
-      <w:r>
-        <w:t>Процессор</w:t>
-      </w:r>
-      <w:r>
-        <w:rPr>
-          <w:lang w:val="en-US"/>
-        </w:rPr>
-        <w:t xml:space="preserve">: </w:t>
-      </w:r>
-      <w:r>
-        <w:rPr>
-          <w:lang w:val="en-US"/>
-        </w:rPr>
-        <w:t xml:space="preserve">Intel Core i5 </w:t>
-      </w:r>
-      <w:r>
-        <w:t>или</w:t>
-      </w:r>
-      <w:r>
-        <w:rPr>
-          <w:lang w:val="en-US"/>
-        </w:rPr>
-        <w:t xml:space="preserve"> </w:t>
-      </w:r>
-      <w:r>
-        <w:rPr>
-          <w:lang w:val="en-US"/>
-        </w:rPr>
-        <w:t>AMD Ryzen;</w:t>
-      </w:r>
-    </w:p>
-    <w:p>
-      <w:pPr>
-        <w:pStyle w:val="a"/>
-        <w:tabs>
-          <w:tab w:val="num" w:pos="992"/>
-        </w:tabs>
-        <w:ind w:left="0"/>
-      </w:pPr>
-      <w:r>
-        <w:t>Оперативная память: 4</w:t>
+        <w:t xml:space="preserve">Среда выполнения: </w:t>
       </w:r>
       <w:bookmarkStart w:id="2" w:name="_GoBack"/>
       <w:bookmarkEnd w:id="2"/>
       <w:r>
+        <w:rPr>
+          <w:lang w:val="en-US"/>
+        </w:rPr>
+        <w:t>.NET-8</w:t>
+      </w:r>
+      <w:r>
+        <w:t>.0 и выше;</w:t>
+      </w:r>
+    </w:p>
+    <w:p>
+      <w:pPr>
+        <w:pStyle w:val="a"/>
+        <w:tabs>
+          <w:tab w:val="num" w:pos="992"/>
+        </w:tabs>
+        <w:ind w:left="0"/>
+      </w:pPr>
+      <w:r>
+        <w:t>Процессор</w:t>
+      </w:r>
+      <w:r>
+        <w:t xml:space="preserve">: </w:t>
+      </w:r>
+      <w:r>
+        <w:rPr>
+          <w:lang w:val="en-US"/>
+        </w:rPr>
+        <w:t>Intel</w:t>
+      </w:r>
+      <w:r>
         <w:t xml:space="preserve"> </w:t>
       </w:r>
+      <w:r>
+        <w:t>или</w:t>
+      </w:r>
+      <w:r>
+        <w:t xml:space="preserve"> </w:t>
+      </w:r>
+      <w:r>
+        <w:rPr>
+          <w:lang w:val="en-US"/>
+        </w:rPr>
+        <w:t>AMD</w:t>
+      </w:r>
+      <w:r>
+        <w:t xml:space="preserve">, архитектура </w:t>
+      </w:r>
+      <w:r>
+        <w:rPr>
+          <w:lang w:val="en-US"/>
+        </w:rPr>
+        <w:t>x</w:t>
+      </w:r>
+      <w:r>
+        <w:t>86_64</w:t>
+      </w:r>
+      <w:r>
+        <w:t>;</w:t>
+      </w:r>
+    </w:p>
+    <w:p>
+      <w:pPr>
+        <w:pStyle w:val="a"/>
+        <w:tabs>
+          <w:tab w:val="num" w:pos="992"/>
+        </w:tabs>
+        <w:ind w:left="0"/>
+      </w:pPr>
+      <w:r>
+        <w:t>Оперативная память: 4</w:t>
+      </w:r>
+      <w:r>
+        <w:t xml:space="preserve"> </w:t>
+      </w:r>
       <w:proofErr w:type="spellStart"/>
       <w:r>
         <w:t>гб</w:t>
@@ -5214,6 +5276,18 @@
           <w:lang w:val="en-US"/>
         </w:rPr>
         <w:t>fi</w:t>
+      </w:r>
+      <w:r>
+        <w:t xml:space="preserve"> или проводное соединение</w:t>
+      </w:r>
+      <w:r>
+        <w:t xml:space="preserve"> от 50мбит</w:t>
+      </w:r>
+      <w:r>
+        <w:t>/</w:t>
+      </w:r>
+      <w:r>
+        <w:t>с</w:t>
       </w:r>
       <w:r>
         <w:t>.</w:t>
@@ -5245,30 +5319,85 @@
     <w:p>
       <w:pPr>
         <w:spacing w:line="360" w:lineRule="auto"/>
-        <w:ind w:firstLine="709"/>
         <w:jc w:val="both"/>
         <w:rPr>
-          <w:rFonts w:eastAsiaTheme="minorHAnsi"/>
-          <w:kern w:val="2"/>
-          <w:sz w:val="28"/>
-          <w:szCs w:val="22"/>
-          <w:lang w:eastAsia="en-US"/>
-          <w14:ligatures w14:val="standardContextual"/>
-        </w:rPr>
-      </w:pPr>
-    </w:p>
-    <w:p>
-      <w:pPr>
-        <w:spacing w:line="360" w:lineRule="auto"/>
-        <w:ind w:firstLine="709"/>
-        <w:jc w:val="both"/>
-        <w:rPr>
-          <w:rFonts w:eastAsia="Aptos"/>
-          <w:kern w:val="2"/>
-          <w:sz w:val="28"/>
-          <w:szCs w:val="22"/>
-          <w:lang w:eastAsia="en-US"/>
-          <w14:ligatures w14:val="standardContextual"/>
+          <w:rFonts w:eastAsia="Aptos"/>
+          <w:kern w:val="2"/>
+          <w:sz w:val="28"/>
+          <w:szCs w:val="22"/>
+          <w:lang w:eastAsia="en-US"/>
+          <w14:ligatures w14:val="standardContextual"/>
+        </w:rPr>
+      </w:pPr>
+    </w:p>
+    <w:p>
+      <w:pPr>
+        <w:pStyle w:val="1"/>
+        <w:ind w:left="709" w:firstLine="0"/>
+      </w:pPr>
+      <w:r>
+        <w:lastRenderedPageBreak/>
+        <w:t>2</w:t>
+      </w:r>
+      <w:r>
+        <w:t xml:space="preserve"> </w:t>
+      </w:r>
+      <w:r>
+        <w:rPr>
+          <w:sz w:val="28"/>
+        </w:rPr>
+        <w:t>Проектирование программного обеспечения</w:t>
+      </w:r>
+    </w:p>
+    <w:p>
+      <w:pPr>
+        <w:pStyle w:val="2"/>
+        <w:keepLines/>
+        <w:spacing w:before="482" w:after="482" w:line="360" w:lineRule="auto"/>
+        <w:ind w:left="709"/>
+        <w:rPr>
+          <w:rFonts w:ascii="Times New Roman" w:eastAsiaTheme="majorEastAsia" w:hAnsi="Times New Roman" w:cstheme="majorBidi"/>
+          <w:bCs w:val="0"/>
+          <w:i w:val="0"/>
+          <w:iCs w:val="0"/>
+          <w:kern w:val="2"/>
+          <w:szCs w:val="32"/>
+          <w:lang w:eastAsia="en-US"/>
+          <w14:ligatures w14:val="standardContextual"/>
+        </w:rPr>
+      </w:pPr>
+      <w:r>
+        <w:rPr>
+          <w:rFonts w:ascii="Times New Roman" w:eastAsiaTheme="majorEastAsia" w:hAnsi="Times New Roman" w:cstheme="majorBidi"/>
+          <w:bCs w:val="0"/>
+          <w:i w:val="0"/>
+          <w:iCs w:val="0"/>
+          <w:kern w:val="2"/>
+          <w:szCs w:val="32"/>
+          <w:lang w:eastAsia="en-US"/>
+          <w14:ligatures w14:val="standardContextual"/>
+        </w:rPr>
+        <w:t xml:space="preserve">2.1 </w:t>
+      </w:r>
+      <w:r>
+        <w:rPr>
+          <w:rFonts w:ascii="Times New Roman" w:eastAsiaTheme="majorEastAsia" w:hAnsi="Times New Roman" w:cstheme="majorBidi"/>
+          <w:bCs w:val="0"/>
+          <w:i w:val="0"/>
+          <w:iCs w:val="0"/>
+          <w:kern w:val="2"/>
+          <w:szCs w:val="32"/>
+          <w:lang w:eastAsia="en-US"/>
+          <w14:ligatures w14:val="standardContextual"/>
+        </w:rPr>
+        <w:t>Проектирование интерфейса пользователя</w:t>
+      </w:r>
+    </w:p>
+    <w:p>
+      <w:pPr>
+        <w:rPr>
+          <w:rFonts w:eastAsiaTheme="majorEastAsia"/>
+          <w:lang w:eastAsia="en-US"/>
         </w:rPr>
       </w:pPr>
     </w:p>
@@ -5358,7 +5487,7 @@
           <w:rPr>
             <w:noProof/>
           </w:rPr>
-          <w:t>9</w:t>
+          <w:t>10</w:t>
         </w:r>
         <w:r>
           <w:fldChar w:fldCharType="end"/>
@@ -5436,6 +5565,119 @@
 <file path=word/numbering.xml><?xml version="1.0" encoding="utf-8"?>
 <w:numbering xmlns:wpc="http://schemas.microsoft.com/office/word/2010/wordprocessingCanvas" xmlns:cx="http://schemas.microsoft.com/office/drawing/2014/chartex" xmlns:mc="http://schemas.openxmlformats.org/markup-compatibility/2006" xmlns:o="urn:schemas-microsoft-com:office:office" xmlns:r="http://schemas.openxmlformats.org/officeDocument/2006/relationships" xmlns:m="http://schemas.openxmlformats.org/officeDocument/2006/math" xmlns:v="urn:schemas-microsoft-com:vml" xmlns:wp14="http://schemas.microsoft.com/office/word/2010/wordprocessingDrawing" xmlns:wp="http://schemas.openxmlformats.org/drawingml/2006/wordprocessingDrawing" xmlns:w10="urn:schemas-microsoft-com:office:word" xmlns:w="http://schemas.openxmlformats.org/wordprocessingml/2006/main" xmlns:w14="http://schemas.microsoft.com/office/word/2010/wordml" xmlns:w15="http://schemas.microsoft.com/office/word/2012/wordml" xmlns:w16se="http://schemas.microsoft.com/office/word/2015/wordml/symex" xmlns:wpg="http://schemas.microsoft.com/office/word/2010/wordprocessingGroup" xmlns:wpi="http://schemas.microsoft.com/office/word/2010/wordprocessingInk" xmlns:wne="http://schemas.microsoft.com/office/word/2006/wordml" xmlns:wps="http://schemas.microsoft.com/office/word/2010/wordprocessingShape" mc:Ignorable="w14 w15 w16se wp14">
   <w:abstractNum w:abstractNumId="0" w15:restartNumberingAfterBreak="0">
+    <w:nsid w:val="073779DE"/>
+    <w:multiLevelType w:val="multilevel"/>
+    <w:tmpl w:val="2424BBAC"/>
+    <w:lvl w:ilvl="0">
+      <w:start w:val="1"/>
+      <w:numFmt w:val="decimal"/>
+      <w:lvlText w:val="%1"/>
+      <w:lvlJc w:val="left"/>
+      <w:pPr>
+        <w:ind w:left="420" w:hanging="420"/>
+      </w:pPr>
+      <w:rPr>
+        <w:rFonts w:hint="default"/>
+      </w:rPr>
+    </w:lvl>
+    <w:lvl w:ilvl="1">
+      <w:start w:val="1"/>
+      <w:numFmt w:val="decimal"/>
+      <w:lvlText w:val="%1.%2"/>
+      <w:lvlJc w:val="left"/>
+      <w:pPr>
+        <w:ind w:left="1129" w:hanging="420"/>
+      </w:pPr>
+      <w:rPr>
+        <w:rFonts w:hint="default"/>
+      </w:rPr>
+    </w:lvl>
+    <w:lvl w:ilvl="2">
+      <w:start w:val="1"/>
+      <w:numFmt w:val="decimal"/>
+      <w:lvlText w:val="%1.%2.%3"/>
+      <w:lvlJc w:val="left"/>
+      <w:pPr>
+        <w:ind w:left="2138" w:hanging="720"/>
+      </w:pPr>
+      <w:rPr>
+        <w:rFonts w:hint="default"/>
+      </w:rPr>
+    </w:lvl>
+    <w:lvl w:ilvl="3">
+      <w:start w:val="1"/>
+      <w:numFmt w:val="decimal"/>
+      <w:lvlText w:val="%1.%2.%3.%4"/>
+      <w:lvlJc w:val="left"/>
+      <w:pPr>
+        <w:ind w:left="2847" w:hanging="720"/>
+      </w:pPr>
+      <w:rPr>
+        <w:rFonts w:hint="default"/>
+      </w:rPr>
+    </w:lvl>
+    <w:lvl w:ilvl="4">
+      <w:start w:val="1"/>
+      <w:numFmt w:val="decimal"/>
+      <w:lvlText w:val="%1.%2.%3.%4.%5"/>
+      <w:lvlJc w:val="left"/>
+      <w:pPr>
+        <w:ind w:left="3916" w:hanging="1080"/>
+      </w:pPr>
+      <w:rPr>
+        <w:rFonts w:hint="default"/>
+      </w:rPr>
+    </w:lvl>
+    <w:lvl w:ilvl="5">
+      <w:start w:val="1"/>
+      <w:numFmt w:val="decimal"/>
+      <w:lvlText w:val="%1.%2.%3.%4.%5.%6"/>
+      <w:lvlJc w:val="left"/>
+      <w:pPr>
+        <w:ind w:left="4625" w:hanging="1080"/>
+      </w:pPr>
+      <w:rPr>
+        <w:rFonts w:hint="default"/>
+      </w:rPr>
+    </w:lvl>
+    <w:lvl w:ilvl="6">
+      <w:start w:val="1"/>
+      <w:numFmt w:val="decimal"/>
+      <w:lvlText w:val="%1.%2.%3.%4.%5.%6.%7"/>
+      <w:lvlJc w:val="left"/>
+      <w:pPr>
+        <w:ind w:left="5694" w:hanging="1440"/>
+      </w:pPr>
+      <w:rPr>
+        <w:rFonts w:hint="default"/>
+      </w:rPr>
+    </w:lvl>
+    <w:lvl w:ilvl="7">
+      <w:start w:val="1"/>
+      <w:numFmt w:val="decimal"/>
+      <w:lvlText w:val="%1.%2.%3.%4.%5.%6.%7.%8"/>
+      <w:lvlJc w:val="left"/>
+      <w:pPr>
+        <w:ind w:left="6403" w:hanging="1440"/>
+      </w:pPr>
+      <w:rPr>
+        <w:rFonts w:hint="default"/>
+      </w:rPr>
+    </w:lvl>
+    <w:lvl w:ilvl="8">
+      <w:start w:val="1"/>
+      <w:numFmt w:val="decimal"/>
+      <w:lvlText w:val="%1.%2.%3.%4.%5.%6.%7.%8.%9"/>
+      <w:lvlJc w:val="left"/>
+      <w:pPr>
+        <w:ind w:left="7472" w:hanging="1800"/>
+      </w:pPr>
+      <w:rPr>
+        <w:rFonts w:hint="default"/>
+      </w:rPr>
+    </w:lvl>
+  </w:abstractNum>
+  <w:abstractNum w:abstractNumId="1" w15:restartNumberingAfterBreak="0">
     <w:nsid w:val="113429F7"/>
     <w:multiLevelType w:val="hybridMultilevel"/>
     <w:tmpl w:val="6520F6EC"/>
@@ -5552,7 +5794,7 @@
       </w:rPr>
     </w:lvl>
   </w:abstractNum>
-  <w:abstractNum w:abstractNumId="1" w15:restartNumberingAfterBreak="0">
+  <w:abstractNum w:abstractNumId="2" w15:restartNumberingAfterBreak="0">
     <w:nsid w:val="2FA92B23"/>
     <w:multiLevelType w:val="multilevel"/>
     <w:tmpl w:val="3B766932"/>
@@ -5701,7 +5943,7 @@
       </w:rPr>
     </w:lvl>
   </w:abstractNum>
-  <w:abstractNum w:abstractNumId="2" w15:restartNumberingAfterBreak="0">
+  <w:abstractNum w:abstractNumId="3" w15:restartNumberingAfterBreak="0">
     <w:nsid w:val="322F7E62"/>
     <w:multiLevelType w:val="multilevel"/>
     <w:tmpl w:val="72A4A0BC"/>
@@ -5850,7 +6092,7 @@
       </w:rPr>
     </w:lvl>
   </w:abstractNum>
-  <w:abstractNum w:abstractNumId="3" w15:restartNumberingAfterBreak="0">
+  <w:abstractNum w:abstractNumId="4" w15:restartNumberingAfterBreak="0">
     <w:nsid w:val="327454CD"/>
     <w:multiLevelType w:val="multilevel"/>
     <w:tmpl w:val="EB2206D0"/>
@@ -5999,7 +6241,7 @@
       </w:rPr>
     </w:lvl>
   </w:abstractNum>
-  <w:abstractNum w:abstractNumId="4" w15:restartNumberingAfterBreak="0">
+  <w:abstractNum w:abstractNumId="5" w15:restartNumberingAfterBreak="0">
     <w:nsid w:val="339047C2"/>
     <w:multiLevelType w:val="hybridMultilevel"/>
     <w:tmpl w:val="9B54874C"/>
@@ -6088,7 +6330,7 @@
       </w:pPr>
     </w:lvl>
   </w:abstractNum>
-  <w:abstractNum w:abstractNumId="5" w15:restartNumberingAfterBreak="0">
+  <w:abstractNum w:abstractNumId="6" w15:restartNumberingAfterBreak="0">
     <w:nsid w:val="43886EE4"/>
     <w:multiLevelType w:val="multilevel"/>
     <w:tmpl w:val="C330BB44"/>
@@ -6237,7 +6479,7 @@
       </w:rPr>
     </w:lvl>
   </w:abstractNum>
-  <w:abstractNum w:abstractNumId="6" w15:restartNumberingAfterBreak="0">
+  <w:abstractNum w:abstractNumId="7" w15:restartNumberingAfterBreak="0">
     <w:nsid w:val="43DE5705"/>
     <w:multiLevelType w:val="multilevel"/>
     <w:tmpl w:val="451816DA"/>
@@ -6386,7 +6628,7 @@
       </w:rPr>
     </w:lvl>
   </w:abstractNum>
-  <w:abstractNum w:abstractNumId="7" w15:restartNumberingAfterBreak="0">
+  <w:abstractNum w:abstractNumId="8" w15:restartNumberingAfterBreak="0">
     <w:nsid w:val="55501E45"/>
     <w:multiLevelType w:val="hybridMultilevel"/>
     <w:tmpl w:val="9B1C1258"/>
@@ -6475,7 +6717,7 @@
       </w:pPr>
     </w:lvl>
   </w:abstractNum>
-  <w:abstractNum w:abstractNumId="8" w15:restartNumberingAfterBreak="0">
+  <w:abstractNum w:abstractNumId="9" w15:restartNumberingAfterBreak="0">
     <w:nsid w:val="5E564A0F"/>
     <w:multiLevelType w:val="multilevel"/>
     <w:tmpl w:val="D4B81036"/>
@@ -6588,7 +6830,7 @@
       </w:rPr>
     </w:lvl>
   </w:abstractNum>
-  <w:abstractNum w:abstractNumId="9" w15:restartNumberingAfterBreak="0">
+  <w:abstractNum w:abstractNumId="10" w15:restartNumberingAfterBreak="0">
     <w:nsid w:val="62BD456F"/>
     <w:multiLevelType w:val="multilevel"/>
     <w:tmpl w:val="F2FC67AA"/>
@@ -6737,7 +6979,7 @@
       </w:rPr>
     </w:lvl>
   </w:abstractNum>
-  <w:abstractNum w:abstractNumId="10" w15:restartNumberingAfterBreak="0">
+  <w:abstractNum w:abstractNumId="11" w15:restartNumberingAfterBreak="0">
     <w:nsid w:val="6F776675"/>
     <w:multiLevelType w:val="multilevel"/>
     <w:tmpl w:val="E6D88734"/>
@@ -6886,7 +7128,7 @@
       </w:rPr>
     </w:lvl>
   </w:abstractNum>
-  <w:abstractNum w:abstractNumId="11" w15:restartNumberingAfterBreak="0">
+  <w:abstractNum w:abstractNumId="12" w15:restartNumberingAfterBreak="0">
     <w:nsid w:val="73E90039"/>
     <w:multiLevelType w:val="hybridMultilevel"/>
     <w:tmpl w:val="6506F034"/>
@@ -6975,7 +7217,7 @@
       </w:pPr>
     </w:lvl>
   </w:abstractNum>
-  <w:abstractNum w:abstractNumId="12" w15:restartNumberingAfterBreak="0">
+  <w:abstractNum w:abstractNumId="13" w15:restartNumberingAfterBreak="0">
     <w:nsid w:val="7E7D4F9C"/>
     <w:multiLevelType w:val="multilevel"/>
     <w:tmpl w:val="B1A48C8A"/>
@@ -7089,69 +7331,72 @@
     </w:lvl>
   </w:abstractNum>
   <w:num w:numId="1">
+    <w:abstractNumId w:val="2"/>
+  </w:num>
+  <w:num w:numId="2">
     <w:abstractNumId w:val="1"/>
   </w:num>
-  <w:num w:numId="2">
-    <w:abstractNumId w:val="0"/>
+  <w:num w:numId="3">
+    <w:abstractNumId w:val="9"/>
   </w:num>
-  <w:num w:numId="3">
+  <w:num w:numId="4">
+    <w:abstractNumId w:val="5"/>
+  </w:num>
+  <w:num w:numId="5">
+    <w:abstractNumId w:val="12"/>
+  </w:num>
+  <w:num w:numId="6">
     <w:abstractNumId w:val="8"/>
   </w:num>
-  <w:num w:numId="4">
+  <w:num w:numId="7">
+    <w:abstractNumId w:val="6"/>
+  </w:num>
+  <w:num w:numId="8">
+    <w:abstractNumId w:val="10"/>
+  </w:num>
+  <w:num w:numId="9">
+    <w:abstractNumId w:val="13"/>
+  </w:num>
+  <w:num w:numId="10">
     <w:abstractNumId w:val="4"/>
   </w:num>
-  <w:num w:numId="5">
+  <w:num w:numId="11">
+    <w:abstractNumId w:val="3"/>
+  </w:num>
+  <w:num w:numId="12">
+    <w:abstractNumId w:val="7"/>
+  </w:num>
+  <w:num w:numId="13">
     <w:abstractNumId w:val="11"/>
   </w:num>
-  <w:num w:numId="6">
-    <w:abstractNumId w:val="7"/>
-  </w:num>
-  <w:num w:numId="7">
-    <w:abstractNumId w:val="5"/>
-  </w:num>
-  <w:num w:numId="8">
-    <w:abstractNumId w:val="9"/>
-  </w:num>
-  <w:num w:numId="9">
-    <w:abstractNumId w:val="12"/>
-  </w:num>
-  <w:num w:numId="10">
-    <w:abstractNumId w:val="3"/>
-  </w:num>
-  <w:num w:numId="11">
-    <w:abstractNumId w:val="2"/>
-  </w:num>
-  <w:num w:numId="12">
-    <w:abstractNumId w:val="6"/>
-  </w:num>
-  <w:num w:numId="13">
-    <w:abstractNumId w:val="10"/>
-  </w:num>
   <w:num w:numId="14">
-    <w:abstractNumId w:val="0"/>
+    <w:abstractNumId w:val="1"/>
   </w:num>
   <w:num w:numId="15">
-    <w:abstractNumId w:val="0"/>
+    <w:abstractNumId w:val="1"/>
   </w:num>
   <w:num w:numId="16">
-    <w:abstractNumId w:val="0"/>
+    <w:abstractNumId w:val="1"/>
   </w:num>
   <w:num w:numId="17">
-    <w:abstractNumId w:val="0"/>
+    <w:abstractNumId w:val="1"/>
   </w:num>
   <w:num w:numId="18">
-    <w:abstractNumId w:val="0"/>
+    <w:abstractNumId w:val="1"/>
   </w:num>
   <w:num w:numId="19">
-    <w:abstractNumId w:val="0"/>
+    <w:abstractNumId w:val="1"/>
   </w:num>
   <w:num w:numId="20">
-    <w:abstractNumId w:val="0"/>
+    <w:abstractNumId w:val="1"/>
   </w:num>
   <w:num w:numId="21">
-    <w:abstractNumId w:val="0"/>
+    <w:abstractNumId w:val="1"/>
   </w:num>
   <w:num w:numId="22">
+    <w:abstractNumId w:val="1"/>
+  </w:num>
+  <w:num w:numId="23">
     <w:abstractNumId w:val="0"/>
   </w:num>
 </w:numbering>
@@ -7682,7 +7927,6 @@
   <w:style w:type="character" w:default="1" w:styleId="a2">
     <w:name w:val="Default Paragraph Font"/>
     <w:uiPriority w:val="1"/>
-    <w:semiHidden/>
     <w:unhideWhenUsed/>
   </w:style>
   <w:style w:type="table" w:default="1" w:styleId="a3">
@@ -8283,7 +8527,7 @@
 </file>
 
 <file path=customXml/itemProps1.xml><?xml version="1.0" encoding="utf-8"?>
-<ds:datastoreItem xmlns:ds="http://schemas.openxmlformats.org/officeDocument/2006/customXml" ds:itemID="{B225174D-2525-4EA8-B483-F4A5948A684C}">
+<ds:datastoreItem xmlns:ds="http://schemas.openxmlformats.org/officeDocument/2006/customXml" ds:itemID="{9007A896-40BA-43BC-8A39-9EC73299FBDB}">
   <ds:schemaRefs>
     <ds:schemaRef ds:uri="http://schemas.openxmlformats.org/officeDocument/2006/bibliography"/>
   </ds:schemaRefs>
